--- a/uploads/Butler_Jamie_Resume.docx
+++ b/uploads/Butler_Jamie_Resume.docx
@@ -39,15 +39,15 @@
         <w:spacing w:after="80"/>
         <w:jc w:val="center"/>
         <w:rPr>
-          <w:sz w:val="16"/>
-          <w:szCs w:val="16"/>
+          <w:sz w:val="17"/>
+          <w:szCs w:val="17"/>
         </w:rPr>
       </w:pPr>
       <w:r>
         <w:rPr>
           <w:color w:val="555555"/>
-          <w:sz w:val="16"/>
-          <w:szCs w:val="16"/>
+          <w:sz w:val="17"/>
+          <w:szCs w:val="17"/>
         </w:rPr>
         <w:t>Houston, TX   ·</w:t>
       </w:r>
@@ -55,8 +55,8 @@
       <w:r>
         <w:rPr>
           <w:color w:val="555555"/>
-          <w:sz w:val="16"/>
-          <w:szCs w:val="16"/>
+          <w:sz w:val="17"/>
+          <w:szCs w:val="17"/>
         </w:rPr>
         <w:t xml:space="preserve">   (</w:t>
       </w:r>
@@ -64,8 +64,8 @@
       <w:r>
         <w:rPr>
           <w:color w:val="555555"/>
-          <w:sz w:val="16"/>
-          <w:szCs w:val="16"/>
+          <w:sz w:val="17"/>
+          <w:szCs w:val="17"/>
         </w:rPr>
         <w:t xml:space="preserve">951) 768-4008   ·   </w:t>
       </w:r>
@@ -73,8 +73,8 @@
         <w:r>
           <w:rPr>
             <w:color w:val="2E5FA3"/>
-            <w:sz w:val="16"/>
-            <w:szCs w:val="16"/>
+            <w:sz w:val="17"/>
+            <w:szCs w:val="17"/>
             <w:u w:val="single"/>
           </w:rPr>
           <w:t>jamieadambutler@gmail.com</w:t>
@@ -83,8 +83,8 @@
       <w:r>
         <w:rPr>
           <w:color w:val="555555"/>
-          <w:sz w:val="16"/>
-          <w:szCs w:val="16"/>
+          <w:sz w:val="17"/>
+          <w:szCs w:val="17"/>
         </w:rPr>
         <w:t xml:space="preserve">   ·   </w:t>
       </w:r>
@@ -92,8 +92,8 @@
         <w:r>
           <w:rPr>
             <w:color w:val="2E5FA3"/>
-            <w:sz w:val="16"/>
-            <w:szCs w:val="16"/>
+            <w:sz w:val="17"/>
+            <w:szCs w:val="17"/>
             <w:u w:val="single"/>
           </w:rPr>
           <w:t>linkedin.com/in/</w:t>
@@ -102,8 +102,8 @@
         <w:r>
           <w:rPr>
             <w:color w:val="2E5FA3"/>
-            <w:sz w:val="16"/>
-            <w:szCs w:val="16"/>
+            <w:sz w:val="17"/>
+            <w:szCs w:val="17"/>
             <w:u w:val="single"/>
           </w:rPr>
           <w:t>jamieadambutler</w:t>
@@ -113,8 +113,8 @@
       <w:r>
         <w:rPr>
           <w:color w:val="555555"/>
-          <w:sz w:val="16"/>
-          <w:szCs w:val="16"/>
+          <w:sz w:val="17"/>
+          <w:szCs w:val="17"/>
         </w:rPr>
         <w:t xml:space="preserve">   ·   </w:t>
       </w:r>
@@ -123,8 +123,8 @@
         <w:r>
           <w:rPr>
             <w:color w:val="2E5FA3"/>
-            <w:sz w:val="16"/>
-            <w:szCs w:val="16"/>
+            <w:sz w:val="17"/>
+            <w:szCs w:val="17"/>
             <w:u w:val="single"/>
           </w:rPr>
           <w:t>jamiebutler.vercel.app</w:t>
@@ -137,7 +137,7 @@
         <w:pBdr>
           <w:bottom w:val="single" w:sz="8" w:space="2" w:color="2E5FA3"/>
         </w:pBdr>
-        <w:spacing w:before="60" w:after="30"/>
+        <w:spacing w:before="30" w:after="20"/>
         <w:jc w:val="center"/>
       </w:pPr>
       <w:r>
@@ -154,7 +154,7 @@
     </w:p>
     <w:p>
       <w:pPr>
-        <w:spacing w:before="20" w:after="60"/>
+        <w:spacing w:before="10" w:after="30"/>
       </w:pPr>
       <w:r>
         <w:rPr>
@@ -253,19 +253,27 @@
     </w:p>
     <w:p>
       <w:pPr>
-        <w:spacing w:after="10"/>
-        <w:rPr>
-          <w:sz w:val="4"/>
-          <w:szCs w:val="4"/>
-        </w:rPr>
-      </w:pPr>
-    </w:p>
-    <w:p>
-      <w:pPr>
         <w:pBdr>
           <w:bottom w:val="single" w:sz="8" w:space="2" w:color="2E5FA3"/>
         </w:pBdr>
-        <w:spacing w:before="60" w:after="30"/>
+        <w:spacing w:before="30" w:after="20"/>
+        <w:jc w:val="center"/>
+        <w:rPr>
+          <w:b/>
+          <w:bCs/>
+          <w:color w:val="1B3A6B"/>
+          <w:spacing w:val="20"/>
+          <w:sz w:val="10"/>
+          <w:szCs w:val="10"/>
+        </w:rPr>
+      </w:pPr>
+    </w:p>
+    <w:p>
+      <w:pPr>
+        <w:pBdr>
+          <w:bottom w:val="single" w:sz="8" w:space="2" w:color="2E5FA3"/>
+        </w:pBdr>
+        <w:spacing w:before="30" w:after="20"/>
         <w:jc w:val="center"/>
       </w:pPr>
       <w:r>
@@ -365,23 +373,7 @@
           <w:sz w:val="19"/>
           <w:szCs w:val="19"/>
         </w:rPr>
-        <w:t>150–</w:t>
-      </w:r>
-      <w:r>
-        <w:rPr>
-          <w:color w:val="000000"/>
-          <w:sz w:val="19"/>
-          <w:szCs w:val="19"/>
-        </w:rPr>
-        <w:t>50</w:t>
-      </w:r>
-      <w:r>
-        <w:rPr>
-          <w:color w:val="000000"/>
-          <w:sz w:val="19"/>
-          <w:szCs w:val="19"/>
-        </w:rPr>
-        <w:t>00 user environments architected and modernized across M365, Salesforce, Bullhorn, and AI platforms</w:t>
+        <w:t>150–500 user environments architected and modernized across M365, Salesforce, Bullhorn, and AI platforms</w:t>
       </w:r>
     </w:p>
     <w:p>
@@ -403,7 +395,7 @@
           <w:sz w:val="19"/>
           <w:szCs w:val="19"/>
         </w:rPr>
-        <w:t>8 years of sustained organizational growth supported across 900 active clients at EOSG Resources</w:t>
+        <w:t>8 years of sustained organizational growth supported across ~900 active clients at EOSG Resources</w:t>
       </w:r>
     </w:p>
     <w:p>
@@ -425,7 +417,7 @@
           <w:sz w:val="19"/>
           <w:szCs w:val="19"/>
         </w:rPr>
-        <w:t>5 major enterprise platform migrations delivered: dual ERP, M365, Salesforce, Bullhorn, Ironclad CLM</w:t>
+        <w:t>5 major enterprise platform migrations delivered: dual ERP, M365, Salesforce CRM/ATS, Bullhorn, Ironclad CLM</w:t>
       </w:r>
     </w:p>
     <w:p>
@@ -434,6 +426,15 @@
         <w:rPr>
           <w:sz w:val="4"/>
           <w:szCs w:val="4"/>
+        </w:rPr>
+      </w:pPr>
+    </w:p>
+    <w:p>
+      <w:pPr>
+        <w:spacing w:after="10"/>
+        <w:rPr>
+          <w:sz w:val="10"/>
+          <w:szCs w:val="10"/>
         </w:rPr>
       </w:pPr>
     </w:p>
@@ -442,7 +443,7 @@
         <w:pBdr>
           <w:bottom w:val="single" w:sz="8" w:space="2" w:color="2E5FA3"/>
         </w:pBdr>
-        <w:spacing w:before="60" w:after="30"/>
+        <w:spacing w:before="30" w:after="20"/>
         <w:jc w:val="center"/>
       </w:pPr>
       <w:r>
@@ -459,7 +460,7 @@
     </w:p>
     <w:tbl>
       <w:tblPr>
-        <w:tblW w:w="9900" w:type="dxa"/>
+        <w:tblW w:w="10080" w:type="dxa"/>
         <w:jc w:val="center"/>
         <w:tblBorders>
           <w:top w:val="single" w:sz="4" w:space="0" w:color="auto"/>
@@ -476,9 +477,9 @@
         <w:tblLook w:val="04A0" w:firstRow="1" w:lastRow="0" w:firstColumn="1" w:lastColumn="0" w:noHBand="0" w:noVBand="1"/>
       </w:tblPr>
       <w:tblGrid>
-        <w:gridCol w:w="3330"/>
-        <w:gridCol w:w="3510"/>
-        <w:gridCol w:w="3060"/>
+        <w:gridCol w:w="3480"/>
+        <w:gridCol w:w="3450"/>
+        <w:gridCol w:w="3150"/>
       </w:tblGrid>
       <w:tr>
         <w:tblPrEx>
@@ -492,7 +493,7 @@
         </w:trPr>
         <w:tc>
           <w:tcPr>
-            <w:tcW w:w="3330" w:type="dxa"/>
+            <w:tcW w:w="3480" w:type="dxa"/>
             <w:tcBorders>
               <w:top w:val="none" w:sz="0" w:space="0" w:color="FFFFFF"/>
               <w:left w:val="none" w:sz="0" w:space="0" w:color="FFFFFF"/>
@@ -507,27 +508,17 @@
             </w:tcMar>
           </w:tcPr>
           <w:p>
-            <w:proofErr w:type="gramStart"/>
+            <w:pPr>
+              <w:jc w:val="center"/>
+            </w:pPr>
             <w:r>
-              <w:rPr>
-                <w:b/>
-                <w:bCs/>
-                <w:color w:val="2E5FA3"/>
-              </w:rPr>
-              <w:t xml:space="preserve">▪  </w:t>
-            </w:r>
-            <w:r>
-              <w:t>Digital</w:t>
-            </w:r>
-            <w:proofErr w:type="gramEnd"/>
-            <w:r>
-              <w:t xml:space="preserve"> Transformation</w:t>
+              <w:t>Digital Transformation</w:t>
             </w:r>
           </w:p>
         </w:tc>
         <w:tc>
           <w:tcPr>
-            <w:tcW w:w="3510" w:type="dxa"/>
+            <w:tcW w:w="3450" w:type="dxa"/>
             <w:tcBorders>
               <w:top w:val="none" w:sz="0" w:space="0" w:color="FFFFFF"/>
               <w:left w:val="none" w:sz="0" w:space="0" w:color="FFFFFF"/>
@@ -542,27 +533,17 @@
             </w:tcMar>
           </w:tcPr>
           <w:p>
-            <w:proofErr w:type="gramStart"/>
+            <w:pPr>
+              <w:jc w:val="center"/>
+            </w:pPr>
             <w:r>
-              <w:rPr>
-                <w:b/>
-                <w:bCs/>
-                <w:color w:val="2E5FA3"/>
-              </w:rPr>
-              <w:t xml:space="preserve">▪  </w:t>
-            </w:r>
-            <w:r>
-              <w:t>Enterprise</w:t>
-            </w:r>
-            <w:proofErr w:type="gramEnd"/>
-            <w:r>
-              <w:t xml:space="preserve"> Architecture</w:t>
+              <w:t>Enterprise Architecture</w:t>
             </w:r>
           </w:p>
         </w:tc>
         <w:tc>
           <w:tcPr>
-            <w:tcW w:w="3060" w:type="dxa"/>
+            <w:tcW w:w="3150" w:type="dxa"/>
             <w:tcBorders>
               <w:top w:val="none" w:sz="0" w:space="0" w:color="FFFFFF"/>
               <w:left w:val="none" w:sz="0" w:space="0" w:color="FFFFFF"/>
@@ -577,21 +558,11 @@
             </w:tcMar>
           </w:tcPr>
           <w:p>
-            <w:proofErr w:type="gramStart"/>
+            <w:pPr>
+              <w:jc w:val="center"/>
+            </w:pPr>
             <w:r>
-              <w:rPr>
-                <w:b/>
-                <w:bCs/>
-                <w:color w:val="2E5FA3"/>
-              </w:rPr>
-              <w:t xml:space="preserve">▪  </w:t>
-            </w:r>
-            <w:r>
-              <w:t>AI</w:t>
-            </w:r>
-            <w:proofErr w:type="gramEnd"/>
-            <w:r>
-              <w:t xml:space="preserve"> &amp; Automation Strategy</w:t>
+              <w:t>AI &amp; Automation Strategy</w:t>
             </w:r>
           </w:p>
         </w:tc>
@@ -604,12 +575,11 @@
           </w:tblCellMar>
         </w:tblPrEx>
         <w:trPr>
-          <w:trHeight w:val="66"/>
           <w:jc w:val="center"/>
         </w:trPr>
         <w:tc>
           <w:tcPr>
-            <w:tcW w:w="3330" w:type="dxa"/>
+            <w:tcW w:w="3480" w:type="dxa"/>
             <w:tcBorders>
               <w:top w:val="none" w:sz="0" w:space="0" w:color="FFFFFF"/>
               <w:left w:val="none" w:sz="0" w:space="0" w:color="FFFFFF"/>
@@ -624,27 +594,17 @@
             </w:tcMar>
           </w:tcPr>
           <w:p>
-            <w:proofErr w:type="gramStart"/>
+            <w:pPr>
+              <w:jc w:val="center"/>
+            </w:pPr>
             <w:r>
-              <w:rPr>
-                <w:b/>
-                <w:bCs/>
-                <w:color w:val="2E5FA3"/>
-              </w:rPr>
-              <w:t xml:space="preserve">▪  </w:t>
-            </w:r>
-            <w:r>
-              <w:t>CRM</w:t>
-            </w:r>
-            <w:proofErr w:type="gramEnd"/>
-            <w:r>
-              <w:t xml:space="preserve"> / ATS / ERP / HRIS</w:t>
+              <w:t>CRM / ATS / ERP / HRIS</w:t>
             </w:r>
           </w:p>
         </w:tc>
         <w:tc>
           <w:tcPr>
-            <w:tcW w:w="3510" w:type="dxa"/>
+            <w:tcW w:w="3450" w:type="dxa"/>
             <w:tcBorders>
               <w:top w:val="none" w:sz="0" w:space="0" w:color="FFFFFF"/>
               <w:left w:val="none" w:sz="0" w:space="0" w:color="FFFFFF"/>
@@ -659,27 +619,17 @@
             </w:tcMar>
           </w:tcPr>
           <w:p>
-            <w:proofErr w:type="gramStart"/>
+            <w:pPr>
+              <w:jc w:val="center"/>
+            </w:pPr>
             <w:r>
-              <w:rPr>
-                <w:b/>
-                <w:bCs/>
-                <w:color w:val="2E5FA3"/>
-              </w:rPr>
-              <w:t xml:space="preserve">▪  </w:t>
-            </w:r>
-            <w:r>
-              <w:t>Contract</w:t>
-            </w:r>
-            <w:proofErr w:type="gramEnd"/>
-            <w:r>
-              <w:t xml:space="preserve"> Lifecycle (CLM)</w:t>
+              <w:t>Contract Lifecycle (CLM)</w:t>
             </w:r>
           </w:p>
         </w:tc>
         <w:tc>
           <w:tcPr>
-            <w:tcW w:w="3060" w:type="dxa"/>
+            <w:tcW w:w="3150" w:type="dxa"/>
             <w:tcBorders>
               <w:top w:val="none" w:sz="0" w:space="0" w:color="FFFFFF"/>
               <w:left w:val="none" w:sz="0" w:space="0" w:color="FFFFFF"/>
@@ -694,21 +644,11 @@
             </w:tcMar>
           </w:tcPr>
           <w:p>
-            <w:proofErr w:type="gramStart"/>
+            <w:pPr>
+              <w:jc w:val="center"/>
+            </w:pPr>
             <w:r>
-              <w:rPr>
-                <w:b/>
-                <w:bCs/>
-                <w:color w:val="2E5FA3"/>
-              </w:rPr>
-              <w:t xml:space="preserve">▪  </w:t>
-            </w:r>
-            <w:r>
-              <w:t>Cybersecurity</w:t>
-            </w:r>
-            <w:proofErr w:type="gramEnd"/>
-            <w:r>
-              <w:t xml:space="preserve"> &amp; Governance</w:t>
+              <w:t>Cybersecurity &amp; Governance</w:t>
             </w:r>
           </w:p>
         </w:tc>
@@ -721,12 +661,11 @@
           </w:tblCellMar>
         </w:tblPrEx>
         <w:trPr>
-          <w:trHeight w:val="84"/>
           <w:jc w:val="center"/>
         </w:trPr>
         <w:tc>
           <w:tcPr>
-            <w:tcW w:w="3330" w:type="dxa"/>
+            <w:tcW w:w="3480" w:type="dxa"/>
             <w:tcBorders>
               <w:top w:val="none" w:sz="0" w:space="0" w:color="FFFFFF"/>
               <w:left w:val="none" w:sz="0" w:space="0" w:color="FFFFFF"/>
@@ -741,27 +680,17 @@
             </w:tcMar>
           </w:tcPr>
           <w:p>
-            <w:proofErr w:type="gramStart"/>
+            <w:pPr>
+              <w:jc w:val="center"/>
+            </w:pPr>
             <w:r>
-              <w:rPr>
-                <w:b/>
-                <w:bCs/>
-                <w:color w:val="2E5FA3"/>
-              </w:rPr>
-              <w:t xml:space="preserve">▪  </w:t>
-            </w:r>
-            <w:r>
-              <w:t>Cloud</w:t>
-            </w:r>
-            <w:proofErr w:type="gramEnd"/>
-            <w:r>
-              <w:t xml:space="preserve"> Infrastructure</w:t>
+              <w:t>Cloud Infrastructure</w:t>
             </w:r>
           </w:p>
         </w:tc>
         <w:tc>
           <w:tcPr>
-            <w:tcW w:w="3510" w:type="dxa"/>
+            <w:tcW w:w="3450" w:type="dxa"/>
             <w:tcBorders>
               <w:top w:val="none" w:sz="0" w:space="0" w:color="FFFFFF"/>
               <w:left w:val="none" w:sz="0" w:space="0" w:color="FFFFFF"/>
@@ -776,27 +705,17 @@
             </w:tcMar>
           </w:tcPr>
           <w:p>
-            <w:proofErr w:type="gramStart"/>
+            <w:pPr>
+              <w:jc w:val="center"/>
+            </w:pPr>
             <w:r>
-              <w:rPr>
-                <w:b/>
-                <w:bCs/>
-                <w:color w:val="2E5FA3"/>
-              </w:rPr>
-              <w:t xml:space="preserve">▪  </w:t>
-            </w:r>
-            <w:r>
-              <w:t>Vendor</w:t>
-            </w:r>
-            <w:proofErr w:type="gramEnd"/>
-            <w:r>
-              <w:t xml:space="preserve"> &amp; MSSP Management</w:t>
+              <w:t>Vendor &amp; MSSP Management</w:t>
             </w:r>
           </w:p>
         </w:tc>
         <w:tc>
           <w:tcPr>
-            <w:tcW w:w="3060" w:type="dxa"/>
+            <w:tcW w:w="3150" w:type="dxa"/>
             <w:tcBorders>
               <w:top w:val="none" w:sz="0" w:space="0" w:color="FFFFFF"/>
               <w:left w:val="none" w:sz="0" w:space="0" w:color="FFFFFF"/>
@@ -811,21 +730,11 @@
             </w:tcMar>
           </w:tcPr>
           <w:p>
-            <w:proofErr w:type="gramStart"/>
+            <w:pPr>
+              <w:jc w:val="center"/>
+            </w:pPr>
             <w:r>
-              <w:rPr>
-                <w:b/>
-                <w:bCs/>
-                <w:color w:val="2E5FA3"/>
-              </w:rPr>
-              <w:t xml:space="preserve">▪  </w:t>
-            </w:r>
-            <w:r>
-              <w:t>Platform</w:t>
-            </w:r>
-            <w:proofErr w:type="gramEnd"/>
-            <w:r>
-              <w:t xml:space="preserve"> Migrations</w:t>
+              <w:t>Platform Migrations</w:t>
             </w:r>
           </w:p>
         </w:tc>
@@ -838,12 +747,11 @@
           </w:tblCellMar>
         </w:tblPrEx>
         <w:trPr>
-          <w:trHeight w:val="17"/>
           <w:jc w:val="center"/>
         </w:trPr>
         <w:tc>
           <w:tcPr>
-            <w:tcW w:w="3330" w:type="dxa"/>
+            <w:tcW w:w="3480" w:type="dxa"/>
             <w:tcBorders>
               <w:top w:val="none" w:sz="0" w:space="0" w:color="FFFFFF"/>
               <w:left w:val="none" w:sz="0" w:space="0" w:color="FFFFFF"/>
@@ -858,27 +766,17 @@
             </w:tcMar>
           </w:tcPr>
           <w:p>
-            <w:proofErr w:type="gramStart"/>
+            <w:pPr>
+              <w:jc w:val="center"/>
+            </w:pPr>
             <w:r>
-              <w:rPr>
-                <w:b/>
-                <w:bCs/>
-                <w:color w:val="2E5FA3"/>
-              </w:rPr>
-              <w:t xml:space="preserve">▪  </w:t>
-            </w:r>
-            <w:r>
-              <w:t>M</w:t>
-            </w:r>
-            <w:proofErr w:type="gramEnd"/>
-            <w:r>
-              <w:t>&amp;A Systems Integration</w:t>
+              <w:t>M&amp;A Systems Integration</w:t>
             </w:r>
           </w:p>
         </w:tc>
         <w:tc>
           <w:tcPr>
-            <w:tcW w:w="3510" w:type="dxa"/>
+            <w:tcW w:w="3450" w:type="dxa"/>
             <w:tcBorders>
               <w:top w:val="none" w:sz="0" w:space="0" w:color="FFFFFF"/>
               <w:left w:val="none" w:sz="0" w:space="0" w:color="FFFFFF"/>
@@ -893,27 +791,17 @@
             </w:tcMar>
           </w:tcPr>
           <w:p>
-            <w:proofErr w:type="gramStart"/>
+            <w:pPr>
+              <w:jc w:val="center"/>
+            </w:pPr>
             <w:r>
-              <w:rPr>
-                <w:b/>
-                <w:bCs/>
-                <w:color w:val="2E5FA3"/>
-              </w:rPr>
-              <w:t xml:space="preserve">▪  </w:t>
-            </w:r>
-            <w:r>
-              <w:t>Distributed</w:t>
-            </w:r>
-            <w:proofErr w:type="gramEnd"/>
-            <w:r>
-              <w:t xml:space="preserve"> Team Leadership</w:t>
+              <w:t>Distributed Team Leadership</w:t>
             </w:r>
           </w:p>
         </w:tc>
         <w:tc>
           <w:tcPr>
-            <w:tcW w:w="3060" w:type="dxa"/>
+            <w:tcW w:w="3150" w:type="dxa"/>
             <w:tcBorders>
               <w:top w:val="none" w:sz="0" w:space="0" w:color="FFFFFF"/>
               <w:left w:val="none" w:sz="0" w:space="0" w:color="FFFFFF"/>
@@ -928,21 +816,11 @@
             </w:tcMar>
           </w:tcPr>
           <w:p>
-            <w:proofErr w:type="gramStart"/>
+            <w:pPr>
+              <w:jc w:val="center"/>
+            </w:pPr>
             <w:r>
-              <w:rPr>
-                <w:b/>
-                <w:bCs/>
-                <w:color w:val="2E5FA3"/>
-              </w:rPr>
-              <w:t xml:space="preserve">▪  </w:t>
-            </w:r>
-            <w:r>
-              <w:t>Executive</w:t>
-            </w:r>
-            <w:proofErr w:type="gramEnd"/>
-            <w:r>
-              <w:t xml:space="preserve"> Reporting &amp; BI</w:t>
+              <w:t>Executive Reporting &amp; BI</w:t>
             </w:r>
           </w:p>
         </w:tc>
@@ -953,15 +831,15 @@
         <w:pBdr>
           <w:bottom w:val="single" w:sz="8" w:space="2" w:color="2E5FA3"/>
         </w:pBdr>
-        <w:spacing w:before="60" w:after="30"/>
+        <w:spacing w:before="30" w:after="20"/>
         <w:jc w:val="center"/>
         <w:rPr>
           <w:b/>
           <w:bCs/>
           <w:color w:val="1B3A6B"/>
           <w:spacing w:val="20"/>
-          <w:sz w:val="4"/>
-          <w:szCs w:val="4"/>
+          <w:sz w:val="10"/>
+          <w:szCs w:val="10"/>
         </w:rPr>
       </w:pPr>
     </w:p>
@@ -970,7 +848,7 @@
         <w:pBdr>
           <w:bottom w:val="single" w:sz="8" w:space="2" w:color="2E5FA3"/>
         </w:pBdr>
-        <w:spacing w:before="60" w:after="30"/>
+        <w:spacing w:before="30" w:after="20"/>
         <w:jc w:val="center"/>
       </w:pPr>
       <w:r>
@@ -990,13 +868,15 @@
         <w:tabs>
           <w:tab w:val="right" w:pos="9360"/>
         </w:tabs>
-        <w:spacing w:before="80"/>
+        <w:spacing w:before="40"/>
       </w:pPr>
       <w:r>
         <w:rPr>
           <w:b/>
           <w:bCs/>
           <w:color w:val="1B3A6B"/>
+          <w:sz w:val="22"/>
+          <w:szCs w:val="22"/>
         </w:rPr>
         <w:t xml:space="preserve">Senior Director of </w:t>
       </w:r>
@@ -1006,12 +886,16 @@
           <w:b/>
           <w:bCs/>
           <w:color w:val="1B3A6B"/>
+          <w:sz w:val="22"/>
+          <w:szCs w:val="22"/>
         </w:rPr>
         <w:t>Technology</w:t>
       </w:r>
       <w:r>
         <w:rPr>
           <w:color w:val="555555"/>
+          <w:sz w:val="22"/>
+          <w:szCs w:val="22"/>
         </w:rPr>
         <w:t xml:space="preserve">  ·</w:t>
       </w:r>
@@ -1019,6 +903,8 @@
       <w:r>
         <w:rPr>
           <w:color w:val="555555"/>
+          <w:sz w:val="22"/>
+          <w:szCs w:val="22"/>
         </w:rPr>
         <w:t xml:space="preserve">  </w:t>
       </w:r>
@@ -1027,10 +913,16 @@
           <w:b/>
           <w:bCs/>
           <w:color w:val="000000"/>
+          <w:sz w:val="22"/>
+          <w:szCs w:val="22"/>
         </w:rPr>
         <w:t>Latitude Legal</w:t>
       </w:r>
       <w:r>
+        <w:rPr>
+          <w:sz w:val="22"/>
+          <w:szCs w:val="22"/>
+        </w:rPr>
         <w:tab/>
       </w:r>
       <w:r>
@@ -1044,7 +936,7 @@
     </w:p>
     <w:p>
       <w:pPr>
-        <w:spacing w:after="40"/>
+        <w:spacing w:after="20"/>
         <w:rPr>
           <w:sz w:val="18"/>
           <w:szCs w:val="18"/>
@@ -1102,25 +994,7 @@
           <w:sz w:val="19"/>
           <w:szCs w:val="19"/>
         </w:rPr>
-        <w:t xml:space="preserve">Transformed CRM and ATS by replacing Bullhorn with Salesforce, </w:t>
-      </w:r>
-      <w:proofErr w:type="spellStart"/>
-      <w:r>
-        <w:rPr>
-          <w:color w:val="000000"/>
-          <w:sz w:val="19"/>
-          <w:szCs w:val="19"/>
-        </w:rPr>
-        <w:t>Asymbl</w:t>
-      </w:r>
-      <w:proofErr w:type="spellEnd"/>
-      <w:r>
-        <w:rPr>
-          <w:color w:val="000000"/>
-          <w:sz w:val="19"/>
-          <w:szCs w:val="19"/>
-        </w:rPr>
-        <w:t>, Experience Cloud candidate portal, AI-powered GPT agents, and E-mail sync — unified recruiting, business development, and client outreach on a single platform.</w:t>
+        <w:t>Led the largest technology transformation in the company's history — full enterprise migration from Bullhorn to Salesforce consolidating recruiting, business development, contract lifecycle, marketing, and candidate experience. Architected the platform end to end, built the Experience Cloud candidate portal, integrated Ironclad CLM, HubSpot, Jira, and Slack, and designed AI-powered candidate matching using Salesforce AI and custom GPT agents.</w:t>
       </w:r>
     </w:p>
     <w:p>
@@ -1233,8 +1107,8 @@
       <w:pPr>
         <w:spacing w:after="10"/>
         <w:rPr>
-          <w:sz w:val="4"/>
-          <w:szCs w:val="4"/>
+          <w:sz w:val="10"/>
+          <w:szCs w:val="10"/>
         </w:rPr>
       </w:pPr>
     </w:p>
@@ -1243,13 +1117,15 @@
         <w:tabs>
           <w:tab w:val="right" w:pos="9360"/>
         </w:tabs>
-        <w:spacing w:before="80"/>
+        <w:spacing w:before="40"/>
       </w:pPr>
       <w:r>
         <w:rPr>
           <w:b/>
           <w:bCs/>
           <w:color w:val="1B3A6B"/>
+          <w:sz w:val="22"/>
+          <w:szCs w:val="22"/>
         </w:rPr>
         <w:t xml:space="preserve">Vice President of </w:t>
       </w:r>
@@ -1259,12 +1135,16 @@
           <w:b/>
           <w:bCs/>
           <w:color w:val="1B3A6B"/>
+          <w:sz w:val="22"/>
+          <w:szCs w:val="22"/>
         </w:rPr>
         <w:t>Technology</w:t>
       </w:r>
       <w:r>
         <w:rPr>
           <w:color w:val="555555"/>
+          <w:sz w:val="22"/>
+          <w:szCs w:val="22"/>
         </w:rPr>
         <w:t xml:space="preserve">  ·</w:t>
       </w:r>
@@ -1272,6 +1152,8 @@
       <w:r>
         <w:rPr>
           <w:color w:val="555555"/>
+          <w:sz w:val="22"/>
+          <w:szCs w:val="22"/>
         </w:rPr>
         <w:t xml:space="preserve">  </w:t>
       </w:r>
@@ -1281,6 +1163,8 @@
           <w:b/>
           <w:bCs/>
           <w:color w:val="000000"/>
+          <w:sz w:val="22"/>
+          <w:szCs w:val="22"/>
         </w:rPr>
         <w:t>AlliedUP</w:t>
       </w:r>
@@ -1290,10 +1174,16 @@
           <w:b/>
           <w:bCs/>
           <w:color w:val="000000"/>
+          <w:sz w:val="22"/>
+          <w:szCs w:val="22"/>
         </w:rPr>
         <w:t xml:space="preserve"> Cooperative Inc.</w:t>
       </w:r>
       <w:r>
+        <w:rPr>
+          <w:sz w:val="22"/>
+          <w:szCs w:val="22"/>
+        </w:rPr>
         <w:tab/>
       </w:r>
       <w:r>
@@ -1307,7 +1197,7 @@
     </w:p>
     <w:p>
       <w:pPr>
-        <w:spacing w:after="40"/>
+        <w:spacing w:after="20"/>
         <w:rPr>
           <w:sz w:val="18"/>
           <w:szCs w:val="18"/>
@@ -1388,7 +1278,7 @@
           <w:sz w:val="19"/>
           <w:szCs w:val="19"/>
         </w:rPr>
-        <w:t xml:space="preserve">Integrated </w:t>
+        <w:t xml:space="preserve">Implemented ADP Workforce Now for HRIS, payroll, and benefits administration; integrated </w:t>
       </w:r>
       <w:proofErr w:type="spellStart"/>
       <w:r>
@@ -1406,7 +1296,7 @@
           <w:sz w:val="19"/>
           <w:szCs w:val="19"/>
         </w:rPr>
-        <w:t xml:space="preserve"> background screening directly into Bullhorn workflows with automated pass-through to ADP Workforce Now for PEO onboarding — eliminated manual handoffs and tightened clinical compliance consistency.</w:t>
+        <w:t xml:space="preserve"> background screening into Bullhorn workflows with automated pass-through to ADP for PEO onboarding — eliminated manual handoffs and tightened clinical compliance consistency.</w:t>
       </w:r>
     </w:p>
     <w:p>
@@ -1450,15 +1340,15 @@
           <w:sz w:val="19"/>
           <w:szCs w:val="19"/>
         </w:rPr>
-        <w:t>Implemented ADP Workforce Now for HRIS, payroll, and benefits administration; migrated telephony to Zoom Phone — improved HR accuracy, compliance, and communication across a distributed clinical workforce.</w:t>
-      </w:r>
-    </w:p>
-    <w:p>
-      <w:pPr>
-        <w:spacing w:after="10"/>
-        <w:rPr>
-          <w:sz w:val="4"/>
-          <w:szCs w:val="4"/>
+        <w:t>Migrated telephony to Zoom Phone — improved call quality, reliability, and scalability while reducing telecom operating costs.</w:t>
+      </w:r>
+    </w:p>
+    <w:p>
+      <w:pPr>
+        <w:spacing w:after="10"/>
+        <w:rPr>
+          <w:sz w:val="10"/>
+          <w:szCs w:val="10"/>
         </w:rPr>
       </w:pPr>
     </w:p>
@@ -1467,15 +1357,17 @@
         <w:tabs>
           <w:tab w:val="right" w:pos="9360"/>
         </w:tabs>
-        <w:spacing w:before="80"/>
+        <w:spacing w:before="40"/>
       </w:pPr>
       <w:r>
         <w:rPr>
           <w:b/>
           <w:bCs/>
           <w:color w:val="1B3A6B"/>
-        </w:rPr>
-        <w:t xml:space="preserve">Director of IT </w:t>
+          <w:sz w:val="22"/>
+          <w:szCs w:val="22"/>
+        </w:rPr>
+        <w:t xml:space="preserve">Director of Information </w:t>
       </w:r>
       <w:proofErr w:type="gramStart"/>
       <w:r>
@@ -1483,12 +1375,16 @@
           <w:b/>
           <w:bCs/>
           <w:color w:val="1B3A6B"/>
+          <w:sz w:val="22"/>
+          <w:szCs w:val="22"/>
         </w:rPr>
         <w:t>Services</w:t>
       </w:r>
       <w:r>
         <w:rPr>
           <w:color w:val="555555"/>
+          <w:sz w:val="22"/>
+          <w:szCs w:val="22"/>
         </w:rPr>
         <w:t xml:space="preserve">  ·</w:t>
       </w:r>
@@ -1496,6 +1392,8 @@
       <w:r>
         <w:rPr>
           <w:color w:val="555555"/>
+          <w:sz w:val="22"/>
+          <w:szCs w:val="22"/>
         </w:rPr>
         <w:t xml:space="preserve">  </w:t>
       </w:r>
@@ -1504,10 +1402,16 @@
           <w:b/>
           <w:bCs/>
           <w:color w:val="000000"/>
+          <w:sz w:val="22"/>
+          <w:szCs w:val="22"/>
         </w:rPr>
         <w:t>EOSG Resources, LLC</w:t>
       </w:r>
       <w:r>
+        <w:rPr>
+          <w:sz w:val="22"/>
+          <w:szCs w:val="22"/>
+        </w:rPr>
         <w:tab/>
       </w:r>
       <w:r>
@@ -1521,7 +1425,7 @@
     </w:p>
     <w:p>
       <w:pPr>
-        <w:spacing w:after="40"/>
+        <w:spacing w:after="20"/>
         <w:rPr>
           <w:sz w:val="18"/>
           <w:szCs w:val="18"/>
@@ -1666,8 +1570,8 @@
       <w:pPr>
         <w:spacing w:after="10"/>
         <w:rPr>
-          <w:sz w:val="4"/>
-          <w:szCs w:val="4"/>
+          <w:sz w:val="10"/>
+          <w:szCs w:val="10"/>
         </w:rPr>
       </w:pPr>
     </w:p>
@@ -1676,7 +1580,7 @@
         <w:pBdr>
           <w:bottom w:val="single" w:sz="8" w:space="2" w:color="2E5FA3"/>
         </w:pBdr>
-        <w:spacing w:before="60" w:after="30"/>
+        <w:spacing w:before="30" w:after="20"/>
         <w:jc w:val="center"/>
       </w:pPr>
       <w:r>
@@ -1696,7 +1600,7 @@
         <w:tabs>
           <w:tab w:val="right" w:pos="9360"/>
         </w:tabs>
-        <w:spacing w:before="50"/>
+        <w:spacing w:before="30"/>
       </w:pPr>
       <w:r>
         <w:rPr>
@@ -1704,7 +1608,7 @@
           <w:bCs/>
           <w:color w:val="1B3A6B"/>
         </w:rPr>
-        <w:t>IT Manager (</w:t>
+        <w:t xml:space="preserve">Interim Director of </w:t>
       </w:r>
       <w:proofErr w:type="gramStart"/>
       <w:r>
@@ -1713,7 +1617,7 @@
           <w:bCs/>
           <w:color w:val="1B3A6B"/>
         </w:rPr>
-        <w:t>Contract)</w:t>
+        <w:t>Technology</w:t>
       </w:r>
       <w:r>
         <w:rPr>
@@ -1760,8 +1664,9 @@
     </w:p>
     <w:p>
       <w:pPr>
-        <w:spacing w:after="20"/>
-        <w:rPr>
+        <w:spacing w:after="10"/>
+        <w:rPr>
+          <w:color w:val="000000"/>
           <w:sz w:val="18"/>
           <w:szCs w:val="18"/>
         </w:rPr>
@@ -1772,15 +1677,24 @@
           <w:sz w:val="18"/>
           <w:szCs w:val="18"/>
         </w:rPr>
-        <w:t>Led Macola ERP migration connecting manufacturing, procurement, and logistics; built Crystal Reports executive dashboards; scaled a remote business development department and deployed manufacturing-floor time tracking that resolved turnover-driven bottlenecks.</w:t>
-      </w:r>
+        <w:t>Brought in on contract to lead the technology function during a complex operational transformation — directed an enterprise ERP migration connecting manufacturing, procurement, and logistics; built Crystal Reports executive dashboards; scaled a remote business development department; and deployed manufacturing-floor time tracking that resolved turnover-driven bottlenecks.</w:t>
+      </w:r>
+    </w:p>
+    <w:p>
+      <w:pPr>
+        <w:spacing w:after="10"/>
+        <w:rPr>
+          <w:sz w:val="4"/>
+          <w:szCs w:val="4"/>
+        </w:rPr>
+      </w:pPr>
     </w:p>
     <w:p>
       <w:pPr>
         <w:tabs>
           <w:tab w:val="right" w:pos="9360"/>
         </w:tabs>
-        <w:spacing w:before="50"/>
+        <w:spacing w:before="30"/>
       </w:pPr>
       <w:r>
         <w:rPr>
@@ -1835,8 +1749,9 @@
     </w:p>
     <w:p>
       <w:pPr>
-        <w:spacing w:after="20"/>
-        <w:rPr>
+        <w:spacing w:after="10"/>
+        <w:rPr>
+          <w:color w:val="000000"/>
           <w:sz w:val="18"/>
           <w:szCs w:val="18"/>
         </w:rPr>
@@ -1849,13 +1764,22 @@
         </w:rPr>
         <w:t>Led DOS-to-Sage MAS 300 ERP implementation across a manufacturing and distribution operation; migrated engineering from AutoCAD to SolidWorks; built integrated KPI dashboards combining ERP, CRM, and production data for executive visibility.</w:t>
       </w:r>
+    </w:p>
+    <w:p>
+      <w:pPr>
+        <w:spacing w:after="10"/>
+        <w:rPr>
+          <w:sz w:val="4"/>
+          <w:szCs w:val="4"/>
+        </w:rPr>
+      </w:pPr>
     </w:p>
     <w:p>
       <w:pPr>
         <w:tabs>
           <w:tab w:val="right" w:pos="9360"/>
         </w:tabs>
-        <w:spacing w:before="50"/>
+        <w:spacing w:before="30"/>
       </w:pPr>
       <w:r>
         <w:rPr>
@@ -1863,7 +1787,7 @@
           <w:bCs/>
           <w:color w:val="1B3A6B"/>
         </w:rPr>
-        <w:t xml:space="preserve">Foundational </w:t>
+        <w:t xml:space="preserve">Senior Data Analyst &amp; IT </w:t>
       </w:r>
       <w:proofErr w:type="gramStart"/>
       <w:r>
@@ -1872,20 +1796,18 @@
           <w:bCs/>
           <w:color w:val="1B3A6B"/>
         </w:rPr>
-        <w:t>Roles</w:t>
-      </w:r>
-      <w:r>
-        <w:rPr>
-          <w:b/>
-          <w:bCs/>
+        <w:t>Manager</w:t>
+      </w:r>
+      <w:r>
+        <w:rPr>
+          <w:color w:val="555555"/>
         </w:rPr>
         <w:t xml:space="preserve">  ·</w:t>
       </w:r>
       <w:proofErr w:type="gramEnd"/>
       <w:r>
         <w:rPr>
-          <w:b/>
-          <w:bCs/>
+          <w:color w:val="555555"/>
         </w:rPr>
         <w:t xml:space="preserve">  </w:t>
       </w:r>
@@ -1894,14 +1816,23 @@
           <w:b/>
           <w:bCs/>
         </w:rPr>
-        <w:t>Hunter</w:t>
-      </w:r>
-      <w:r>
-        <w:rPr>
-          <w:b/>
-          <w:bCs/>
-        </w:rPr>
-        <w:t xml:space="preserve"> Fan, Anchor Blue Retail Group, ITT Technical Institute</w:t>
+        <w:t>Casablanca Fan Company (</w:t>
+      </w:r>
+      <w:proofErr w:type="spellStart"/>
+      <w:r>
+        <w:rPr>
+          <w:b/>
+          <w:bCs/>
+        </w:rPr>
+        <w:t>acq</w:t>
+      </w:r>
+      <w:proofErr w:type="spellEnd"/>
+      <w:r>
+        <w:rPr>
+          <w:b/>
+          <w:bCs/>
+        </w:rPr>
+        <w:t>. Hunter Fan)</w:t>
       </w:r>
       <w:r>
         <w:tab/>
@@ -1914,13 +1845,14 @@
           <w:sz w:val="19"/>
           <w:szCs w:val="19"/>
         </w:rPr>
-        <w:t>2003 – 2006</w:t>
-      </w:r>
-    </w:p>
-    <w:p>
-      <w:pPr>
-        <w:spacing w:after="30"/>
-        <w:rPr>
+        <w:t>Jul 2005 – Nov 2006</w:t>
+      </w:r>
+    </w:p>
+    <w:p>
+      <w:pPr>
+        <w:spacing w:after="10"/>
+        <w:rPr>
+          <w:color w:val="000000"/>
           <w:sz w:val="18"/>
           <w:szCs w:val="18"/>
         </w:rPr>
@@ -1931,15 +1863,157 @@
           <w:sz w:val="18"/>
           <w:szCs w:val="18"/>
         </w:rPr>
-        <w:t>Built cross-functional executive sales and operations dashboards; contributed to a $1M retail inventory system implementation across all locations; established foundational network administration, Active Directory, Cisco routing, VPN, and proprietary database development expertise — the technical foundation of a 20+ year career.</w:t>
-      </w:r>
+        <w:t>Owned executive reporting and analytics for a national fan manufacturer — built cross-functional dashboards surfacing sales, operational, and KPI performance for leadership review; managed cybersecurity, infrastructure, VOIP, and Active Directory.</w:t>
+      </w:r>
+    </w:p>
+    <w:p>
+      <w:pPr>
+        <w:spacing w:after="10"/>
+        <w:rPr>
+          <w:sz w:val="4"/>
+          <w:szCs w:val="4"/>
+        </w:rPr>
+      </w:pPr>
+    </w:p>
+    <w:p>
+      <w:pPr>
+        <w:tabs>
+          <w:tab w:val="right" w:pos="9360"/>
+        </w:tabs>
+        <w:spacing w:before="30"/>
+      </w:pPr>
+      <w:r>
+        <w:rPr>
+          <w:b/>
+          <w:bCs/>
+          <w:color w:val="1B3A6B"/>
+        </w:rPr>
+        <w:t xml:space="preserve">Business </w:t>
+      </w:r>
+      <w:proofErr w:type="gramStart"/>
+      <w:r>
+        <w:rPr>
+          <w:b/>
+          <w:bCs/>
+          <w:color w:val="1B3A6B"/>
+        </w:rPr>
+        <w:t>Analyst</w:t>
+      </w:r>
+      <w:r>
+        <w:rPr>
+          <w:b/>
+          <w:bCs/>
+        </w:rPr>
+        <w:t xml:space="preserve">  ·</w:t>
+      </w:r>
+      <w:proofErr w:type="gramEnd"/>
+      <w:r>
+        <w:rPr>
+          <w:b/>
+          <w:bCs/>
+        </w:rPr>
+        <w:t xml:space="preserve">  Anchor </w:t>
+      </w:r>
+      <w:proofErr w:type="gramStart"/>
+      <w:r>
+        <w:rPr>
+          <w:b/>
+          <w:bCs/>
+        </w:rPr>
+        <w:t>Blue</w:t>
+      </w:r>
+      <w:r>
+        <w:rPr>
+          <w:color w:val="555555"/>
+        </w:rPr>
+        <w:t xml:space="preserve">  |</w:t>
+      </w:r>
+      <w:proofErr w:type="gramEnd"/>
+      <w:r>
+        <w:rPr>
+          <w:color w:val="555555"/>
+        </w:rPr>
+        <w:t xml:space="preserve">  </w:t>
+      </w:r>
+      <w:r>
+        <w:rPr>
+          <w:b/>
+          <w:bCs/>
+          <w:color w:val="1B3A6B"/>
+        </w:rPr>
+        <w:t xml:space="preserve">Systems </w:t>
+      </w:r>
+      <w:proofErr w:type="gramStart"/>
+      <w:r>
+        <w:rPr>
+          <w:b/>
+          <w:bCs/>
+          <w:color w:val="1B3A6B"/>
+        </w:rPr>
+        <w:t>Administrator</w:t>
+      </w:r>
+      <w:r>
+        <w:rPr>
+          <w:b/>
+          <w:bCs/>
+        </w:rPr>
+        <w:t xml:space="preserve">  ·</w:t>
+      </w:r>
+      <w:proofErr w:type="gramEnd"/>
+      <w:r>
+        <w:rPr>
+          <w:b/>
+          <w:bCs/>
+        </w:rPr>
+        <w:t xml:space="preserve">  ITT Technical Institute</w:t>
+      </w:r>
+      <w:r>
+        <w:tab/>
+      </w:r>
+      <w:r>
+        <w:rPr>
+          <w:i/>
+          <w:iCs/>
+          <w:color w:val="555555"/>
+          <w:sz w:val="19"/>
+          <w:szCs w:val="19"/>
+        </w:rPr>
+        <w:t>2003 – 2005</w:t>
+      </w:r>
+    </w:p>
+    <w:p>
+      <w:pPr>
+        <w:spacing w:after="10"/>
+        <w:rPr>
+          <w:color w:val="000000"/>
+          <w:sz w:val="18"/>
+          <w:szCs w:val="18"/>
+        </w:rPr>
+      </w:pPr>
+      <w:r>
+        <w:rPr>
+          <w:color w:val="000000"/>
+          <w:sz w:val="18"/>
+          <w:szCs w:val="18"/>
+        </w:rPr>
+        <w:t>Contributed to a $1M enterprise inventory management system implementation across all retail locations; designed a proprietary student-grade tracking database at ITT replacing a fully manual process; managed Active Directory, Cisco routing, VPN, and a campus-wide network migration — the technical foundation of a 20+ year career.</w:t>
+      </w:r>
+    </w:p>
+    <w:p>
+      <w:pPr>
+        <w:spacing w:after="10"/>
+        <w:rPr>
+          <w:sz w:val="10"/>
+          <w:szCs w:val="10"/>
+        </w:rPr>
+      </w:pPr>
     </w:p>
     <w:p>
       <w:pPr>
         <w:pBdr>
           <w:bottom w:val="single" w:sz="8" w:space="2" w:color="2E5FA3"/>
         </w:pBdr>
-        <w:spacing w:before="60" w:after="30"/>
+        <w:spacing w:before="30" w:after="20"/>
         <w:jc w:val="center"/>
       </w:pPr>
       <w:r>
@@ -1956,170 +2030,90 @@
     </w:p>
     <w:p>
       <w:pPr>
-        <w:spacing w:before="20" w:after="20"/>
-        <w:rPr>
-          <w:sz w:val="19"/>
-          <w:szCs w:val="19"/>
-        </w:rPr>
+        <w:spacing w:before="10" w:after="10"/>
       </w:pPr>
       <w:r>
         <w:rPr>
           <w:b/>
           <w:bCs/>
           <w:color w:val="1B3A6B"/>
-          <w:sz w:val="19"/>
-          <w:szCs w:val="19"/>
         </w:rPr>
         <w:t xml:space="preserve">Platforms (CRM / ATS / ERP / HRIS / CLM):  </w:t>
       </w:r>
       <w:r>
-        <w:rPr>
-          <w:sz w:val="19"/>
-          <w:szCs w:val="19"/>
-        </w:rPr>
         <w:t xml:space="preserve">Salesforce, Bullhorn, Avionté, </w:t>
       </w:r>
       <w:proofErr w:type="spellStart"/>
       <w:r>
-        <w:rPr>
-          <w:sz w:val="19"/>
-          <w:szCs w:val="19"/>
-        </w:rPr>
         <w:t>Asymbl</w:t>
       </w:r>
       <w:proofErr w:type="spellEnd"/>
       <w:r>
-        <w:rPr>
-          <w:sz w:val="19"/>
-          <w:szCs w:val="19"/>
-        </w:rPr>
         <w:t xml:space="preserve">, Ironclad, NetSuite, Sage Intacct, MS Dynamics, </w:t>
       </w:r>
       <w:proofErr w:type="spellStart"/>
       <w:r>
-        <w:rPr>
-          <w:sz w:val="19"/>
-          <w:szCs w:val="19"/>
-        </w:rPr>
         <w:t>PrismHR</w:t>
       </w:r>
       <w:proofErr w:type="spellEnd"/>
       <w:r>
-        <w:rPr>
-          <w:sz w:val="19"/>
-          <w:szCs w:val="19"/>
-        </w:rPr>
         <w:t>, ADP Workforce Now, Workday</w:t>
       </w:r>
     </w:p>
     <w:p>
       <w:pPr>
-        <w:spacing w:before="20" w:after="20"/>
-        <w:rPr>
-          <w:sz w:val="2"/>
-          <w:szCs w:val="2"/>
-        </w:rPr>
-      </w:pPr>
-    </w:p>
-    <w:p>
-      <w:pPr>
-        <w:spacing w:before="20" w:after="20"/>
-        <w:rPr>
-          <w:sz w:val="19"/>
-          <w:szCs w:val="19"/>
-        </w:rPr>
+        <w:spacing w:before="10" w:after="10"/>
       </w:pPr>
       <w:r>
         <w:rPr>
           <w:b/>
           <w:bCs/>
           <w:color w:val="1B3A6B"/>
-          <w:sz w:val="19"/>
-          <w:szCs w:val="19"/>
         </w:rPr>
         <w:t xml:space="preserve">Cloud, AI &amp; Automation:  </w:t>
       </w:r>
       <w:r>
-        <w:rPr>
-          <w:sz w:val="19"/>
-          <w:szCs w:val="19"/>
-        </w:rPr>
         <w:t>Microsoft 365, Azure, Entra ID, AWS, Google Workspace, Zoom Workplace, GPT agents, LLM integration, Power Automate, Zapier, AI IVR</w:t>
       </w:r>
     </w:p>
     <w:p>
       <w:pPr>
-        <w:spacing w:before="20" w:after="20"/>
-        <w:rPr>
-          <w:sz w:val="2"/>
-          <w:szCs w:val="2"/>
-        </w:rPr>
-      </w:pPr>
-    </w:p>
-    <w:p>
-      <w:pPr>
-        <w:spacing w:before="20" w:after="20"/>
-        <w:rPr>
-          <w:sz w:val="19"/>
-          <w:szCs w:val="19"/>
-        </w:rPr>
+        <w:spacing w:before="10" w:after="10"/>
       </w:pPr>
       <w:r>
         <w:rPr>
           <w:b/>
           <w:bCs/>
           <w:color w:val="1B3A6B"/>
-          <w:sz w:val="19"/>
-          <w:szCs w:val="19"/>
         </w:rPr>
         <w:t xml:space="preserve">Data, BI, ITSM &amp; Security:  </w:t>
       </w:r>
       <w:r>
-        <w:rPr>
-          <w:sz w:val="19"/>
-          <w:szCs w:val="19"/>
-        </w:rPr>
         <w:t xml:space="preserve">Power BI, Tableau, SQL Server, Crystal Reports, Canvas, IBM Cognos, Jira Cloud, JSM, </w:t>
       </w:r>
       <w:proofErr w:type="spellStart"/>
       <w:r>
-        <w:rPr>
-          <w:sz w:val="19"/>
-          <w:szCs w:val="19"/>
-        </w:rPr>
         <w:t>NinjaOne</w:t>
       </w:r>
       <w:proofErr w:type="spellEnd"/>
       <w:r>
-        <w:rPr>
-          <w:sz w:val="19"/>
-          <w:szCs w:val="19"/>
-        </w:rPr>
         <w:t xml:space="preserve">, ServiceNow, SharePoint, Slack, Sophos, </w:t>
       </w:r>
       <w:proofErr w:type="spellStart"/>
       <w:r>
-        <w:rPr>
-          <w:sz w:val="19"/>
-          <w:szCs w:val="19"/>
-        </w:rPr>
         <w:t>SentinelOne</w:t>
       </w:r>
       <w:proofErr w:type="spellEnd"/>
       <w:r>
-        <w:rPr>
-          <w:sz w:val="19"/>
-          <w:szCs w:val="19"/>
-        </w:rPr>
         <w:t>, Teams, MSSP, VPN, GDPR, PCI DSS</w:t>
       </w:r>
     </w:p>
     <w:p>
       <w:pPr>
-        <w:spacing w:before="20" w:after="20"/>
-        <w:rPr>
-          <w:sz w:val="4"/>
-          <w:szCs w:val="4"/>
+        <w:spacing w:before="10" w:after="10"/>
+        <w:rPr>
+          <w:sz w:val="10"/>
+          <w:szCs w:val="10"/>
         </w:rPr>
       </w:pPr>
     </w:p>
@@ -2128,7 +2122,7 @@
         <w:pBdr>
           <w:bottom w:val="single" w:sz="8" w:space="2" w:color="2E5FA3"/>
         </w:pBdr>
-        <w:spacing w:before="60" w:after="30"/>
+        <w:spacing w:before="30" w:after="20"/>
         <w:jc w:val="center"/>
       </w:pPr>
       <w:r>
@@ -2144,9 +2138,6 @@
       </w:r>
     </w:p>
     <w:p>
-      <w:pPr>
-        <w:spacing w:before="10" w:after="10"/>
-      </w:pPr>
       <w:r>
         <w:rPr>
           <w:b/>
@@ -2179,9 +2170,6 @@
       </w:r>
     </w:p>
     <w:p>
-      <w:pPr>
-        <w:spacing w:before="10" w:after="10"/>
-      </w:pPr>
       <w:r>
         <w:rPr>
           <w:b/>
@@ -2214,9 +2202,6 @@
       </w:r>
     </w:p>
     <w:p>
-      <w:pPr>
-        <w:spacing w:before="10" w:after="10"/>
-      </w:pPr>
       <w:r>
         <w:rPr>
           <w:b/>
@@ -2250,10 +2235,9 @@
     </w:p>
     <w:p>
       <w:pPr>
-        <w:spacing w:before="10" w:after="10"/>
-        <w:rPr>
-          <w:sz w:val="4"/>
-          <w:szCs w:val="4"/>
+        <w:rPr>
+          <w:sz w:val="10"/>
+          <w:szCs w:val="10"/>
         </w:rPr>
       </w:pPr>
     </w:p>
@@ -2262,7 +2246,7 @@
         <w:pBdr>
           <w:bottom w:val="single" w:sz="8" w:space="2" w:color="2E5FA3"/>
         </w:pBdr>
-        <w:spacing w:before="60" w:after="30"/>
+        <w:spacing w:before="30" w:after="20"/>
         <w:jc w:val="center"/>
       </w:pPr>
       <w:r>
@@ -2304,37 +2288,42 @@
           <w:b/>
           <w:bCs/>
         </w:rPr>
-        <w:t>Artificial Intelligence</w:t>
+        <w:t>AI</w:t>
+      </w:r>
+      <w:r>
+        <w:t xml:space="preserve"> · </w:t>
+      </w:r>
+      <w:r>
+        <w:rPr>
+          <w:b/>
+          <w:bCs/>
+        </w:rPr>
+        <w:t>Responsible AI</w:t>
       </w:r>
       <w:r>
         <w:t xml:space="preserve"> (</w:t>
       </w:r>
       <w:proofErr w:type="gramStart"/>
       <w:r>
-        <w:t>Google)</w:t>
-      </w:r>
-      <w:bookmarkStart w:id="0" w:name="_Hlk229746260"/>
-      <w:r>
-        <w:t xml:space="preserve">  ·</w:t>
+        <w:t>Google)  ·</w:t>
       </w:r>
       <w:proofErr w:type="gramEnd"/>
       <w:r>
         <w:t xml:space="preserve">  </w:t>
       </w:r>
-      <w:bookmarkEnd w:id="0"/>
-      <w:r>
-        <w:rPr>
-          <w:b/>
-          <w:bCs/>
-        </w:rPr>
-        <w:t>Responsible AI</w:t>
+      <w:r>
+        <w:rPr>
+          <w:b/>
+          <w:bCs/>
+        </w:rPr>
+        <w:t>Agile with Jira</w:t>
       </w:r>
       <w:r>
         <w:t xml:space="preserve"> (</w:t>
       </w:r>
       <w:proofErr w:type="gramStart"/>
       <w:r>
-        <w:t>Google)  ·</w:t>
+        <w:t>Coursera)  ·</w:t>
       </w:r>
       <w:proofErr w:type="gramEnd"/>
       <w:r>
@@ -2345,14 +2334,54 @@
           <w:b/>
           <w:bCs/>
         </w:rPr>
-        <w:t>Agile with Jira</w:t>
+        <w:t>Cybersecurity</w:t>
+      </w:r>
+      <w:r>
+        <w:t xml:space="preserve"> · </w:t>
+      </w:r>
+      <w:r>
+        <w:rPr>
+          <w:b/>
+          <w:bCs/>
+        </w:rPr>
+        <w:t>GDPR</w:t>
+      </w:r>
+      <w:r>
+        <w:t xml:space="preserve"> · </w:t>
+      </w:r>
+      <w:r>
+        <w:rPr>
+          <w:b/>
+          <w:bCs/>
+        </w:rPr>
+        <w:t>PCI DSS</w:t>
+      </w:r>
+      <w:r>
+        <w:t xml:space="preserve"> · </w:t>
+      </w:r>
+      <w:r>
+        <w:rPr>
+          <w:b/>
+          <w:bCs/>
+        </w:rPr>
+        <w:t>Strategic Leadership</w:t>
+      </w:r>
+      <w:r>
+        <w:t xml:space="preserve"> · </w:t>
+      </w:r>
+      <w:r>
+        <w:rPr>
+          <w:b/>
+          <w:bCs/>
+        </w:rPr>
+        <w:t>Leading Change Management</w:t>
       </w:r>
       <w:r>
         <w:t xml:space="preserve"> (</w:t>
       </w:r>
       <w:proofErr w:type="gramStart"/>
       <w:r>
-        <w:t>Coursera)  ·</w:t>
+        <w:t>EL)  ·</w:t>
       </w:r>
       <w:proofErr w:type="gramEnd"/>
       <w:r>
@@ -2363,7 +2392,7 @@
           <w:b/>
           <w:bCs/>
         </w:rPr>
-        <w:t>Cybersecurity</w:t>
+        <w:t>Technical Project Management</w:t>
       </w:r>
       <w:r>
         <w:t xml:space="preserve"> · </w:t>
@@ -2373,100 +2402,7 @@
           <w:b/>
           <w:bCs/>
         </w:rPr>
-        <w:t>GDPR</w:t>
-      </w:r>
-      <w:r>
-        <w:t xml:space="preserve"> · </w:t>
-      </w:r>
-      <w:r>
-        <w:rPr>
-          <w:b/>
-          <w:bCs/>
-        </w:rPr>
-        <w:t>PCI DSS</w:t>
-      </w:r>
-      <w:r>
-        <w:t xml:space="preserve"> (</w:t>
-      </w:r>
-      <w:proofErr w:type="gramStart"/>
-      <w:r>
-        <w:t>EL)</w:t>
-      </w:r>
-      <w:r>
-        <w:t xml:space="preserve">  ·</w:t>
-      </w:r>
-      <w:proofErr w:type="gramEnd"/>
-      <w:r>
-        <w:t xml:space="preserve">  </w:t>
-      </w:r>
-      <w:r>
-        <w:rPr>
-          <w:b/>
-          <w:bCs/>
-        </w:rPr>
-        <w:t xml:space="preserve">Strategic </w:t>
-      </w:r>
-      <w:proofErr w:type="gramStart"/>
-      <w:r>
-        <w:rPr>
-          <w:b/>
-          <w:bCs/>
-        </w:rPr>
-        <w:t>Leadership</w:t>
-      </w:r>
-      <w:r>
-        <w:t xml:space="preserve">  ·</w:t>
-      </w:r>
-      <w:proofErr w:type="gramEnd"/>
-      <w:r>
-        <w:t xml:space="preserve">  </w:t>
-      </w:r>
-      <w:r>
-        <w:rPr>
-          <w:b/>
-          <w:bCs/>
-        </w:rPr>
-        <w:t>Leading Change Management</w:t>
-      </w:r>
-      <w:r>
-        <w:t xml:space="preserve"> (</w:t>
-      </w:r>
-      <w:proofErr w:type="gramStart"/>
-      <w:r>
-        <w:t>EL)  ·</w:t>
-      </w:r>
-      <w:proofErr w:type="gramEnd"/>
-      <w:r>
-        <w:t xml:space="preserve">  </w:t>
-      </w:r>
-      <w:r>
-        <w:rPr>
-          <w:b/>
-          <w:bCs/>
-        </w:rPr>
-        <w:t xml:space="preserve">Technical Project </w:t>
-      </w:r>
-      <w:proofErr w:type="gramStart"/>
-      <w:r>
-        <w:rPr>
-          <w:b/>
-          <w:bCs/>
-        </w:rPr>
-        <w:t>Management</w:t>
-      </w:r>
-      <w:r>
-        <w:t xml:space="preserve">  ·</w:t>
-      </w:r>
-      <w:proofErr w:type="gramEnd"/>
-      <w:r>
-        <w:t xml:space="preserve">  </w:t>
-      </w:r>
-      <w:r>
-        <w:rPr>
-          <w:b/>
-          <w:bCs/>
-        </w:rPr>
-        <w:t>Microsoft Active Directory Administration</w:t>
+        <w:t>Microsoft AD Administration</w:t>
       </w:r>
       <w:r>
         <w:t xml:space="preserve"> (ITT)</w:t>
@@ -2474,7 +2410,7 @@
     </w:p>
     <w:sectPr>
       <w:pgSz w:w="12240" w:h="15840"/>
-      <w:pgMar w:top="900" w:right="1080" w:bottom="900" w:left="1080" w:header="708" w:footer="708" w:gutter="0"/>
+      <w:pgMar w:top="720" w:right="1080" w:bottom="720" w:left="1080" w:header="708" w:footer="708" w:gutter="0"/>
       <w:cols w:space="720"/>
       <w:docGrid w:linePitch="360"/>
     </w:sectPr>
@@ -2485,96 +2421,10 @@
 <file path=word/numbering.xml><?xml version="1.0" encoding="utf-8"?>
 <w:numbering xmlns:wpc="http://schemas.microsoft.com/office/word/2010/wordprocessingCanvas" xmlns:cx="http://schemas.microsoft.com/office/drawing/2014/chartex" xmlns:cx1="http://schemas.microsoft.com/office/drawing/2015/9/8/chartex" xmlns:cx2="http://schemas.microsoft.com/office/drawing/2015/10/21/chartex" xmlns:cx3="http://schemas.microsoft.com/office/drawing/2016/5/9/chartex" xmlns:cx4="http://schemas.microsoft.com/office/drawing/2016/5/10/chartex" xmlns:cx5="http://schemas.microsoft.com/office/drawing/2016/5/11/chartex" xmlns:cx6="http://schemas.microsoft.com/office/drawing/2016/5/12/chartex" xmlns:cx7="http://schemas.microsoft.com/office/drawing/2016/5/13/chartex" xmlns:cx8="http://schemas.microsoft.com/office/drawing/2016/5/14/chartex" xmlns:mc="http://schemas.openxmlformats.org/markup-compatibility/2006" xmlns:aink="http://schemas.microsoft.com/office/drawing/2016/ink" xmlns:am3d="http://schemas.microsoft.com/office/drawing/2017/model3d" xmlns:o="urn:schemas-microsoft-com:office:office" xmlns:oel="http://schemas.microsoft.com/office/2019/extlst" xmlns:r="http://schemas.openxmlformats.org/officeDocument/2006/relationships" xmlns:m="http://schemas.openxmlformats.org/officeDocument/2006/math" xmlns:v="urn:schemas-microsoft-com:vml" xmlns:wp14="http://schemas.microsoft.com/office/word/2010/wordprocessingDrawing" xmlns:wp="http://schemas.openxmlformats.org/drawingml/2006/wordprocessingDrawing" xmlns:w10="urn:schemas-microsoft-com:office:word" xmlns:w="http://schemas.openxmlformats.org/wordprocessingml/2006/main" xmlns:w14="http://schemas.microsoft.com/office/word/2010/wordml" xmlns:w15="http://schemas.microsoft.com/office/word/2012/wordml" xmlns:w16cex="http://schemas.microsoft.com/office/word/2018/wordml/cex" xmlns:w16cid="http://schemas.microsoft.com/office/word/2016/wordml/cid" xmlns:w16="http://schemas.microsoft.com/office/word/2018/wordml" xmlns:w16du="http://schemas.microsoft.com/office/word/2023/wordml/word16du" xmlns:w16sdtdh="http://schemas.microsoft.com/office/word/2020/wordml/sdtdatahash" xmlns:w16sdtfl="http://schemas.microsoft.com/office/word/2024/wordml/sdtformatlock" xmlns:w16se="http://schemas.microsoft.com/office/word/2015/wordml/symex" xmlns:wpg="http://schemas.microsoft.com/office/word/2010/wordprocessingGroup" xmlns:wpi="http://schemas.microsoft.com/office/word/2010/wordprocessingInk" xmlns:wne="http://schemas.microsoft.com/office/word/2006/wordml" xmlns:wps="http://schemas.microsoft.com/office/word/2010/wordprocessingShape" mc:Ignorable="w14 w15 w16se w16cid w16 w16cex w16sdtdh w16sdtfl w16du wp14">
   <w:abstractNum w:abstractNumId="0" w15:restartNumberingAfterBreak="0">
-    <w:nsid w:val="17387FAF"/>
+    <w:nsid w:val="79F44B32"/>
     <w:multiLevelType w:val="hybridMultilevel"/>
-    <w:tmpl w:val="47B2F290"/>
-    <w:lvl w:ilvl="0" w:tplc="403A556C">
-      <w:start w:val="1"/>
-      <w:numFmt w:val="bullet"/>
-      <w:lvlText w:val="●"/>
-      <w:lvlJc w:val="left"/>
-      <w:pPr>
-        <w:ind w:left="720" w:hanging="360"/>
-      </w:pPr>
-    </w:lvl>
-    <w:lvl w:ilvl="1" w:tplc="95C06482">
-      <w:start w:val="1"/>
-      <w:numFmt w:val="bullet"/>
-      <w:lvlText w:val="○"/>
-      <w:lvlJc w:val="left"/>
-      <w:pPr>
-        <w:ind w:left="1440" w:hanging="360"/>
-      </w:pPr>
-    </w:lvl>
-    <w:lvl w:ilvl="2" w:tplc="491AEDF6">
-      <w:start w:val="1"/>
-      <w:numFmt w:val="bullet"/>
-      <w:lvlText w:val="■"/>
-      <w:lvlJc w:val="left"/>
-      <w:pPr>
-        <w:ind w:left="2160" w:hanging="360"/>
-      </w:pPr>
-    </w:lvl>
-    <w:lvl w:ilvl="3" w:tplc="8B5CD230">
-      <w:start w:val="1"/>
-      <w:numFmt w:val="bullet"/>
-      <w:lvlText w:val="●"/>
-      <w:lvlJc w:val="left"/>
-      <w:pPr>
-        <w:ind w:left="2880" w:hanging="360"/>
-      </w:pPr>
-    </w:lvl>
-    <w:lvl w:ilvl="4" w:tplc="F7DA16D4">
-      <w:start w:val="1"/>
-      <w:numFmt w:val="bullet"/>
-      <w:lvlText w:val="○"/>
-      <w:lvlJc w:val="left"/>
-      <w:pPr>
-        <w:ind w:left="3600" w:hanging="360"/>
-      </w:pPr>
-    </w:lvl>
-    <w:lvl w:ilvl="5" w:tplc="347603DC">
-      <w:start w:val="1"/>
-      <w:numFmt w:val="bullet"/>
-      <w:lvlText w:val="■"/>
-      <w:lvlJc w:val="left"/>
-      <w:pPr>
-        <w:ind w:left="4320" w:hanging="360"/>
-      </w:pPr>
-    </w:lvl>
-    <w:lvl w:ilvl="6" w:tplc="4ED001B0">
-      <w:start w:val="1"/>
-      <w:numFmt w:val="bullet"/>
-      <w:lvlText w:val="●"/>
-      <w:lvlJc w:val="left"/>
-      <w:pPr>
-        <w:ind w:left="5040" w:hanging="360"/>
-      </w:pPr>
-    </w:lvl>
-    <w:lvl w:ilvl="7" w:tplc="1B5AC42A">
-      <w:start w:val="1"/>
-      <w:numFmt w:val="bullet"/>
-      <w:lvlText w:val="●"/>
-      <w:lvlJc w:val="left"/>
-      <w:pPr>
-        <w:ind w:left="5760" w:hanging="360"/>
-      </w:pPr>
-    </w:lvl>
-    <w:lvl w:ilvl="8" w:tplc="30CC4F48">
-      <w:start w:val="1"/>
-      <w:numFmt w:val="bullet"/>
-      <w:lvlText w:val="●"/>
-      <w:lvlJc w:val="left"/>
-      <w:pPr>
-        <w:ind w:left="6480" w:hanging="360"/>
-      </w:pPr>
-    </w:lvl>
-  </w:abstractNum>
-  <w:abstractNum w:abstractNumId="1" w15:restartNumberingAfterBreak="0">
-    <w:nsid w:val="70693EB2"/>
-    <w:multiLevelType w:val="hybridMultilevel"/>
-    <w:tmpl w:val="0178B520"/>
-    <w:lvl w:ilvl="0" w:tplc="FE0E2D40">
+    <w:tmpl w:val="E6085522"/>
+    <w:lvl w:ilvl="0" w:tplc="77AEE9AE">
       <w:start w:val="1"/>
       <w:numFmt w:val="bullet"/>
       <w:lvlText w:val="•"/>
@@ -2583,55 +2433,141 @@
         <w:ind w:left="360" w:hanging="220"/>
       </w:pPr>
     </w:lvl>
-    <w:lvl w:ilvl="1" w:tplc="754079BA">
+    <w:lvl w:ilvl="1" w:tplc="7502371E">
       <w:numFmt w:val="decimal"/>
       <w:lvlText w:val=""/>
       <w:lvlJc w:val="left"/>
     </w:lvl>
-    <w:lvl w:ilvl="2" w:tplc="48D6C540">
+    <w:lvl w:ilvl="2" w:tplc="DC0AEB98">
       <w:numFmt w:val="decimal"/>
       <w:lvlText w:val=""/>
       <w:lvlJc w:val="left"/>
     </w:lvl>
-    <w:lvl w:ilvl="3" w:tplc="E084CF80">
+    <w:lvl w:ilvl="3" w:tplc="DA2EBDBE">
       <w:numFmt w:val="decimal"/>
       <w:lvlText w:val=""/>
       <w:lvlJc w:val="left"/>
     </w:lvl>
-    <w:lvl w:ilvl="4" w:tplc="1E12F7AC">
+    <w:lvl w:ilvl="4" w:tplc="A7C47E62">
       <w:numFmt w:val="decimal"/>
       <w:lvlText w:val=""/>
       <w:lvlJc w:val="left"/>
     </w:lvl>
-    <w:lvl w:ilvl="5" w:tplc="0C9E712E">
+    <w:lvl w:ilvl="5" w:tplc="057812C8">
       <w:numFmt w:val="decimal"/>
       <w:lvlText w:val=""/>
       <w:lvlJc w:val="left"/>
     </w:lvl>
-    <w:lvl w:ilvl="6" w:tplc="624EDBF0">
+    <w:lvl w:ilvl="6" w:tplc="0A72F354">
       <w:numFmt w:val="decimal"/>
       <w:lvlText w:val=""/>
       <w:lvlJc w:val="left"/>
     </w:lvl>
-    <w:lvl w:ilvl="7" w:tplc="14B4C17C">
+    <w:lvl w:ilvl="7" w:tplc="9ED61F78">
       <w:numFmt w:val="decimal"/>
       <w:lvlText w:val=""/>
       <w:lvlJc w:val="left"/>
     </w:lvl>
-    <w:lvl w:ilvl="8" w:tplc="664AB446">
+    <w:lvl w:ilvl="8" w:tplc="9CD2C0BE">
       <w:numFmt w:val="decimal"/>
       <w:lvlText w:val=""/>
       <w:lvlJc w:val="left"/>
     </w:lvl>
   </w:abstractNum>
-  <w:num w:numId="1" w16cid:durableId="697393421">
-    <w:abstractNumId w:val="0"/>
+  <w:abstractNum w:abstractNumId="1" w15:restartNumberingAfterBreak="0">
+    <w:nsid w:val="7CDA1800"/>
+    <w:multiLevelType w:val="hybridMultilevel"/>
+    <w:tmpl w:val="B8C29154"/>
+    <w:lvl w:ilvl="0" w:tplc="BEA0B294">
+      <w:start w:val="1"/>
+      <w:numFmt w:val="bullet"/>
+      <w:lvlText w:val="●"/>
+      <w:lvlJc w:val="left"/>
+      <w:pPr>
+        <w:ind w:left="720" w:hanging="360"/>
+      </w:pPr>
+    </w:lvl>
+    <w:lvl w:ilvl="1" w:tplc="75580CDC">
+      <w:start w:val="1"/>
+      <w:numFmt w:val="bullet"/>
+      <w:lvlText w:val="○"/>
+      <w:lvlJc w:val="left"/>
+      <w:pPr>
+        <w:ind w:left="1440" w:hanging="360"/>
+      </w:pPr>
+    </w:lvl>
+    <w:lvl w:ilvl="2" w:tplc="D34456C0">
+      <w:start w:val="1"/>
+      <w:numFmt w:val="bullet"/>
+      <w:lvlText w:val="■"/>
+      <w:lvlJc w:val="left"/>
+      <w:pPr>
+        <w:ind w:left="2160" w:hanging="360"/>
+      </w:pPr>
+    </w:lvl>
+    <w:lvl w:ilvl="3" w:tplc="616CC71C">
+      <w:start w:val="1"/>
+      <w:numFmt w:val="bullet"/>
+      <w:lvlText w:val="●"/>
+      <w:lvlJc w:val="left"/>
+      <w:pPr>
+        <w:ind w:left="2880" w:hanging="360"/>
+      </w:pPr>
+    </w:lvl>
+    <w:lvl w:ilvl="4" w:tplc="09240A16">
+      <w:start w:val="1"/>
+      <w:numFmt w:val="bullet"/>
+      <w:lvlText w:val="○"/>
+      <w:lvlJc w:val="left"/>
+      <w:pPr>
+        <w:ind w:left="3600" w:hanging="360"/>
+      </w:pPr>
+    </w:lvl>
+    <w:lvl w:ilvl="5" w:tplc="4AE21314">
+      <w:start w:val="1"/>
+      <w:numFmt w:val="bullet"/>
+      <w:lvlText w:val="■"/>
+      <w:lvlJc w:val="left"/>
+      <w:pPr>
+        <w:ind w:left="4320" w:hanging="360"/>
+      </w:pPr>
+    </w:lvl>
+    <w:lvl w:ilvl="6" w:tplc="3ACAA290">
+      <w:start w:val="1"/>
+      <w:numFmt w:val="bullet"/>
+      <w:lvlText w:val="●"/>
+      <w:lvlJc w:val="left"/>
+      <w:pPr>
+        <w:ind w:left="5040" w:hanging="360"/>
+      </w:pPr>
+    </w:lvl>
+    <w:lvl w:ilvl="7" w:tplc="E69A5F56">
+      <w:start w:val="1"/>
+      <w:numFmt w:val="bullet"/>
+      <w:lvlText w:val="●"/>
+      <w:lvlJc w:val="left"/>
+      <w:pPr>
+        <w:ind w:left="5760" w:hanging="360"/>
+      </w:pPr>
+    </w:lvl>
+    <w:lvl w:ilvl="8" w:tplc="BDE0B740">
+      <w:start w:val="1"/>
+      <w:numFmt w:val="bullet"/>
+      <w:lvlText w:val="●"/>
+      <w:lvlJc w:val="left"/>
+      <w:pPr>
+        <w:ind w:left="6480" w:hanging="360"/>
+      </w:pPr>
+    </w:lvl>
+  </w:abstractNum>
+  <w:num w:numId="1" w16cid:durableId="71581996">
+    <w:abstractNumId w:val="1"/>
     <w:lvlOverride w:ilvl="0">
       <w:startOverride w:val="1"/>
     </w:lvlOverride>
   </w:num>
-  <w:num w:numId="2" w16cid:durableId="563295877">
-    <w:abstractNumId w:val="1"/>
+  <w:num w:numId="2" w16cid:durableId="568468862">
+    <w:abstractNumId w:val="0"/>
     <w:lvlOverride w:ilvl="0">
       <w:startOverride w:val="1"/>
     </w:lvlOverride>

--- a/uploads/Butler_Jamie_Resume.docx
+++ b/uploads/Butler_Jamie_Resume.docx
@@ -127,9 +127,6 @@
     </w:p>
     <w:p>
       <w:pPr>
-        <w:pBdr>
-          <w:bottom w:val="single" w:sz="8" w:space="2" w:color="2E5FA3"/>
-        </w:pBdr>
         <w:spacing w:before="30" w:after="20"/>
         <w:jc w:val="center"/>
         <w:rPr>

--- a/uploads/Butler_Jamie_Resume.docx
+++ b/uploads/Butler_Jamie_Resume.docx
@@ -792,30 +792,28 @@
       <w:pPr>
         <w:spacing w:after="30"/>
       </w:pPr>
+      <w:bookmarkStart w:id="2" w:name="_Hlk230802447"/>
       <w:r>
         <w:rPr>
           <w:b/>
           <w:bCs/>
         </w:rPr>
-        <w:t>AI Fundamentals / AI Foundations</w:t>
-      </w:r>
-      <w:r>
-        <w:t xml:space="preserve">  —  IBM</w:t>
-      </w:r>
-    </w:p>
-    <w:p>
-      <w:pPr>
-        <w:spacing w:after="30"/>
-      </w:pPr>
+        <w:t xml:space="preserve">AI Fundamentals / AI </w:t>
+      </w:r>
+      <w:proofErr w:type="gramStart"/>
       <w:r>
         <w:rPr>
           <w:b/>
           <w:bCs/>
         </w:rPr>
-        <w:t>AI Agent Framework</w:t>
-      </w:r>
-      <w:r>
-        <w:t xml:space="preserve">  —  Microsoft</w:t>
+        <w:t>Foundations</w:t>
+      </w:r>
+      <w:r>
+        <w:t xml:space="preserve">  —</w:t>
+      </w:r>
+      <w:proofErr w:type="gramEnd"/>
+      <w:r>
+        <w:t xml:space="preserve">  IBM</w:t>
       </w:r>
     </w:p>
     <w:p>
@@ -827,25 +825,22 @@
           <w:b/>
           <w:bCs/>
         </w:rPr>
-        <w:t>Azure Infrastructure Architect</w:t>
-      </w:r>
-      <w:r>
-        <w:t xml:space="preserve">  —  Microsoft</w:t>
-      </w:r>
-    </w:p>
-    <w:p>
-      <w:pPr>
-        <w:spacing w:after="30"/>
-      </w:pPr>
+        <w:t xml:space="preserve">AI Agent Framework / Responsible AI / AI Agent </w:t>
+      </w:r>
+      <w:proofErr w:type="gramStart"/>
       <w:r>
         <w:rPr>
           <w:b/>
           <w:bCs/>
         </w:rPr>
-        <w:t>Responsible AI</w:t>
-      </w:r>
-      <w:r>
-        <w:t xml:space="preserve">  —  Microsoft</w:t>
+        <w:t>Integration</w:t>
+      </w:r>
+      <w:r>
+        <w:t xml:space="preserve">  —</w:t>
+      </w:r>
+      <w:proofErr w:type="gramEnd"/>
+      <w:r>
+        <w:t xml:space="preserve">  Microsoft</w:t>
       </w:r>
     </w:p>
     <w:p>
@@ -857,26 +852,105 @@
           <w:b/>
           <w:bCs/>
         </w:rPr>
-        <w:t>PMP Training Course</w:t>
-      </w:r>
-      <w:r>
-        <w:t xml:space="preserve">  —  Project Management Institute</w:t>
-      </w:r>
-    </w:p>
-    <w:p>
-      <w:pPr>
-        <w:spacing w:after="30"/>
-      </w:pPr>
+        <w:t xml:space="preserve">Azure Infrastructure </w:t>
+      </w:r>
+      <w:proofErr w:type="gramStart"/>
       <w:r>
         <w:rPr>
           <w:b/>
           <w:bCs/>
         </w:rPr>
-        <w:t>Agile with Jira</w:t>
-      </w:r>
-      <w:r>
-        <w:t xml:space="preserve">  —  Coursera</w:t>
-      </w:r>
+        <w:t>Architect</w:t>
+      </w:r>
+      <w:r>
+        <w:t xml:space="preserve">  —</w:t>
+      </w:r>
+      <w:proofErr w:type="gramEnd"/>
+      <w:r>
+        <w:t xml:space="preserve">  Microsoft</w:t>
+      </w:r>
+    </w:p>
+    <w:p>
+      <w:pPr>
+        <w:spacing w:after="30"/>
+      </w:pPr>
+      <w:r>
+        <w:rPr>
+          <w:b/>
+          <w:bCs/>
+        </w:rPr>
+        <w:t xml:space="preserve">BI &amp; Data </w:t>
+      </w:r>
+      <w:proofErr w:type="gramStart"/>
+      <w:r>
+        <w:rPr>
+          <w:b/>
+          <w:bCs/>
+        </w:rPr>
+        <w:t>Reporting</w:t>
+      </w:r>
+      <w:r>
+        <w:t xml:space="preserve">  —</w:t>
+      </w:r>
+      <w:proofErr w:type="gramEnd"/>
+      <w:r>
+        <w:t xml:space="preserve">  NetSuite</w:t>
+      </w:r>
+    </w:p>
+    <w:p>
+      <w:pPr>
+        <w:spacing w:after="30"/>
+      </w:pPr>
+      <w:r>
+        <w:rPr>
+          <w:b/>
+          <w:bCs/>
+        </w:rPr>
+        <w:t xml:space="preserve">PMP Training </w:t>
+      </w:r>
+      <w:proofErr w:type="gramStart"/>
+      <w:r>
+        <w:rPr>
+          <w:b/>
+          <w:bCs/>
+        </w:rPr>
+        <w:t>Course</w:t>
+      </w:r>
+      <w:r>
+        <w:t xml:space="preserve">  —</w:t>
+      </w:r>
+      <w:proofErr w:type="gramEnd"/>
+      <w:r>
+        <w:t xml:space="preserve">  Project Management Institute</w:t>
+      </w:r>
+    </w:p>
+    <w:p>
+      <w:pPr>
+        <w:spacing w:after="30"/>
+      </w:pPr>
+      <w:r>
+        <w:rPr>
+          <w:b/>
+          <w:bCs/>
+        </w:rPr>
+        <w:t xml:space="preserve">Agile with </w:t>
+      </w:r>
+      <w:proofErr w:type="gramStart"/>
+      <w:r>
+        <w:rPr>
+          <w:b/>
+          <w:bCs/>
+        </w:rPr>
+        <w:t>Jira</w:t>
+      </w:r>
+      <w:r>
+        <w:t xml:space="preserve">  —</w:t>
+      </w:r>
+      <w:proofErr w:type="gramEnd"/>
+      <w:r>
+        <w:t xml:space="preserve">  Coursera</w:t>
+      </w:r>
+      <w:bookmarkEnd w:id="2"/>
     </w:p>
     <w:p>
       <w:pPr>
@@ -906,19 +980,47 @@
         <w:spacing w:after="40"/>
       </w:pPr>
       <w:r>
-        <w:t>Salesforce, Bullhorn, Aviont</w:t>
-      </w:r>
-      <w:r>
-        <w:t>e</w:t>
-      </w:r>
-      <w:r>
-        <w:t xml:space="preserve">, Asymbl, Ironclad, NetSuite, Sage Intacct, MS Dynamics, PrismHR, ADP Workforce Now, Workday, Microsoft 365, </w:t>
-      </w:r>
-      <w:r>
-        <w:t xml:space="preserve">Claude, ChatGPT, N8N, Together.AI, </w:t>
-      </w:r>
-      <w:r>
-        <w:t>Azure, Entra ID, AWS, Google Workspace, Zoom Workplace, GPT agents, LLM integration, Power Automate, Zapier, AI IVR, Power BI, Tableau, SQL Server, Crystal Reports, Canvas, IBM Cognos, Jira Cloud, JSM, NinjaOne, ServiceNow, SharePoint, Slack, Sophos, SentinelOne, Teams, MSSP, VPN, GDPR, PCI DSS, Cloud Security, Data Analysis, Cybersecurity Strategy, Business Intelligence, API Management, Change Management, Strategic Thinking, Team Leadership, Stakeholder Engagement, Cross-functional Collaboration, Agile Methodologies</w:t>
+        <w:t>Salesforce</w:t>
+      </w:r>
+      <w:bookmarkStart w:id="3" w:name="_Hlk230802530"/>
+      <w:r>
+        <w:t xml:space="preserve"> · </w:t>
+      </w:r>
+      <w:bookmarkEnd w:id="3"/>
+      <w:r>
+        <w:t xml:space="preserve">Bullhorn · Avionte · </w:t>
+      </w:r>
+      <w:proofErr w:type="spellStart"/>
+      <w:r>
+        <w:t>Asymbl</w:t>
+      </w:r>
+      <w:proofErr w:type="spellEnd"/>
+      <w:r>
+        <w:t xml:space="preserve"> · Ironclad · NetSuite · Sage Intacct · HubSpot · MS Dynamics · </w:t>
+      </w:r>
+      <w:proofErr w:type="spellStart"/>
+      <w:r>
+        <w:t>PrismHR</w:t>
+      </w:r>
+      <w:proofErr w:type="spellEnd"/>
+      <w:r>
+        <w:t xml:space="preserve"> · ADP Workforce Now · Workday · Microsoft 365 · Claude · ChatGPT · N8N · Together.AI · Azure · Entra ID · AWS · Google Workspace · Zoom Workplace · GPT agents · LLM integration · Power Automate · Zapier · AI IVR · Power BI · Tableau · SQL Server · Crystal Reports · Canvas · IBM Cognos · Jira Cloud · JSM · </w:t>
+      </w:r>
+      <w:proofErr w:type="spellStart"/>
+      <w:r>
+        <w:t>NinjaOne</w:t>
+      </w:r>
+      <w:proofErr w:type="spellEnd"/>
+      <w:r>
+        <w:t xml:space="preserve"> · ServiceNow · SharePoint · Slack · Sophos · </w:t>
+      </w:r>
+      <w:proofErr w:type="spellStart"/>
+      <w:r>
+        <w:t>SentinelOne</w:t>
+      </w:r>
+      <w:proofErr w:type="spellEnd"/>
+      <w:r>
+        <w:t xml:space="preserve"> · Teams · MSSP · VPN · GDPR · PCI DSS · Cloud Security · Data Analysis · Cybersecurity Strategy · Business Intelligence · API Management · Change Management · Strategic Thinking · Team Leadership · Stakeholder Engagement · Cross-functional Collaboration · Agile Methodologies</w:t>
       </w:r>
     </w:p>
     <w:sectPr>

--- a/uploads/Butler_Jamie_Resume.docx
+++ b/uploads/Butler_Jamie_Resume.docx
@@ -4,14 +4,14 @@
   <w:body>
     <w:p>
       <w:pPr>
-        <w:shd w:val="clear" w:color="auto" w:fill="1A1A1A"/>
+        <w:shd w:val="clear" w:color="auto" w:fill="D6E4F0"/>
         <w:spacing w:line="620" w:lineRule="exact"/>
         <w:ind w:left="-1080" w:right="-1080"/>
       </w:pPr>
     </w:p>
     <w:p>
       <w:pPr>
-        <w:shd w:val="clear" w:color="auto" w:fill="1A1A1A"/>
+        <w:shd w:val="clear" w:color="auto" w:fill="D6E4F0"/>
         <w:spacing w:line="440" w:lineRule="exact"/>
         <w:ind w:left="-1080" w:right="-1080" w:firstLine="1080"/>
       </w:pPr>
@@ -19,7 +19,7 @@
         <w:rPr>
           <w:b/>
           <w:bCs/>
-          <w:color w:val="FFFFFF"/>
+          <w:color w:val="1A1A1A"/>
           <w:sz w:val="40"/>
           <w:szCs w:val="40"/>
         </w:rPr>
@@ -28,55 +28,73 @@
     </w:p>
     <w:p>
       <w:pPr>
-        <w:shd w:val="clear" w:color="auto" w:fill="1A1A1A"/>
+        <w:shd w:val="clear" w:color="auto" w:fill="D6E4F0"/>
         <w:spacing w:line="280" w:lineRule="exact"/>
         <w:ind w:left="-1080" w:right="-1080" w:firstLine="1080"/>
       </w:pPr>
       <w:r>
         <w:rPr>
-          <w:color w:val="FFFFFF"/>
-        </w:rPr>
-        <w:t>Technology Leader  |  Strategy · Architecture · Transformation</w:t>
-      </w:r>
-    </w:p>
-    <w:p>
-      <w:pPr>
-        <w:shd w:val="clear" w:color="auto" w:fill="1A1A1A"/>
+          <w:b/>
+          <w:bCs/>
+          <w:color w:val="1A1A1A"/>
+        </w:rPr>
+        <w:t>Technology</w:t>
+      </w:r>
+      <w:r>
+        <w:rPr>
+          <w:color w:val="1A1A1A"/>
+        </w:rPr>
+        <w:t xml:space="preserve"> </w:t>
+      </w:r>
+      <w:r>
+        <w:rPr>
+          <w:b/>
+          <w:bCs/>
+          <w:color w:val="1A1A1A"/>
+        </w:rPr>
+        <w:t>Leader</w:t>
+      </w:r>
+      <w:r>
+        <w:rPr>
+          <w:color w:val="1A1A1A"/>
+        </w:rPr>
+        <w:t xml:space="preserve">  |  Strategy · Architecture </w:t>
+      </w:r>
+      <w:bookmarkStart w:id="0" w:name="_Hlk230802502"/>
+      <w:r>
+        <w:rPr>
+          <w:color w:val="1A1A1A"/>
+        </w:rPr>
+        <w:t>·</w:t>
+      </w:r>
+      <w:bookmarkEnd w:id="0"/>
+      <w:r>
+        <w:rPr>
+          <w:color w:val="1A1A1A"/>
+        </w:rPr>
+        <w:t xml:space="preserve"> Transformation</w:t>
+      </w:r>
+    </w:p>
+    <w:p>
+      <w:pPr>
+        <w:shd w:val="clear" w:color="auto" w:fill="D6E4F0"/>
         <w:spacing w:line="40" w:lineRule="exact"/>
         <w:ind w:left="-1080" w:right="-1080"/>
       </w:pPr>
     </w:p>
     <w:p>
       <w:pPr>
-        <w:shd w:val="clear" w:color="auto" w:fill="1A1A1A"/>
+        <w:shd w:val="clear" w:color="auto" w:fill="D6E4F0"/>
         <w:spacing w:line="240" w:lineRule="exact"/>
         <w:ind w:left="-1080" w:right="-1080" w:firstLine="1080"/>
       </w:pPr>
       <w:r>
         <w:rPr>
-          <w:color w:val="FFFFFF"/>
+          <w:color w:val="1A1A1A"/>
           <w:sz w:val="19"/>
           <w:szCs w:val="19"/>
         </w:rPr>
-        <w:t xml:space="preserve">Texas, </w:t>
-      </w:r>
-      <w:proofErr w:type="gramStart"/>
-      <w:r>
-        <w:rPr>
-          <w:color w:val="FFFFFF"/>
-          <w:sz w:val="19"/>
-          <w:szCs w:val="19"/>
-        </w:rPr>
-        <w:t>US  |</w:t>
-      </w:r>
-      <w:proofErr w:type="gramEnd"/>
-      <w:r>
-        <w:rPr>
-          <w:color w:val="FFFFFF"/>
-          <w:sz w:val="19"/>
-          <w:szCs w:val="19"/>
-        </w:rPr>
-        <w:t xml:space="preserve">  </w:t>
+        <w:t xml:space="preserve">Texas, US  |  </w:t>
       </w:r>
       <w:hyperlink r:id="rId5" w:history="1">
         <w:r>
@@ -90,29 +108,11 @@
       </w:hyperlink>
       <w:r>
         <w:rPr>
-          <w:color w:val="FFFFFF"/>
+          <w:color w:val="1A1A1A"/>
           <w:sz w:val="19"/>
           <w:szCs w:val="19"/>
         </w:rPr>
-        <w:t xml:space="preserve">  |  (951) 768-</w:t>
-      </w:r>
-      <w:proofErr w:type="gramStart"/>
-      <w:r>
-        <w:rPr>
-          <w:color w:val="FFFFFF"/>
-          <w:sz w:val="19"/>
-          <w:szCs w:val="19"/>
-        </w:rPr>
-        <w:t>4008  |</w:t>
-      </w:r>
-      <w:proofErr w:type="gramEnd"/>
-      <w:r>
-        <w:rPr>
-          <w:color w:val="FFFFFF"/>
-          <w:sz w:val="19"/>
-          <w:szCs w:val="19"/>
-        </w:rPr>
-        <w:t xml:space="preserve">  </w:t>
+        <w:t xml:space="preserve">  |  (951) 768-4008  |  </w:t>
       </w:r>
       <w:hyperlink r:id="rId6" w:history="1">
         <w:r>
@@ -127,7 +127,7 @@
     </w:p>
     <w:p>
       <w:pPr>
-        <w:shd w:val="clear" w:color="auto" w:fill="1A1A1A"/>
+        <w:shd w:val="clear" w:color="auto" w:fill="D6E4F0"/>
         <w:spacing w:line="360" w:lineRule="exact"/>
         <w:ind w:left="-1080" w:right="-1080"/>
       </w:pPr>
@@ -435,7 +435,7 @@
         </w:tabs>
         <w:spacing w:before="140"/>
       </w:pPr>
-      <w:bookmarkStart w:id="0" w:name="_Hlk230701287"/>
+      <w:bookmarkStart w:id="1" w:name="_Hlk230701287"/>
       <w:r>
         <w:rPr>
           <w:b/>
@@ -460,7 +460,7 @@
         <w:t>Oct 2014 – Apr 2022</w:t>
       </w:r>
     </w:p>
-    <w:bookmarkEnd w:id="0"/>
+    <w:bookmarkEnd w:id="1"/>
     <w:p>
       <w:pPr>
         <w:keepNext/>
@@ -538,7 +538,14 @@
           <w:sz w:val="24"/>
           <w:szCs w:val="24"/>
         </w:rPr>
-        <w:t>Interim Director of Technology</w:t>
+        <w:t xml:space="preserve">Interim Director of Technology </w:t>
+      </w:r>
+      <w:r>
+        <w:rPr>
+          <w:sz w:val="24"/>
+          <w:szCs w:val="24"/>
+        </w:rPr>
+        <w:t>(Contract)</w:t>
       </w:r>
       <w:r>
         <w:rPr>
@@ -596,7 +603,7 @@
         </w:numPr>
         <w:spacing w:after="20"/>
       </w:pPr>
-      <w:bookmarkStart w:id="1" w:name="_Hlk230701245"/>
+      <w:bookmarkStart w:id="2" w:name="_Hlk230701245"/>
       <w:r>
         <w:lastRenderedPageBreak/>
         <w:t>Built Crystal Reports executive dashboards that improved visibility for leadership and informed decisions</w:t>
@@ -615,7 +622,7 @@
         <w:t>Scaled a remote business development department to support expanded sales outreach and operational needs</w:t>
       </w:r>
     </w:p>
-    <w:bookmarkEnd w:id="1"/>
+    <w:bookmarkEnd w:id="2"/>
     <w:p>
       <w:pPr>
         <w:pStyle w:val="ListParagraph"/>
@@ -638,6 +645,7 @@
         </w:tabs>
         <w:spacing w:before="140"/>
       </w:pPr>
+      <w:bookmarkStart w:id="3" w:name="_Hlk230801584"/>
       <w:r>
         <w:rPr>
           <w:b/>
@@ -697,6 +705,7 @@
         <w:t>Led migration from AutoCAD to SolidWorks, accelerating engineering workflows and improving CAD data integration with ERP and production systems</w:t>
       </w:r>
     </w:p>
+    <w:bookmarkEnd w:id="3"/>
     <w:p>
       <w:pPr>
         <w:pStyle w:val="Heading1"/>
@@ -792,28 +801,31 @@
       <w:pPr>
         <w:spacing w:after="30"/>
       </w:pPr>
-      <w:bookmarkStart w:id="2" w:name="_Hlk230802447"/>
+      <w:bookmarkStart w:id="4" w:name="_Hlk230802447"/>
       <w:r>
         <w:rPr>
           <w:b/>
           <w:bCs/>
         </w:rPr>
-        <w:t xml:space="preserve">AI Fundamentals / AI </w:t>
-      </w:r>
-      <w:proofErr w:type="gramStart"/>
+        <w:t>Artificial Intelligence Fundamentals / Foundations</w:t>
+      </w:r>
+      <w:r>
+        <w:t xml:space="preserve">  —  IBM</w:t>
+      </w:r>
+    </w:p>
+    <w:p>
+      <w:pPr>
+        <w:spacing w:after="30"/>
+      </w:pPr>
       <w:r>
         <w:rPr>
           <w:b/>
           <w:bCs/>
         </w:rPr>
-        <w:t>Foundations</w:t>
-      </w:r>
-      <w:r>
-        <w:t xml:space="preserve">  —</w:t>
-      </w:r>
-      <w:proofErr w:type="gramEnd"/>
-      <w:r>
-        <w:t xml:space="preserve">  IBM</w:t>
+        <w:t>Generative AI</w:t>
+      </w:r>
+      <w:r>
+        <w:t xml:space="preserve">  —  Databricks</w:t>
       </w:r>
     </w:p>
     <w:p>
@@ -825,49 +837,40 @@
           <w:b/>
           <w:bCs/>
         </w:rPr>
-        <w:t xml:space="preserve">AI Agent Framework / Responsible AI / AI Agent </w:t>
-      </w:r>
-      <w:proofErr w:type="gramStart"/>
+        <w:t>Azure Infrastructure Architect</w:t>
+      </w:r>
+      <w:r>
+        <w:t xml:space="preserve"> · </w:t>
+      </w:r>
       <w:r>
         <w:rPr>
           <w:b/>
           <w:bCs/>
         </w:rPr>
-        <w:t>Integration</w:t>
-      </w:r>
-      <w:r>
-        <w:t xml:space="preserve">  —</w:t>
-      </w:r>
-      <w:proofErr w:type="gramEnd"/>
-      <w:r>
-        <w:t xml:space="preserve">  Microsoft</w:t>
-      </w:r>
-    </w:p>
-    <w:p>
-      <w:pPr>
-        <w:spacing w:after="30"/>
-      </w:pPr>
+        <w:t>AI Agent Framework</w:t>
+      </w:r>
+      <w:r>
+        <w:t xml:space="preserve"> · </w:t>
+      </w:r>
       <w:r>
         <w:rPr>
           <w:b/>
           <w:bCs/>
         </w:rPr>
-        <w:t xml:space="preserve">Azure Infrastructure </w:t>
-      </w:r>
-      <w:proofErr w:type="gramStart"/>
+        <w:t>Responsible AI</w:t>
+      </w:r>
+      <w:r>
+        <w:t xml:space="preserve"> · </w:t>
+      </w:r>
       <w:r>
         <w:rPr>
           <w:b/>
           <w:bCs/>
         </w:rPr>
-        <w:t>Architect</w:t>
-      </w:r>
-      <w:r>
-        <w:t xml:space="preserve">  —</w:t>
-      </w:r>
-      <w:proofErr w:type="gramEnd"/>
-      <w:r>
-        <w:t xml:space="preserve">  Microsoft</w:t>
+        <w:t>AI Agent Integration</w:t>
+      </w:r>
+      <w:r>
+        <w:t xml:space="preserve">  —  Microsoft</w:t>
       </w:r>
     </w:p>
     <w:p>
@@ -879,22 +882,25 @@
           <w:b/>
           <w:bCs/>
         </w:rPr>
-        <w:t xml:space="preserve">BI &amp; Data </w:t>
-      </w:r>
-      <w:proofErr w:type="gramStart"/>
+        <w:t>BI &amp; Data Reporting</w:t>
+      </w:r>
+      <w:r>
+        <w:t xml:space="preserve">  —  NetSuite</w:t>
+      </w:r>
+    </w:p>
+    <w:p>
+      <w:pPr>
+        <w:spacing w:after="30"/>
+      </w:pPr>
       <w:r>
         <w:rPr>
           <w:b/>
           <w:bCs/>
         </w:rPr>
-        <w:t>Reporting</w:t>
-      </w:r>
-      <w:r>
-        <w:t xml:space="preserve">  —</w:t>
-      </w:r>
-      <w:proofErr w:type="gramEnd"/>
-      <w:r>
-        <w:t xml:space="preserve">  NetSuite</w:t>
+        <w:t>PMP Training Course</w:t>
+      </w:r>
+      <w:r>
+        <w:t xml:space="preserve">  —  Project Management Institute</w:t>
       </w:r>
     </w:p>
     <w:p>
@@ -906,52 +912,13 @@
           <w:b/>
           <w:bCs/>
         </w:rPr>
-        <w:t xml:space="preserve">PMP Training </w:t>
-      </w:r>
-      <w:proofErr w:type="gramStart"/>
-      <w:r>
-        <w:rPr>
-          <w:b/>
-          <w:bCs/>
-        </w:rPr>
-        <w:t>Course</w:t>
-      </w:r>
-      <w:r>
-        <w:t xml:space="preserve">  —</w:t>
-      </w:r>
-      <w:proofErr w:type="gramEnd"/>
-      <w:r>
-        <w:t xml:space="preserve">  Project Management Institute</w:t>
-      </w:r>
-    </w:p>
-    <w:p>
-      <w:pPr>
-        <w:spacing w:after="30"/>
-      </w:pPr>
-      <w:r>
-        <w:rPr>
-          <w:b/>
-          <w:bCs/>
-        </w:rPr>
-        <w:t xml:space="preserve">Agile with </w:t>
-      </w:r>
-      <w:proofErr w:type="gramStart"/>
-      <w:r>
-        <w:rPr>
-          <w:b/>
-          <w:bCs/>
-        </w:rPr>
-        <w:t>Jira</w:t>
-      </w:r>
-      <w:r>
-        <w:t xml:space="preserve">  —</w:t>
-      </w:r>
-      <w:proofErr w:type="gramEnd"/>
-      <w:r>
-        <w:t xml:space="preserve">  Coursera</w:t>
-      </w:r>
-      <w:bookmarkEnd w:id="2"/>
-    </w:p>
+        <w:t>Agile with Jira</w:t>
+      </w:r>
+      <w:r>
+        <w:t xml:space="preserve">  —  Coursera</w:t>
+      </w:r>
+    </w:p>
+    <w:bookmarkEnd w:id="4"/>
     <w:p>
       <w:pPr>
         <w:pStyle w:val="Heading1"/>
@@ -978,50 +945,50 @@
     <w:p>
       <w:pPr>
         <w:spacing w:after="40"/>
-      </w:pPr>
+        <w:jc w:val="both"/>
+      </w:pPr>
+      <w:bookmarkStart w:id="5" w:name="_Hlk230802779"/>
       <w:r>
         <w:t>Salesforce</w:t>
       </w:r>
-      <w:bookmarkStart w:id="3" w:name="_Hlk230802530"/>
+      <w:bookmarkStart w:id="6" w:name="_Hlk230802530"/>
       <w:r>
         <w:t xml:space="preserve"> · </w:t>
       </w:r>
-      <w:bookmarkEnd w:id="3"/>
-      <w:r>
-        <w:t xml:space="preserve">Bullhorn · Avionte · </w:t>
-      </w:r>
-      <w:proofErr w:type="spellStart"/>
-      <w:r>
-        <w:t>Asymbl</w:t>
-      </w:r>
-      <w:proofErr w:type="spellEnd"/>
-      <w:r>
-        <w:t xml:space="preserve"> · Ironclad · NetSuite · Sage Intacct · HubSpot · MS Dynamics · </w:t>
-      </w:r>
-      <w:proofErr w:type="spellStart"/>
-      <w:r>
-        <w:t>PrismHR</w:t>
-      </w:r>
-      <w:proofErr w:type="spellEnd"/>
-      <w:r>
-        <w:t xml:space="preserve"> · ADP Workforce Now · Workday · Microsoft 365 · Claude · ChatGPT · N8N · Together.AI · Azure · Entra ID · AWS · Google Workspace · Zoom Workplace · GPT agents · LLM integration · Power Automate · Zapier · AI IVR · Power BI · Tableau · SQL Server · Crystal Reports · Canvas · IBM Cognos · Jira Cloud · JSM · </w:t>
-      </w:r>
-      <w:proofErr w:type="spellStart"/>
-      <w:r>
-        <w:t>NinjaOne</w:t>
-      </w:r>
-      <w:proofErr w:type="spellEnd"/>
-      <w:r>
-        <w:t xml:space="preserve"> · ServiceNow · SharePoint · Slack · Sophos · </w:t>
-      </w:r>
-      <w:proofErr w:type="spellStart"/>
-      <w:r>
-        <w:t>SentinelOne</w:t>
-      </w:r>
-      <w:proofErr w:type="spellEnd"/>
-      <w:r>
-        <w:t xml:space="preserve"> · Teams · MSSP · VPN · GDPR · PCI DSS · Cloud Security · Data Analysis · Cybersecurity Strategy · Business Intelligence · API Management · Change Management · Strategic Thinking · Team Leadership · Stakeholder Engagement · Cross-functional Collaboration · Agile Methodologies</w:t>
-      </w:r>
+      <w:bookmarkEnd w:id="6"/>
+      <w:r>
+        <w:t>Bullhorn · Avionte · Asymbl · Ironclad · NetSuite · Sage Intacct · HubSpot · MS Dynamics · PrismHR · ADP Workforce Now · Workday · Microsoft 365 · Claude · ChatGPT · N8N · Together.AI · Azure · Entra ID · AWS · Google Workspace · Zoom Workplace · GPT agents · LLM integration · Power Automate · Zapier · AI IVR · Power BI · Tableau · SQL Server · Crystal Reports · Canvas · IBM Cognos · Jira Cloud · JSM · NinjaOne · ServiceNow · SharePoint · Slack · Sophos · SentinelOne · Teams · MSSP · VPN</w:t>
+      </w:r>
+      <w:bookmarkStart w:id="7" w:name="_Hlk230876637"/>
+      <w:r>
+        <w:t xml:space="preserve"> · </w:t>
+      </w:r>
+      <w:bookmarkEnd w:id="7"/>
+      <w:r>
+        <w:t xml:space="preserve">ITSM · ITIL · </w:t>
+      </w:r>
+      <w:r>
+        <w:t>GDPR · PCI DSS · Cloud Security · Data Analysis · Cybersecurity Strategy · Business Intelligence</w:t>
+      </w:r>
+      <w:r>
+        <w:t xml:space="preserve"> · Business Analysis · Portfolio Management · Budget Ownership</w:t>
+      </w:r>
+      <w:r>
+        <w:t xml:space="preserve"> · API Management · Change Management · Strategic Thinking · Team Leadership</w:t>
+      </w:r>
+      <w:r>
+        <w:t xml:space="preserve"> · Team Building</w:t>
+      </w:r>
+      <w:r>
+        <w:t xml:space="preserve"> · Stakeholder Engagement · Cross-functional Collaboration · Agile </w:t>
+      </w:r>
+      <w:r>
+        <w:t xml:space="preserve">Project </w:t>
+      </w:r>
+      <w:r>
+        <w:t>Methodologies</w:t>
+      </w:r>
+      <w:bookmarkEnd w:id="5"/>
     </w:p>
     <w:sectPr>
       <w:pgSz w:w="12240" w:h="15840"/>

--- a/uploads/Butler_Jamie_Resume.docx
+++ b/uploads/Butler_Jamie_Resume.docx
@@ -4,22 +4,14 @@
   <w:body>
     <w:p>
       <w:pPr>
-        <w:shd w:val="clear" w:color="auto" w:fill="D6E4F0"/>
-        <w:spacing w:line="620" w:lineRule="exact"/>
-        <w:ind w:left="-1080" w:right="-1080"/>
-      </w:pPr>
-    </w:p>
-    <w:p>
-      <w:pPr>
-        <w:shd w:val="clear" w:color="auto" w:fill="D6E4F0"/>
-        <w:spacing w:line="440" w:lineRule="exact"/>
-        <w:ind w:left="-1080" w:right="-1080" w:firstLine="1080"/>
-      </w:pPr>
-      <w:r>
-        <w:rPr>
-          <w:b/>
-          <w:bCs/>
-          <w:color w:val="1A1A1A"/>
+        <w:spacing w:after="40"/>
+        <w:jc w:val="center"/>
+      </w:pPr>
+      <w:r>
+        <w:rPr>
+          <w:b/>
+          <w:bCs/>
+          <w:color w:val="1B3A6B"/>
           <w:sz w:val="40"/>
           <w:szCs w:val="40"/>
         </w:rPr>
@@ -28,204 +20,422 @@
     </w:p>
     <w:p>
       <w:pPr>
-        <w:shd w:val="clear" w:color="auto" w:fill="D6E4F0"/>
-        <w:spacing w:line="280" w:lineRule="exact"/>
-        <w:ind w:left="-1080" w:right="-1080" w:firstLine="1080"/>
-      </w:pPr>
-      <w:r>
-        <w:rPr>
-          <w:b/>
-          <w:bCs/>
-          <w:color w:val="1A1A1A"/>
-        </w:rPr>
-        <w:t>Technology</w:t>
-      </w:r>
-      <w:r>
-        <w:rPr>
-          <w:color w:val="1A1A1A"/>
-        </w:rPr>
-        <w:t xml:space="preserve"> </w:t>
-      </w:r>
-      <w:r>
-        <w:rPr>
-          <w:b/>
-          <w:bCs/>
-          <w:color w:val="1A1A1A"/>
-        </w:rPr>
-        <w:t>Leader</w:t>
-      </w:r>
-      <w:r>
-        <w:rPr>
-          <w:color w:val="1A1A1A"/>
-        </w:rPr>
-        <w:t xml:space="preserve">  |  Strategy · Architecture </w:t>
-      </w:r>
-      <w:bookmarkStart w:id="0" w:name="_Hlk230802502"/>
-      <w:r>
-        <w:rPr>
-          <w:color w:val="1A1A1A"/>
-        </w:rPr>
-        <w:t>·</w:t>
-      </w:r>
-      <w:bookmarkEnd w:id="0"/>
-      <w:r>
-        <w:rPr>
-          <w:color w:val="1A1A1A"/>
-        </w:rPr>
-        <w:t xml:space="preserve"> Transformation</w:t>
-      </w:r>
-    </w:p>
-    <w:p>
-      <w:pPr>
-        <w:shd w:val="clear" w:color="auto" w:fill="D6E4F0"/>
-        <w:spacing w:line="40" w:lineRule="exact"/>
-        <w:ind w:left="-1080" w:right="-1080"/>
-      </w:pPr>
-    </w:p>
-    <w:p>
-      <w:pPr>
-        <w:shd w:val="clear" w:color="auto" w:fill="D6E4F0"/>
-        <w:spacing w:line="240" w:lineRule="exact"/>
-        <w:ind w:left="-1080" w:right="-1080" w:firstLine="1080"/>
-      </w:pPr>
-      <w:r>
-        <w:rPr>
-          <w:color w:val="1A1A1A"/>
-          <w:sz w:val="19"/>
-          <w:szCs w:val="19"/>
-        </w:rPr>
-        <w:t xml:space="preserve">Texas, US  |  </w:t>
+        <w:spacing w:after="30"/>
+        <w:jc w:val="center"/>
+      </w:pPr>
+      <w:r>
+        <w:rPr>
+          <w:b/>
+          <w:bCs/>
+          <w:color w:val="2E5FA3"/>
+          <w:sz w:val="23"/>
+          <w:szCs w:val="23"/>
+        </w:rPr>
+        <w:t xml:space="preserve">Technology </w:t>
+      </w:r>
+      <w:proofErr w:type="gramStart"/>
+      <w:r>
+        <w:rPr>
+          <w:b/>
+          <w:bCs/>
+          <w:color w:val="2E5FA3"/>
+          <w:sz w:val="23"/>
+          <w:szCs w:val="23"/>
+        </w:rPr>
+        <w:t>Leader  ·</w:t>
+      </w:r>
+      <w:proofErr w:type="gramEnd"/>
+      <w:r>
+        <w:rPr>
+          <w:b/>
+          <w:bCs/>
+          <w:color w:val="2E5FA3"/>
+          <w:sz w:val="23"/>
+          <w:szCs w:val="23"/>
+        </w:rPr>
+        <w:t xml:space="preserve">  Systems Architect</w:t>
+      </w:r>
+    </w:p>
+    <w:p>
+      <w:pPr>
+        <w:spacing w:after="50"/>
+        <w:jc w:val="center"/>
+      </w:pPr>
+      <w:r>
+        <w:rPr>
+          <w:color w:val="3D3D3D"/>
+          <w:sz w:val="17"/>
+          <w:szCs w:val="17"/>
+        </w:rPr>
+        <w:t xml:space="preserve">Enterprise Platform </w:t>
+      </w:r>
+      <w:proofErr w:type="gramStart"/>
+      <w:r>
+        <w:rPr>
+          <w:color w:val="3D3D3D"/>
+          <w:sz w:val="17"/>
+          <w:szCs w:val="17"/>
+        </w:rPr>
+        <w:t>Migrations  ·</w:t>
+      </w:r>
+      <w:proofErr w:type="gramEnd"/>
+      <w:r>
+        <w:rPr>
+          <w:color w:val="3D3D3D"/>
+          <w:sz w:val="17"/>
+          <w:szCs w:val="17"/>
+        </w:rPr>
+        <w:t xml:space="preserve">  Systems </w:t>
+      </w:r>
+      <w:proofErr w:type="gramStart"/>
+      <w:r>
+        <w:rPr>
+          <w:color w:val="3D3D3D"/>
+          <w:sz w:val="17"/>
+          <w:szCs w:val="17"/>
+        </w:rPr>
+        <w:t>Integration  ·</w:t>
+      </w:r>
+      <w:proofErr w:type="gramEnd"/>
+      <w:r>
+        <w:rPr>
+          <w:color w:val="3D3D3D"/>
+          <w:sz w:val="17"/>
+          <w:szCs w:val="17"/>
+        </w:rPr>
+        <w:t xml:space="preserve">  Cloud &amp; </w:t>
+      </w:r>
+      <w:proofErr w:type="gramStart"/>
+      <w:r>
+        <w:rPr>
+          <w:color w:val="3D3D3D"/>
+          <w:sz w:val="17"/>
+          <w:szCs w:val="17"/>
+        </w:rPr>
+        <w:t>Identity  ·</w:t>
+      </w:r>
+      <w:proofErr w:type="gramEnd"/>
+      <w:r>
+        <w:rPr>
+          <w:color w:val="3D3D3D"/>
+          <w:sz w:val="17"/>
+          <w:szCs w:val="17"/>
+        </w:rPr>
+        <w:t xml:space="preserve">  AI &amp; </w:t>
+      </w:r>
+      <w:proofErr w:type="gramStart"/>
+      <w:r>
+        <w:rPr>
+          <w:color w:val="3D3D3D"/>
+          <w:sz w:val="17"/>
+          <w:szCs w:val="17"/>
+        </w:rPr>
+        <w:t>Automation  ·</w:t>
+      </w:r>
+      <w:proofErr w:type="gramEnd"/>
+      <w:r>
+        <w:rPr>
+          <w:color w:val="3D3D3D"/>
+          <w:sz w:val="17"/>
+          <w:szCs w:val="17"/>
+        </w:rPr>
+        <w:t xml:space="preserve">  ITSM</w:t>
+      </w:r>
+    </w:p>
+    <w:p>
+      <w:pPr>
+        <w:spacing w:after="60"/>
+        <w:jc w:val="center"/>
+      </w:pPr>
+      <w:r>
+        <w:rPr>
+          <w:color w:val="3D3D3D"/>
+          <w:sz w:val="17"/>
+          <w:szCs w:val="17"/>
+        </w:rPr>
+        <w:t>Houston, TX</w:t>
+      </w:r>
+      <w:r>
+        <w:rPr>
+          <w:color w:val="5A5A5A"/>
+          <w:sz w:val="17"/>
+          <w:szCs w:val="17"/>
+        </w:rPr>
+        <w:t xml:space="preserve">    |    </w:t>
       </w:r>
       <w:hyperlink r:id="rId5" w:history="1">
         <w:r>
           <w:rPr>
-            <w:rStyle w:val="Hyperlink"/>
-            <w:sz w:val="19"/>
-            <w:szCs w:val="19"/>
+            <w:color w:val="2E5FA3"/>
+            <w:sz w:val="17"/>
+            <w:szCs w:val="17"/>
+            <w:u w:val="single"/>
           </w:rPr>
           <w:t>jamieadambutler@icloud.com</w:t>
         </w:r>
       </w:hyperlink>
       <w:r>
         <w:rPr>
-          <w:color w:val="1A1A1A"/>
-          <w:sz w:val="19"/>
-          <w:szCs w:val="19"/>
-        </w:rPr>
-        <w:t xml:space="preserve">  |  (951) 768-4008  |  </w:t>
+          <w:color w:val="5A5A5A"/>
+          <w:sz w:val="17"/>
+          <w:szCs w:val="17"/>
+        </w:rPr>
+        <w:t xml:space="preserve">    | </w:t>
+      </w:r>
+      <w:proofErr w:type="gramStart"/>
+      <w:r>
+        <w:rPr>
+          <w:color w:val="5A5A5A"/>
+          <w:sz w:val="17"/>
+          <w:szCs w:val="17"/>
+        </w:rPr>
+        <w:t xml:space="preserve">   </w:t>
+      </w:r>
+      <w:r>
+        <w:rPr>
+          <w:color w:val="3D3D3D"/>
+          <w:sz w:val="17"/>
+          <w:szCs w:val="17"/>
+        </w:rPr>
+        <w:t>(</w:t>
+      </w:r>
+      <w:proofErr w:type="gramEnd"/>
+      <w:r>
+        <w:rPr>
+          <w:color w:val="3D3D3D"/>
+          <w:sz w:val="17"/>
+          <w:szCs w:val="17"/>
+        </w:rPr>
+        <w:t>951) 768-4008</w:t>
+      </w:r>
+      <w:r>
+        <w:rPr>
+          <w:color w:val="5A5A5A"/>
+          <w:sz w:val="17"/>
+          <w:szCs w:val="17"/>
+        </w:rPr>
+        <w:t xml:space="preserve">    |    </w:t>
       </w:r>
       <w:hyperlink r:id="rId6" w:history="1">
         <w:r>
           <w:rPr>
-            <w:rStyle w:val="Hyperlink"/>
-            <w:sz w:val="19"/>
-            <w:szCs w:val="19"/>
+            <w:color w:val="2E5FA3"/>
+            <w:sz w:val="17"/>
+            <w:szCs w:val="17"/>
+            <w:u w:val="single"/>
           </w:rPr>
-          <w:t>linkedin.com/in/jamieadambutler</w:t>
+          <w:t>linkedin.com/in/</w:t>
         </w:r>
+        <w:proofErr w:type="spellStart"/>
+        <w:r>
+          <w:rPr>
+            <w:color w:val="2E5FA3"/>
+            <w:sz w:val="17"/>
+            <w:szCs w:val="17"/>
+            <w:u w:val="single"/>
+          </w:rPr>
+          <w:t>jamieadambutler</w:t>
+        </w:r>
+        <w:proofErr w:type="spellEnd"/>
       </w:hyperlink>
     </w:p>
     <w:p>
       <w:pPr>
-        <w:shd w:val="clear" w:color="auto" w:fill="D6E4F0"/>
-        <w:spacing w:line="360" w:lineRule="exact"/>
-        <w:ind w:left="-1080" w:right="-1080"/>
-      </w:pPr>
-    </w:p>
-    <w:p>
-      <w:pPr>
-        <w:pStyle w:val="Heading1"/>
         <w:pBdr>
-          <w:bottom w:val="single" w:sz="6" w:space="2" w:color="000000"/>
+          <w:bottom w:val="single" w:sz="6" w:space="3" w:color="2E5FA3"/>
         </w:pBdr>
-        <w:rPr>
-          <w:sz w:val="2"/>
-          <w:szCs w:val="2"/>
-        </w:rPr>
-      </w:pPr>
-    </w:p>
-    <w:p>
-      <w:pPr>
-        <w:pStyle w:val="Heading1"/>
+        <w:spacing w:before="108" w:after="52"/>
+      </w:pPr>
+      <w:r>
+        <w:rPr>
+          <w:b/>
+          <w:bCs/>
+          <w:color w:val="1B3A6B"/>
+          <w:sz w:val="22"/>
+          <w:szCs w:val="22"/>
+        </w:rPr>
+        <w:t>PROFESSIONAL SUMMARY</w:t>
+      </w:r>
+    </w:p>
+    <w:p>
+      <w:pPr>
+        <w:spacing w:after="28" w:line="250" w:lineRule="auto"/>
+      </w:pPr>
+      <w:r>
+        <w:rPr>
+          <w:color w:val="3D3D3D"/>
+        </w:rPr>
+        <w:t>For more than twenty years I’ve built and run the technology behind growing companies, across legal services, healthcare staffing, financial services, manufacturing, retail, and education. I build IT departments that run efficiently and tech stacks that connect cleanly across every part of a business, the platforms people work in along with the budget, vendors, roadmap, and support behind them. I’m comfortable at both ends: setting technology strategy and roadmap in a leadership conversation, then going hands-on in the architecture and integration to make sure it gets built right. The outcome holds wherever I land, technology that runs better, scales further, and lets the organization grow without growing its complexity.</w:t>
+      </w:r>
+    </w:p>
+    <w:p>
+      <w:pPr>
         <w:pBdr>
-          <w:bottom w:val="single" w:sz="6" w:space="2" w:color="000000"/>
+          <w:bottom w:val="single" w:sz="6" w:space="3" w:color="2E5FA3"/>
         </w:pBdr>
-      </w:pPr>
-      <w:r>
-        <w:t>Professional Summary</w:t>
-      </w:r>
-    </w:p>
-    <w:p>
-      <w:pPr>
-        <w:spacing w:after="40"/>
-      </w:pPr>
-      <w:r>
-        <w:t>Technology leader driving enterprise migrations and integrations across CRM, ATS, ERP, HRIS, and CLM platforms. Led Salesforce, Ironclad, Bullhorn, NetSuite, Sage Intacct, ADP, and Zoom Phone projects, including a 150–500 user M365 tenant migration and multiple post-acquisition system consolidations. Directs distributed teams, vendor portfolios, and security posture to maintain operations during platform change.</w:t>
-      </w:r>
-    </w:p>
-    <w:p>
-      <w:pPr>
-        <w:pStyle w:val="Heading1"/>
+        <w:spacing w:before="108" w:after="52"/>
+      </w:pPr>
+      <w:r>
+        <w:rPr>
+          <w:b/>
+          <w:bCs/>
+          <w:color w:val="1B3A6B"/>
+          <w:sz w:val="22"/>
+          <w:szCs w:val="22"/>
+        </w:rPr>
+        <w:t>CORE COMPETENCIES</w:t>
+      </w:r>
+    </w:p>
+    <w:p>
+      <w:pPr>
+        <w:spacing w:after="24"/>
+      </w:pPr>
+      <w:r>
+        <w:rPr>
+          <w:b/>
+          <w:bCs/>
+          <w:color w:val="1B3A6B"/>
+          <w:sz w:val="19"/>
+          <w:szCs w:val="19"/>
+        </w:rPr>
+        <w:t xml:space="preserve">Leadership &amp; Strategy:  </w:t>
+      </w:r>
+      <w:r>
+        <w:rPr>
+          <w:color w:val="3D3D3D"/>
+          <w:sz w:val="19"/>
+          <w:szCs w:val="19"/>
+        </w:rPr>
+        <w:t>Technology strategy and roadmap development, IT department build-out and operations, budget and portfolio management, vendor management, leadership of distributed teams</w:t>
+      </w:r>
+    </w:p>
+    <w:p>
+      <w:pPr>
+        <w:spacing w:after="24"/>
+      </w:pPr>
+      <w:r>
+        <w:rPr>
+          <w:b/>
+          <w:bCs/>
+          <w:color w:val="1B3A6B"/>
+          <w:sz w:val="19"/>
+          <w:szCs w:val="19"/>
+        </w:rPr>
+        <w:t xml:space="preserve">Delivery &amp; Integration:  </w:t>
+      </w:r>
+      <w:r>
+        <w:rPr>
+          <w:color w:val="3D3D3D"/>
+          <w:sz w:val="19"/>
+          <w:szCs w:val="19"/>
+        </w:rPr>
+        <w:t>Enterprise platform migrations (CRM · ATS · ERP · HRIS · CLM), systems integration and automation, project and change management</w:t>
+      </w:r>
+    </w:p>
+    <w:p>
+      <w:pPr>
+        <w:spacing w:after="24"/>
+      </w:pPr>
+      <w:r>
+        <w:rPr>
+          <w:b/>
+          <w:bCs/>
+          <w:color w:val="1B3A6B"/>
+          <w:sz w:val="19"/>
+          <w:szCs w:val="19"/>
+        </w:rPr>
+        <w:t xml:space="preserve">Operations &amp; Service:  </w:t>
+      </w:r>
+      <w:r>
+        <w:rPr>
+          <w:color w:val="3D3D3D"/>
+          <w:sz w:val="19"/>
+          <w:szCs w:val="19"/>
+        </w:rPr>
+        <w:t>IT service management (ITIL), process development and SOPs, end-user support, client support, SLA accountability</w:t>
+      </w:r>
+    </w:p>
+    <w:p>
+      <w:pPr>
+        <w:spacing w:after="24"/>
+      </w:pPr>
+      <w:r>
+        <w:rPr>
+          <w:b/>
+          <w:bCs/>
+          <w:color w:val="1B3A6B"/>
+          <w:sz w:val="19"/>
+          <w:szCs w:val="19"/>
+        </w:rPr>
+        <w:t xml:space="preserve">Governance &amp; Reporting:  </w:t>
+      </w:r>
+      <w:r>
+        <w:rPr>
+          <w:color w:val="3D3D3D"/>
+          <w:sz w:val="19"/>
+          <w:szCs w:val="19"/>
+        </w:rPr>
+        <w:t>Security program governance, identity and access management, executive and operational reporting</w:t>
+      </w:r>
+    </w:p>
+    <w:p>
+      <w:pPr>
         <w:pBdr>
-          <w:bottom w:val="single" w:sz="6" w:space="2" w:color="000000"/>
+          <w:bottom w:val="single" w:sz="6" w:space="3" w:color="2E5FA3"/>
         </w:pBdr>
-        <w:rPr>
-          <w:sz w:val="2"/>
-          <w:szCs w:val="2"/>
-        </w:rPr>
-      </w:pPr>
-    </w:p>
-    <w:p>
-      <w:pPr>
-        <w:pStyle w:val="Heading1"/>
-        <w:pBdr>
-          <w:bottom w:val="single" w:sz="6" w:space="2" w:color="000000"/>
-        </w:pBdr>
-      </w:pPr>
-      <w:r>
-        <w:t>Professional Experience</w:t>
+        <w:spacing w:before="108" w:after="52"/>
+      </w:pPr>
+      <w:r>
+        <w:rPr>
+          <w:b/>
+          <w:bCs/>
+          <w:color w:val="1B3A6B"/>
+          <w:sz w:val="22"/>
+          <w:szCs w:val="22"/>
+        </w:rPr>
+        <w:t>PROFESSIONAL EXPERIENCE</w:t>
       </w:r>
     </w:p>
     <w:p>
       <w:pPr>
         <w:keepNext/>
-        <w:keepLines/>
+        <w:spacing w:before="92"/>
+      </w:pPr>
+      <w:r>
+        <w:rPr>
+          <w:b/>
+          <w:bCs/>
+          <w:color w:val="1B3A6B"/>
+          <w:sz w:val="22"/>
+          <w:szCs w:val="22"/>
+        </w:rPr>
+        <w:t>Latitude Legal</w:t>
+      </w:r>
+    </w:p>
+    <w:p>
+      <w:pPr>
+        <w:keepNext/>
         <w:tabs>
           <w:tab w:val="right" w:pos="10080"/>
         </w:tabs>
-        <w:spacing w:before="140"/>
-      </w:pPr>
-      <w:r>
-        <w:rPr>
-          <w:b/>
-          <w:bCs/>
-          <w:sz w:val="24"/>
-          <w:szCs w:val="24"/>
+        <w:spacing w:after="50"/>
+      </w:pPr>
+      <w:r>
+        <w:rPr>
+          <w:b/>
+          <w:bCs/>
+          <w:color w:val="000000"/>
         </w:rPr>
         <w:t>Senior Director of Technology</w:t>
       </w:r>
       <w:r>
         <w:rPr>
-          <w:sz w:val="24"/>
-          <w:szCs w:val="24"/>
+          <w:color w:val="5A5A5A"/>
+          <w:sz w:val="19"/>
+          <w:szCs w:val="19"/>
         </w:rPr>
         <w:tab/>
-      </w:r>
-      <w:r>
-        <w:rPr>
-          <w:i/>
-          <w:iCs/>
-        </w:rPr>
         <w:t>Apr 2024 – Present</w:t>
-      </w:r>
-    </w:p>
-    <w:p>
-      <w:pPr>
-        <w:keepNext/>
-        <w:spacing w:after="50"/>
-      </w:pPr>
-      <w:r>
-        <w:t>Latitude Legal</w:t>
       </w:r>
     </w:p>
     <w:p>
@@ -238,7 +448,24 @@
         <w:spacing w:after="20"/>
       </w:pPr>
       <w:r>
-        <w:t>Directed enterprise technology strategy to modernize infrastructure, deploy AI, and enable scalable operations</w:t>
+        <w:rPr>
+          <w:color w:val="3D3D3D"/>
+        </w:rPr>
+        <w:t xml:space="preserve">Moved the company off Bullhorn onto Salesforce with </w:t>
+      </w:r>
+      <w:proofErr w:type="spellStart"/>
+      <w:r>
+        <w:rPr>
+          <w:color w:val="3D3D3D"/>
+        </w:rPr>
+        <w:t>Asymbl</w:t>
+      </w:r>
+      <w:proofErr w:type="spellEnd"/>
+      <w:r>
+        <w:rPr>
+          <w:color w:val="3D3D3D"/>
+        </w:rPr>
+        <w:t xml:space="preserve"> and an Experience Cloud candidate portal, putting recruiting, contracts, and client work on one platform instead of four disconnected ones.</w:t>
       </w:r>
     </w:p>
     <w:p>
@@ -251,7 +478,10 @@
         <w:spacing w:after="20"/>
       </w:pPr>
       <w:r>
-        <w:t>Designed and executed 150–500 user M365 tenant migration from hosted Exchange, including tenant design, permissions, security, and SharePoint intranet</w:t>
+        <w:rPr>
+          <w:color w:val="3D3D3D"/>
+        </w:rPr>
+        <w:t>Architected a 150–500 user Microsoft 365 migration off hosted Exchange, with identity governance, SSO/MFA, permissions, and a SharePoint intranet designed in from the start rather than bolted on later.</w:t>
       </w:r>
     </w:p>
     <w:p>
@@ -264,7 +494,10 @@
         <w:spacing w:after="20"/>
       </w:pPr>
       <w:r>
-        <w:t>Led full enterprise migration from Bullhorn to Salesforce, building Experience Cloud portal and integrating Ironclad, HubSpot, Jira, and Slack</w:t>
+        <w:rPr>
+          <w:color w:val="3D3D3D"/>
+        </w:rPr>
+        <w:t>Stood up IT service management on Jira Service Management and ServiceNow, with ITIL-based request, incident, and change workflows that raised end-user support across a 40+ person distributed organization.</w:t>
       </w:r>
     </w:p>
     <w:p>
@@ -277,7 +510,10 @@
         <w:spacing w:after="20"/>
       </w:pPr>
       <w:r>
-        <w:t>Migrated contract workflows to Ironclad CLM with native Salesforce integration and replaced Dialpad/answering service with Zoom Phone and AI IVR</w:t>
+        <w:rPr>
+          <w:color w:val="3D3D3D"/>
+        </w:rPr>
+        <w:t>Built the security program from the ground up: a dedicated MSSP, endpoint protection, VPN, and the acceptable-use, incident-response, and access-control policies behind it.</w:t>
       </w:r>
     </w:p>
     <w:p>
@@ -290,7 +526,10 @@
         <w:spacing w:after="20"/>
       </w:pPr>
       <w:r>
-        <w:t>Established cybersecurity governance with MSSP, endpoint protection, VPN rollout, and comprehensive security policy framework</w:t>
+        <w:rPr>
+          <w:color w:val="3D3D3D"/>
+        </w:rPr>
+        <w:t>Replaced manual signature workflows with Ironclad CLM wired directly into Salesforce, and put AI to work where it removed real effort, meeting transcription, internal chat, GPT agents, and a Zoom Phone AI IVR that retired Dialpad and an outside answering service.</w:t>
       </w:r>
     </w:p>
     <w:p>
@@ -303,7 +542,52 @@
         <w:spacing w:after="20"/>
       </w:pPr>
       <w:r>
-        <w:t>Engineered Microsoft Forms and Power Automate onboarding routing hires to teams and Planner, removing a key hiring bottleneck</w:t>
+        <w:rPr>
+          <w:color w:val="3D3D3D"/>
+        </w:rPr>
+        <w:t>Ran technology through four post-acquisition integrations, managing vendors and the project roadmap while unifying platforms and data without disrupting client-facing operations.</w:t>
+      </w:r>
+    </w:p>
+    <w:p>
+      <w:pPr>
+        <w:keepNext/>
+        <w:spacing w:before="92"/>
+      </w:pPr>
+      <w:r>
+        <w:rPr>
+          <w:b/>
+          <w:bCs/>
+          <w:color w:val="1B3A6B"/>
+          <w:sz w:val="22"/>
+          <w:szCs w:val="22"/>
+        </w:rPr>
+        <w:t>AlliedUP Cooperative Inc.</w:t>
+      </w:r>
+    </w:p>
+    <w:p>
+      <w:pPr>
+        <w:keepNext/>
+        <w:tabs>
+          <w:tab w:val="right" w:pos="10080"/>
+        </w:tabs>
+        <w:spacing w:after="50"/>
+      </w:pPr>
+      <w:r>
+        <w:rPr>
+          <w:b/>
+          <w:bCs/>
+          <w:color w:val="000000"/>
+        </w:rPr>
+        <w:t>Vice President of Technology</w:t>
+      </w:r>
+      <w:r>
+        <w:rPr>
+          <w:color w:val="5A5A5A"/>
+          <w:sz w:val="19"/>
+          <w:szCs w:val="19"/>
+        </w:rPr>
+        <w:tab/>
+        <w:t>Apr 2022 – Apr 2024</w:t>
       </w:r>
     </w:p>
     <w:p>
@@ -316,49 +600,10 @@
         <w:spacing w:after="20"/>
       </w:pPr>
       <w:r>
-        <w:t>Managed a 40+ person distributed organization across four post-acquisition system integrations with in-house and offshore teams</w:t>
-      </w:r>
-    </w:p>
-    <w:p>
-      <w:pPr>
-        <w:keepNext/>
-        <w:keepLines/>
-        <w:tabs>
-          <w:tab w:val="right" w:pos="10080"/>
-        </w:tabs>
-        <w:spacing w:before="140"/>
-      </w:pPr>
-      <w:r>
-        <w:rPr>
-          <w:b/>
-          <w:bCs/>
-          <w:sz w:val="24"/>
-          <w:szCs w:val="24"/>
-        </w:rPr>
-        <w:t>Vice President of Technology</w:t>
-      </w:r>
-      <w:r>
-        <w:rPr>
-          <w:sz w:val="24"/>
-          <w:szCs w:val="24"/>
-        </w:rPr>
-        <w:tab/>
-      </w:r>
-      <w:r>
-        <w:rPr>
-          <w:i/>
-          <w:iCs/>
-        </w:rPr>
-        <w:t>Apr 2022 – Apr 2024</w:t>
-      </w:r>
-    </w:p>
-    <w:p>
-      <w:pPr>
-        <w:keepNext/>
-        <w:spacing w:after="50"/>
-      </w:pPr>
-      <w:r>
-        <w:t>AlliedUP Cooperative Inc.</w:t>
+        <w:rPr>
+          <w:color w:val="3D3D3D"/>
+        </w:rPr>
+        <w:t>Consolidated a separate ATS and CRM onto one Bullhorn platform, ending spreadsheet-based recruiting and giving sales and recruiting a single workflow.</w:t>
       </w:r>
     </w:p>
     <w:p>
@@ -371,7 +616,10 @@
         <w:spacing w:after="20"/>
       </w:pPr>
       <w:r>
-        <w:t>Directed $1M+ technology budget and operations across internal and offshore teams, improving delivery predictability</w:t>
+        <w:rPr>
+          <w:color w:val="3D3D3D"/>
+        </w:rPr>
+        <w:t>Owned a technology budget above $1M end to end, managing vendors and the project portfolio across in-house, nearshore, and offshore teams.</w:t>
       </w:r>
     </w:p>
     <w:p>
@@ -384,7 +632,10 @@
         <w:spacing w:after="20"/>
       </w:pPr>
       <w:r>
-        <w:t>Consolidated ATS and CRM into Bullhorn, ending recruiter spreadsheet use and unifying sales workflows</w:t>
+        <w:rPr>
+          <w:color w:val="3D3D3D"/>
+        </w:rPr>
+        <w:t>Built Bullhorn Canvas KPI reporting for leadership, the board, and grant stakeholders, replacing manual data pulls with real-time dashboards.</w:t>
       </w:r>
     </w:p>
     <w:p>
@@ -397,7 +648,24 @@
         <w:spacing w:after="20"/>
       </w:pPr>
       <w:r>
-        <w:t>Implemented ADP Workforce Now and integrated AccuSource with Bullhorn to remove manual handoffs and tighten compliance</w:t>
+        <w:rPr>
+          <w:color w:val="3D3D3D"/>
+        </w:rPr>
+        <w:t xml:space="preserve">Implemented ADP Workforce Now and integrated </w:t>
+      </w:r>
+      <w:proofErr w:type="spellStart"/>
+      <w:r>
+        <w:rPr>
+          <w:color w:val="3D3D3D"/>
+        </w:rPr>
+        <w:t>AccuSource</w:t>
+      </w:r>
+      <w:proofErr w:type="spellEnd"/>
+      <w:r>
+        <w:rPr>
+          <w:color w:val="3D3D3D"/>
+        </w:rPr>
+        <w:t xml:space="preserve"> background screening into Bullhorn, so onboarding and compliance handoffs to the PEO ran without manual steps.</w:t>
       </w:r>
     </w:p>
     <w:p>
@@ -410,7 +678,52 @@
         <w:spacing w:after="20"/>
       </w:pPr>
       <w:r>
-        <w:t>Built Bullhorn Canvas KPI pipelines for executive, board, and grant reporting, replacing manual data pulls with real-time dashboards</w:t>
+        <w:rPr>
+          <w:color w:val="3D3D3D"/>
+        </w:rPr>
+        <w:t>Migrated telephony to Zoom Phone, cutting telecom cost while improving call quality and scale.</w:t>
+      </w:r>
+    </w:p>
+    <w:p>
+      <w:pPr>
+        <w:keepNext/>
+        <w:spacing w:before="92"/>
+      </w:pPr>
+      <w:r>
+        <w:rPr>
+          <w:b/>
+          <w:bCs/>
+          <w:color w:val="1B3A6B"/>
+          <w:sz w:val="22"/>
+          <w:szCs w:val="22"/>
+        </w:rPr>
+        <w:t>EOSG Resources, LLC</w:t>
+      </w:r>
+    </w:p>
+    <w:p>
+      <w:pPr>
+        <w:keepNext/>
+        <w:tabs>
+          <w:tab w:val="right" w:pos="10080"/>
+        </w:tabs>
+        <w:spacing w:after="50"/>
+      </w:pPr>
+      <w:r>
+        <w:rPr>
+          <w:b/>
+          <w:bCs/>
+          <w:color w:val="000000"/>
+        </w:rPr>
+        <w:t>Director of Information Services</w:t>
+      </w:r>
+      <w:r>
+        <w:rPr>
+          <w:color w:val="5A5A5A"/>
+          <w:sz w:val="19"/>
+          <w:szCs w:val="19"/>
+        </w:rPr>
+        <w:tab/>
+        <w:t>Oct 2014 – Apr 2022</w:t>
       </w:r>
     </w:p>
     <w:p>
@@ -423,51 +736,10 @@
         <w:spacing w:after="20"/>
       </w:pPr>
       <w:r>
-        <w:t>Migrated telephony to Zoom Phone, reducing telecom costs while improving call quality and scalability</w:t>
-      </w:r>
-    </w:p>
-    <w:p>
-      <w:pPr>
-        <w:keepNext/>
-        <w:keepLines/>
-        <w:tabs>
-          <w:tab w:val="right" w:pos="10080"/>
-        </w:tabs>
-        <w:spacing w:before="140"/>
-      </w:pPr>
-      <w:bookmarkStart w:id="1" w:name="_Hlk230701287"/>
-      <w:r>
-        <w:rPr>
-          <w:b/>
-          <w:bCs/>
-          <w:sz w:val="24"/>
-          <w:szCs w:val="24"/>
-        </w:rPr>
-        <w:t>Director of Information Services</w:t>
-      </w:r>
-      <w:r>
-        <w:rPr>
-          <w:sz w:val="24"/>
-          <w:szCs w:val="24"/>
-        </w:rPr>
-        <w:tab/>
-      </w:r>
-      <w:r>
-        <w:rPr>
-          <w:i/>
-          <w:iCs/>
-        </w:rPr>
-        <w:t>Oct 2014 – Apr 2022</w:t>
-      </w:r>
-    </w:p>
-    <w:bookmarkEnd w:id="1"/>
-    <w:p>
-      <w:pPr>
-        <w:keepNext/>
-        <w:spacing w:after="50"/>
-      </w:pPr>
-      <w:r>
-        <w:t>EOSG Resources, LLC</w:t>
+        <w:rPr>
+          <w:color w:val="3D3D3D"/>
+        </w:rPr>
+        <w:t>Built and sustained the enterprise stack through eight years of growth, supporting roughly 900 active clients.</w:t>
       </w:r>
     </w:p>
     <w:p>
@@ -480,7 +752,11 @@
         <w:spacing w:after="20"/>
       </w:pPr>
       <w:r>
-        <w:t>Built an integrated tech ecosystem that supported sustained headcount and client growth over 8 years</w:t>
+        <w:rPr>
+          <w:color w:val="3D3D3D"/>
+        </w:rPr>
+        <w:lastRenderedPageBreak/>
+        <w:t>Designed an end-to-end ATS → payroll → ERP pipeline that eliminated manual data transfer between recruiting, payroll, and finance.</w:t>
       </w:r>
     </w:p>
     <w:p>
@@ -493,7 +769,24 @@
         <w:spacing w:after="20"/>
       </w:pPr>
       <w:r>
-        <w:t>Supported ~900 active clients by designing end-to-end ATS to payroll to ERP integrations for continuous data flow</w:t>
+        <w:rPr>
+          <w:color w:val="3D3D3D"/>
+        </w:rPr>
+        <w:t xml:space="preserve">Led two ERP migrations (Oracle E-Business to Microsoft Dynamics, NetSuite to Sage Intacct) and the Avionte to Bullhorn / </w:t>
+      </w:r>
+      <w:proofErr w:type="spellStart"/>
+      <w:r>
+        <w:rPr>
+          <w:color w:val="3D3D3D"/>
+        </w:rPr>
+        <w:t>PrismHR</w:t>
+      </w:r>
+      <w:proofErr w:type="spellEnd"/>
+      <w:r>
+        <w:rPr>
+          <w:color w:val="3D3D3D"/>
+        </w:rPr>
+        <w:t xml:space="preserve"> move, aligning payroll and financial reporting.</w:t>
       </w:r>
     </w:p>
     <w:p>
@@ -506,7 +799,64 @@
         <w:spacing w:after="20"/>
       </w:pPr>
       <w:r>
-        <w:t>Directed Oracle E-Business to Microsoft Dynamics migration, aligning payroll and financial reporting across departments</w:t>
+        <w:rPr>
+          <w:color w:val="3D3D3D"/>
+        </w:rPr>
+        <w:t>Ran a 10-person admin team, codified SOPs and service-management practices, and operated an internal MSP advising field-services clients at a CTO level.</w:t>
+      </w:r>
+    </w:p>
+    <w:p>
+      <w:pPr>
+        <w:keepNext/>
+        <w:spacing w:before="92"/>
+      </w:pPr>
+      <w:proofErr w:type="spellStart"/>
+      <w:r>
+        <w:rPr>
+          <w:b/>
+          <w:bCs/>
+          <w:color w:val="1B3A6B"/>
+          <w:sz w:val="22"/>
+          <w:szCs w:val="22"/>
+        </w:rPr>
+        <w:t>Oreq</w:t>
+      </w:r>
+      <w:proofErr w:type="spellEnd"/>
+      <w:r>
+        <w:rPr>
+          <w:b/>
+          <w:bCs/>
+          <w:color w:val="1B3A6B"/>
+          <w:sz w:val="22"/>
+          <w:szCs w:val="22"/>
+        </w:rPr>
+        <w:t xml:space="preserve"> Corporation</w:t>
+      </w:r>
+    </w:p>
+    <w:p>
+      <w:pPr>
+        <w:keepNext/>
+        <w:tabs>
+          <w:tab w:val="right" w:pos="10080"/>
+        </w:tabs>
+        <w:spacing w:after="50"/>
+      </w:pPr>
+      <w:r>
+        <w:rPr>
+          <w:b/>
+          <w:bCs/>
+          <w:color w:val="000000"/>
+        </w:rPr>
+        <w:t>Interim Director of Technology (Contract)</w:t>
+      </w:r>
+      <w:r>
+        <w:rPr>
+          <w:color w:val="5A5A5A"/>
+          <w:sz w:val="19"/>
+          <w:szCs w:val="19"/>
+        </w:rPr>
+        <w:tab/>
+        <w:t>Feb 2013 – Apr 2014</w:t>
       </w:r>
     </w:p>
     <w:p>
@@ -519,56 +869,52 @@
         <w:spacing w:after="20"/>
       </w:pPr>
       <w:r>
-        <w:t>Managed NetSuite to Sage Intacct migration and Avionte to Bullhorn/PrismHR moves; led 10 admins and codified SOPs</w:t>
+        <w:rPr>
+          <w:color w:val="3D3D3D"/>
+        </w:rPr>
+        <w:t>Led a Macola ERP migration connecting manufacturing, procurement, and logistics, with Crystal Reports executive dashboards and shop-floor time-tracking that closed labor-visibility gaps.</w:t>
       </w:r>
     </w:p>
     <w:p>
       <w:pPr>
         <w:keepNext/>
-        <w:keepLines/>
+        <w:spacing w:before="92"/>
+      </w:pPr>
+      <w:r>
+        <w:rPr>
+          <w:b/>
+          <w:bCs/>
+          <w:color w:val="1B3A6B"/>
+          <w:sz w:val="22"/>
+          <w:szCs w:val="22"/>
+        </w:rPr>
+        <w:t>Cannon Fabrication, Inc.</w:t>
+      </w:r>
+    </w:p>
+    <w:p>
+      <w:pPr>
+        <w:keepNext/>
         <w:tabs>
           <w:tab w:val="right" w:pos="10080"/>
         </w:tabs>
-        <w:spacing w:before="140"/>
-      </w:pPr>
-      <w:r>
-        <w:rPr>
-          <w:b/>
-          <w:bCs/>
-          <w:sz w:val="24"/>
-          <w:szCs w:val="24"/>
-        </w:rPr>
-        <w:t xml:space="preserve">Interim Director of Technology </w:t>
-      </w:r>
-      <w:r>
-        <w:rPr>
-          <w:sz w:val="24"/>
-          <w:szCs w:val="24"/>
-        </w:rPr>
-        <w:t>(Contract)</w:t>
-      </w:r>
-      <w:r>
-        <w:rPr>
-          <w:sz w:val="24"/>
-          <w:szCs w:val="24"/>
+        <w:spacing w:after="50"/>
+      </w:pPr>
+      <w:r>
+        <w:rPr>
+          <w:b/>
+          <w:bCs/>
+          <w:color w:val="000000"/>
+        </w:rPr>
+        <w:t>Engineering &amp; IT Manager</w:t>
+      </w:r>
+      <w:r>
+        <w:rPr>
+          <w:color w:val="5A5A5A"/>
+          <w:sz w:val="19"/>
+          <w:szCs w:val="19"/>
         </w:rPr>
         <w:tab/>
-      </w:r>
-      <w:r>
-        <w:rPr>
-          <w:i/>
-          <w:iCs/>
-        </w:rPr>
-        <w:t>Feb 2013 – Apr 2014</w:t>
-      </w:r>
-    </w:p>
-    <w:p>
-      <w:pPr>
-        <w:keepNext/>
-        <w:spacing w:after="50"/>
-      </w:pPr>
-      <w:r>
-        <w:t>Oreq Corporation</w:t>
+        <w:t>Jan 2006 – Feb 2013</w:t>
       </w:r>
     </w:p>
     <w:p>
@@ -581,18 +927,53 @@
         <w:spacing w:after="20"/>
       </w:pPr>
       <w:r>
-        <w:t>Directed an ERP migration connecting manufacturing, procurement and logistics, restoring cross-departmental data flow during a major operational transformation</w:t>
-      </w:r>
-    </w:p>
-    <w:p>
-      <w:pPr>
-        <w:sectPr>
-          <w:pgSz w:w="12240" w:h="15840"/>
-          <w:pgMar w:top="0" w:right="1080" w:bottom="864" w:left="1080" w:header="708" w:footer="708" w:gutter="0"/>
-          <w:cols w:space="720"/>
-          <w:docGrid w:linePitch="360"/>
-        </w:sectPr>
-      </w:pPr>
+        <w:rPr>
+          <w:color w:val="3D3D3D"/>
+        </w:rPr>
+        <w:t>Migrated legacy DOS accounting to Sage MAS 300 across manufacturing and distribution, and moved engineering from AutoCAD to SolidWorks with tighter ties into ERP and production.</w:t>
+      </w:r>
+    </w:p>
+    <w:p>
+      <w:pPr>
+        <w:keepNext/>
+        <w:spacing w:before="92"/>
+      </w:pPr>
+      <w:r>
+        <w:rPr>
+          <w:b/>
+          <w:bCs/>
+          <w:color w:val="1B3A6B"/>
+          <w:sz w:val="22"/>
+          <w:szCs w:val="22"/>
+        </w:rPr>
+        <w:t>Casablanca Fan Company (acquired by Hunter Fan Company)</w:t>
+      </w:r>
+    </w:p>
+    <w:p>
+      <w:pPr>
+        <w:keepNext/>
+        <w:tabs>
+          <w:tab w:val="right" w:pos="10080"/>
+        </w:tabs>
+        <w:spacing w:after="50"/>
+      </w:pPr>
+      <w:r>
+        <w:rPr>
+          <w:b/>
+          <w:bCs/>
+          <w:color w:val="000000"/>
+        </w:rPr>
+        <w:t>Senior Data Analyst &amp; IT Manager</w:t>
+      </w:r>
+      <w:r>
+        <w:rPr>
+          <w:color w:val="5A5A5A"/>
+          <w:sz w:val="19"/>
+          <w:szCs w:val="19"/>
+        </w:rPr>
+        <w:tab/>
+        <w:t>Jul 2005 – Nov 2006</w:t>
+      </w:r>
     </w:p>
     <w:p>
       <w:pPr>
@@ -603,10 +984,53 @@
         </w:numPr>
         <w:spacing w:after="20"/>
       </w:pPr>
-      <w:bookmarkStart w:id="2" w:name="_Hlk230701245"/>
-      <w:r>
-        <w:lastRenderedPageBreak/>
-        <w:t>Built Crystal Reports executive dashboards that improved visibility for leadership and informed decisions</w:t>
+      <w:r>
+        <w:rPr>
+          <w:color w:val="3D3D3D"/>
+        </w:rPr>
+        <w:t>Ran IT infrastructure (VoIP, Active Directory, Exchange) and built cross-functional executive reporting presented in leadership reviews.</w:t>
+      </w:r>
+    </w:p>
+    <w:p>
+      <w:pPr>
+        <w:keepNext/>
+        <w:spacing w:before="92"/>
+      </w:pPr>
+      <w:r>
+        <w:rPr>
+          <w:b/>
+          <w:bCs/>
+          <w:color w:val="1B3A6B"/>
+          <w:sz w:val="22"/>
+          <w:szCs w:val="22"/>
+        </w:rPr>
+        <w:t>Anchor Blue Retail Group</w:t>
+      </w:r>
+    </w:p>
+    <w:p>
+      <w:pPr>
+        <w:keepNext/>
+        <w:tabs>
+          <w:tab w:val="right" w:pos="10080"/>
+        </w:tabs>
+        <w:spacing w:after="50"/>
+      </w:pPr>
+      <w:r>
+        <w:rPr>
+          <w:b/>
+          <w:bCs/>
+          <w:color w:val="000000"/>
+        </w:rPr>
+        <w:t>Business Analyst (Contract)</w:t>
+      </w:r>
+      <w:r>
+        <w:rPr>
+          <w:color w:val="5A5A5A"/>
+          <w:sz w:val="19"/>
+          <w:szCs w:val="19"/>
+        </w:rPr>
+        <w:tab/>
+        <w:t>Mar 2005 – Jul 2005</w:t>
       </w:r>
     </w:p>
     <w:p>
@@ -619,10 +1043,54 @@
         <w:spacing w:after="20"/>
       </w:pPr>
       <w:r>
-        <w:t>Scaled a remote business development department to support expanded sales outreach and operational needs</w:t>
-      </w:r>
-    </w:p>
-    <w:bookmarkEnd w:id="2"/>
+        <w:rPr>
+          <w:color w:val="3D3D3D"/>
+        </w:rPr>
+        <w:t>Helped implement a $1M inventory and POS system across all retail locations and built the internal IT support ticketing system.</w:t>
+      </w:r>
+    </w:p>
+    <w:p>
+      <w:pPr>
+        <w:keepNext/>
+        <w:spacing w:before="92"/>
+      </w:pPr>
+      <w:r>
+        <w:rPr>
+          <w:b/>
+          <w:bCs/>
+          <w:color w:val="1B3A6B"/>
+          <w:sz w:val="22"/>
+          <w:szCs w:val="22"/>
+        </w:rPr>
+        <w:t>ITT Technical Institute</w:t>
+      </w:r>
+    </w:p>
+    <w:p>
+      <w:pPr>
+        <w:keepNext/>
+        <w:tabs>
+          <w:tab w:val="right" w:pos="10080"/>
+        </w:tabs>
+        <w:spacing w:after="50"/>
+      </w:pPr>
+      <w:r>
+        <w:rPr>
+          <w:b/>
+          <w:bCs/>
+          <w:color w:val="000000"/>
+        </w:rPr>
+        <w:t>Network &amp; Systems Administrator</w:t>
+      </w:r>
+      <w:r>
+        <w:rPr>
+          <w:color w:val="5A5A5A"/>
+          <w:sz w:val="19"/>
+          <w:szCs w:val="19"/>
+        </w:rPr>
+        <w:tab/>
+        <w:t>Dec 2003 – Mar 2005</w:t>
+      </w:r>
+    </w:p>
     <w:p>
       <w:pPr>
         <w:pStyle w:val="ListParagraph"/>
@@ -633,366 +1101,480 @@
         <w:spacing w:after="20"/>
       </w:pPr>
       <w:r>
-        <w:t>Deployed manufacturing-floor time tracking that eliminated turnover bottlenecks and improved labor visibility</w:t>
-      </w:r>
-    </w:p>
-    <w:p>
-      <w:pPr>
-        <w:keepNext/>
-        <w:keepLines/>
-        <w:tabs>
-          <w:tab w:val="right" w:pos="10080"/>
-        </w:tabs>
-        <w:spacing w:before="140"/>
-      </w:pPr>
-      <w:bookmarkStart w:id="3" w:name="_Hlk230801584"/>
-      <w:r>
-        <w:rPr>
-          <w:b/>
-          <w:bCs/>
-          <w:sz w:val="24"/>
-          <w:szCs w:val="24"/>
-        </w:rPr>
-        <w:t>Engineering &amp; IT Manager</w:t>
-      </w:r>
-      <w:r>
-        <w:rPr>
-          <w:sz w:val="24"/>
-          <w:szCs w:val="24"/>
-        </w:rPr>
-        <w:tab/>
-      </w:r>
-      <w:r>
-        <w:rPr>
-          <w:i/>
-          <w:iCs/>
-        </w:rPr>
-        <w:t>Jan 2006 – Feb 2013</w:t>
-      </w:r>
-    </w:p>
-    <w:p>
-      <w:pPr>
-        <w:keepNext/>
-        <w:spacing w:after="50"/>
-      </w:pPr>
-      <w:r>
-        <w:t>Cannon Fabrication, Inc.</w:t>
-      </w:r>
-    </w:p>
-    <w:p>
-      <w:pPr>
-        <w:pStyle w:val="ListParagraph"/>
-        <w:numPr>
-          <w:ilvl w:val="0"/>
-          <w:numId w:val="2"/>
-        </w:numPr>
-        <w:spacing w:after="20"/>
-      </w:pPr>
-      <w:r>
-        <w:t>Directed migration from DOS to Sage MAS 300 ERP, improving data consistency and reporting across manufacturing and distribution</w:t>
-      </w:r>
-    </w:p>
-    <w:p>
-      <w:pPr>
-        <w:pStyle w:val="ListParagraph"/>
-        <w:numPr>
-          <w:ilvl w:val="0"/>
-          <w:numId w:val="2"/>
-        </w:numPr>
-        <w:spacing w:after="20"/>
-      </w:pPr>
-      <w:r>
-        <w:t>Led migration from AutoCAD to SolidWorks, accelerating engineering workflows and improving CAD data integration with ERP and production systems</w:t>
-      </w:r>
-    </w:p>
-    <w:bookmarkEnd w:id="3"/>
-    <w:p>
-      <w:pPr>
-        <w:pStyle w:val="Heading1"/>
+        <w:rPr>
+          <w:color w:val="3D3D3D"/>
+        </w:rPr>
+        <w:t>Built a custom student-grade-tracking database to replace a manual process and led a campus network hardware migration without disrupting students or faculty.</w:t>
+      </w:r>
+    </w:p>
+    <w:p>
+      <w:pPr>
         <w:pBdr>
-          <w:bottom w:val="single" w:sz="6" w:space="2" w:color="000000"/>
+          <w:bottom w:val="single" w:sz="6" w:space="3" w:color="2E5FA3"/>
         </w:pBdr>
-        <w:rPr>
-          <w:sz w:val="2"/>
-          <w:szCs w:val="2"/>
-        </w:rPr>
-      </w:pPr>
-    </w:p>
-    <w:p>
-      <w:pPr>
-        <w:pStyle w:val="Heading1"/>
+        <w:spacing w:before="108" w:after="52"/>
+      </w:pPr>
+      <w:r>
+        <w:rPr>
+          <w:b/>
+          <w:bCs/>
+          <w:color w:val="1B3A6B"/>
+          <w:sz w:val="22"/>
+          <w:szCs w:val="22"/>
+        </w:rPr>
+        <w:t>EDUCATION</w:t>
+      </w:r>
+    </w:p>
+    <w:p>
+      <w:pPr>
+        <w:spacing w:after="14"/>
+      </w:pPr>
+      <w:r>
+        <w:rPr>
+          <w:b/>
+          <w:bCs/>
+          <w:color w:val="000000"/>
+        </w:rPr>
+        <w:t>MBA, Business Information Systems</w:t>
+      </w:r>
+      <w:r>
+        <w:rPr>
+          <w:color w:val="5A5A5A"/>
+          <w:sz w:val="19"/>
+          <w:szCs w:val="19"/>
+        </w:rPr>
+        <w:t xml:space="preserve"> — ITT Technical Institute</w:t>
+      </w:r>
+    </w:p>
+    <w:p>
+      <w:pPr>
+        <w:spacing w:after="14"/>
+      </w:pPr>
+      <w:r>
+        <w:rPr>
+          <w:b/>
+          <w:bCs/>
+          <w:color w:val="000000"/>
+        </w:rPr>
+        <w:t>B.S., Computer Science — Information Systems Security</w:t>
+      </w:r>
+      <w:r>
+        <w:rPr>
+          <w:color w:val="5A5A5A"/>
+          <w:sz w:val="19"/>
+          <w:szCs w:val="19"/>
+        </w:rPr>
+        <w:t xml:space="preserve"> — ITT Technical Institute</w:t>
+      </w:r>
+    </w:p>
+    <w:p>
+      <w:pPr>
+        <w:spacing w:after="14"/>
+      </w:pPr>
+      <w:r>
+        <w:rPr>
+          <w:b/>
+          <w:bCs/>
+          <w:color w:val="000000"/>
+        </w:rPr>
+        <w:t>A.S., Computer Science — Computer Network Systems</w:t>
+      </w:r>
+      <w:r>
+        <w:rPr>
+          <w:color w:val="5A5A5A"/>
+          <w:sz w:val="19"/>
+          <w:szCs w:val="19"/>
+        </w:rPr>
+        <w:t xml:space="preserve"> — ITT Technical Institute</w:t>
+      </w:r>
+    </w:p>
+    <w:p>
+      <w:pPr>
         <w:pBdr>
-          <w:bottom w:val="single" w:sz="6" w:space="2" w:color="000000"/>
+          <w:bottom w:val="single" w:sz="6" w:space="3" w:color="2E5FA3"/>
         </w:pBdr>
-      </w:pPr>
-      <w:r>
-        <w:t>Education</w:t>
-      </w:r>
-    </w:p>
-    <w:p>
-      <w:pPr>
-        <w:spacing w:after="30"/>
-      </w:pPr>
-      <w:r>
-        <w:rPr>
-          <w:b/>
-          <w:bCs/>
-        </w:rPr>
-        <w:t>MBA, Business Information Systems</w:t>
-      </w:r>
-      <w:r>
-        <w:t xml:space="preserve">  —  ITT Technical Institute</w:t>
-      </w:r>
-    </w:p>
-    <w:p>
-      <w:pPr>
-        <w:spacing w:after="30"/>
-      </w:pPr>
-      <w:r>
-        <w:rPr>
-          <w:b/>
-          <w:bCs/>
-        </w:rPr>
-        <w:t>B.S., Computer Science — Information Systems Security</w:t>
-      </w:r>
-      <w:r>
-        <w:t xml:space="preserve">  —  ITT Technical Institute</w:t>
-      </w:r>
-    </w:p>
-    <w:p>
-      <w:pPr>
-        <w:spacing w:after="30"/>
-      </w:pPr>
-      <w:r>
-        <w:rPr>
-          <w:b/>
-          <w:bCs/>
-        </w:rPr>
-        <w:t>A.S., Computer Science — Computer Network Systems</w:t>
-      </w:r>
-      <w:r>
-        <w:t xml:space="preserve">  —  ITT Technical Institute</w:t>
-      </w:r>
-    </w:p>
-    <w:p>
-      <w:pPr>
-        <w:pStyle w:val="Heading1"/>
+        <w:spacing w:before="108" w:after="52"/>
+      </w:pPr>
+      <w:r>
+        <w:rPr>
+          <w:b/>
+          <w:bCs/>
+          <w:color w:val="1B3A6B"/>
+          <w:sz w:val="22"/>
+          <w:szCs w:val="22"/>
+        </w:rPr>
+        <w:t>CERTIFICATIONS</w:t>
+      </w:r>
+    </w:p>
+    <w:p>
+      <w:pPr>
+        <w:spacing w:after="14"/>
+      </w:pPr>
+      <w:r>
+        <w:rPr>
+          <w:b/>
+          <w:bCs/>
+          <w:color w:val="000000"/>
+          <w:sz w:val="19"/>
+          <w:szCs w:val="19"/>
+        </w:rPr>
+        <w:t>PMP Training Course</w:t>
+      </w:r>
+      <w:r>
+        <w:rPr>
+          <w:color w:val="5A5A5A"/>
+          <w:sz w:val="19"/>
+          <w:szCs w:val="19"/>
+        </w:rPr>
+        <w:t xml:space="preserve"> — Project Management Institute</w:t>
+      </w:r>
+    </w:p>
+    <w:p>
+      <w:pPr>
+        <w:spacing w:after="14"/>
+      </w:pPr>
+      <w:r>
+        <w:rPr>
+          <w:b/>
+          <w:bCs/>
+          <w:color w:val="000000"/>
+          <w:sz w:val="19"/>
+          <w:szCs w:val="19"/>
+        </w:rPr>
+        <w:t>Azure Infrastructure Architect · AI Agent Framework · AI Agent Integration · Responsible AI</w:t>
+      </w:r>
+      <w:r>
+        <w:rPr>
+          <w:color w:val="5A5A5A"/>
+          <w:sz w:val="19"/>
+          <w:szCs w:val="19"/>
+        </w:rPr>
+        <w:t xml:space="preserve"> — Microsoft</w:t>
+      </w:r>
+    </w:p>
+    <w:p>
+      <w:pPr>
+        <w:spacing w:after="14"/>
+      </w:pPr>
+      <w:r>
+        <w:rPr>
+          <w:b/>
+          <w:bCs/>
+          <w:color w:val="000000"/>
+          <w:sz w:val="19"/>
+          <w:szCs w:val="19"/>
+        </w:rPr>
+        <w:t>Agile with Jira</w:t>
+      </w:r>
+      <w:r>
+        <w:rPr>
+          <w:color w:val="5A5A5A"/>
+          <w:sz w:val="19"/>
+          <w:szCs w:val="19"/>
+        </w:rPr>
+        <w:t xml:space="preserve"> — Coursera</w:t>
+      </w:r>
+    </w:p>
+    <w:p>
+      <w:pPr>
+        <w:spacing w:after="14"/>
+      </w:pPr>
+      <w:r>
+        <w:rPr>
+          <w:b/>
+          <w:bCs/>
+          <w:color w:val="000000"/>
+          <w:sz w:val="19"/>
+          <w:szCs w:val="19"/>
+        </w:rPr>
+        <w:t>AI Fundamentals</w:t>
+      </w:r>
+      <w:r>
+        <w:rPr>
+          <w:color w:val="5A5A5A"/>
+          <w:sz w:val="19"/>
+          <w:szCs w:val="19"/>
+        </w:rPr>
+        <w:t xml:space="preserve"> — IBM</w:t>
+      </w:r>
+    </w:p>
+    <w:p>
+      <w:pPr>
+        <w:spacing w:after="14"/>
+      </w:pPr>
+      <w:r>
+        <w:rPr>
+          <w:b/>
+          <w:bCs/>
+          <w:color w:val="000000"/>
+          <w:sz w:val="19"/>
+          <w:szCs w:val="19"/>
+        </w:rPr>
+        <w:t>Generative AI</w:t>
+      </w:r>
+      <w:r>
+        <w:rPr>
+          <w:color w:val="5A5A5A"/>
+          <w:sz w:val="19"/>
+          <w:szCs w:val="19"/>
+        </w:rPr>
+        <w:t xml:space="preserve"> — Databricks</w:t>
+      </w:r>
+    </w:p>
+    <w:p>
+      <w:pPr>
+        <w:spacing w:after="14"/>
+      </w:pPr>
+      <w:r>
+        <w:rPr>
+          <w:b/>
+          <w:bCs/>
+          <w:color w:val="000000"/>
+          <w:sz w:val="19"/>
+          <w:szCs w:val="19"/>
+        </w:rPr>
+        <w:t>BI &amp; Data Reporting</w:t>
+      </w:r>
+      <w:r>
+        <w:rPr>
+          <w:color w:val="5A5A5A"/>
+          <w:sz w:val="19"/>
+          <w:szCs w:val="19"/>
+        </w:rPr>
+        <w:t xml:space="preserve"> — NetSuite</w:t>
+      </w:r>
+    </w:p>
+    <w:p>
+      <w:pPr>
         <w:pBdr>
-          <w:bottom w:val="single" w:sz="6" w:space="2" w:color="000000"/>
+          <w:bottom w:val="single" w:sz="6" w:space="3" w:color="2E5FA3"/>
         </w:pBdr>
-        <w:rPr>
-          <w:sz w:val="2"/>
-          <w:szCs w:val="2"/>
-        </w:rPr>
-      </w:pPr>
-    </w:p>
-    <w:p>
-      <w:pPr>
-        <w:pStyle w:val="Heading1"/>
-        <w:pBdr>
-          <w:bottom w:val="single" w:sz="6" w:space="2" w:color="000000"/>
-        </w:pBdr>
-      </w:pPr>
-      <w:r>
-        <w:t>Certification</w:t>
-      </w:r>
-    </w:p>
-    <w:p>
-      <w:pPr>
-        <w:spacing w:after="30"/>
-      </w:pPr>
-      <w:bookmarkStart w:id="4" w:name="_Hlk230802447"/>
-      <w:r>
-        <w:rPr>
-          <w:b/>
-          <w:bCs/>
-        </w:rPr>
-        <w:t>Artificial Intelligence Fundamentals / Foundations</w:t>
-      </w:r>
-      <w:r>
-        <w:t xml:space="preserve">  —  IBM</w:t>
-      </w:r>
-    </w:p>
-    <w:p>
-      <w:pPr>
-        <w:spacing w:after="30"/>
-      </w:pPr>
-      <w:r>
-        <w:rPr>
-          <w:b/>
-          <w:bCs/>
-        </w:rPr>
-        <w:t>Generative AI</w:t>
-      </w:r>
-      <w:r>
-        <w:t xml:space="preserve">  —  Databricks</w:t>
-      </w:r>
-    </w:p>
-    <w:p>
-      <w:pPr>
-        <w:spacing w:after="30"/>
-      </w:pPr>
-      <w:r>
-        <w:rPr>
-          <w:b/>
-          <w:bCs/>
-        </w:rPr>
-        <w:t>Azure Infrastructure Architect</w:t>
-      </w:r>
-      <w:r>
+        <w:spacing w:before="108" w:after="52"/>
+      </w:pPr>
+      <w:r>
+        <w:rPr>
+          <w:b/>
+          <w:bCs/>
+          <w:color w:val="1B3A6B"/>
+          <w:sz w:val="22"/>
+          <w:szCs w:val="22"/>
+        </w:rPr>
+        <w:t>TECHNICAL SKILLS</w:t>
+      </w:r>
+    </w:p>
+    <w:p>
+      <w:pPr>
+        <w:spacing w:after="16"/>
+      </w:pPr>
+      <w:r>
+        <w:rPr>
+          <w:b/>
+          <w:bCs/>
+          <w:color w:val="1B3A6B"/>
+          <w:sz w:val="18"/>
+          <w:szCs w:val="18"/>
+        </w:rPr>
+        <w:t xml:space="preserve">AI &amp; Automation:  </w:t>
+      </w:r>
+      <w:r>
+        <w:rPr>
+          <w:color w:val="3D3D3D"/>
+          <w:sz w:val="18"/>
+          <w:szCs w:val="18"/>
+        </w:rPr>
+        <w:t>Claude · ChatGPT · N8N · Together.AI · GPT agents · LLM integration · AI IVR · Power Automate · Zapier</w:t>
+      </w:r>
+    </w:p>
+    <w:p>
+      <w:pPr>
+        <w:spacing w:after="16"/>
+      </w:pPr>
+      <w:r>
+        <w:rPr>
+          <w:b/>
+          <w:bCs/>
+          <w:color w:val="1B3A6B"/>
+          <w:sz w:val="18"/>
+          <w:szCs w:val="18"/>
+        </w:rPr>
+        <w:t xml:space="preserve">Platforms:  </w:t>
+      </w:r>
+      <w:r>
+        <w:rPr>
+          <w:color w:val="3D3D3D"/>
+          <w:sz w:val="18"/>
+          <w:szCs w:val="18"/>
+        </w:rPr>
+        <w:t xml:space="preserve">Salesforce · Bullhorn · Avionte · </w:t>
+      </w:r>
+      <w:proofErr w:type="spellStart"/>
+      <w:r>
+        <w:rPr>
+          <w:color w:val="3D3D3D"/>
+          <w:sz w:val="18"/>
+          <w:szCs w:val="18"/>
+        </w:rPr>
+        <w:t>Asymbl</w:t>
+      </w:r>
+      <w:proofErr w:type="spellEnd"/>
+      <w:r>
+        <w:rPr>
+          <w:color w:val="3D3D3D"/>
+          <w:sz w:val="18"/>
+          <w:szCs w:val="18"/>
+        </w:rPr>
+        <w:t xml:space="preserve"> · Ironclad · NetSuite · Sage Intacct · MS Dynamics · </w:t>
+      </w:r>
+      <w:proofErr w:type="spellStart"/>
+      <w:r>
+        <w:rPr>
+          <w:color w:val="3D3D3D"/>
+          <w:sz w:val="18"/>
+          <w:szCs w:val="18"/>
+        </w:rPr>
+        <w:t>PrismHR</w:t>
+      </w:r>
+      <w:proofErr w:type="spellEnd"/>
+      <w:r>
+        <w:rPr>
+          <w:color w:val="3D3D3D"/>
+          <w:sz w:val="18"/>
+          <w:szCs w:val="18"/>
+        </w:rPr>
+        <w:t xml:space="preserve"> · ADP Workforce Now · Workday · HubSpot</w:t>
+      </w:r>
+    </w:p>
+    <w:p>
+      <w:pPr>
+        <w:spacing w:after="16"/>
+      </w:pPr>
+      <w:r>
+        <w:rPr>
+          <w:b/>
+          <w:bCs/>
+          <w:color w:val="1B3A6B"/>
+          <w:sz w:val="18"/>
+          <w:szCs w:val="18"/>
+        </w:rPr>
+        <w:t xml:space="preserve">Cloud &amp; Infrastructure:  </w:t>
+      </w:r>
+      <w:r>
+        <w:rPr>
+          <w:color w:val="3D3D3D"/>
+          <w:sz w:val="18"/>
+          <w:szCs w:val="18"/>
+        </w:rPr>
+        <w:t>Microsoft 365 · Azure · Entra ID · AWS · Google Workspace · SharePoint</w:t>
+      </w:r>
+    </w:p>
+    <w:p>
+      <w:pPr>
+        <w:spacing w:after="16"/>
+      </w:pPr>
+      <w:r>
+        <w:rPr>
+          <w:b/>
+          <w:bCs/>
+          <w:color w:val="1B3A6B"/>
+          <w:sz w:val="18"/>
+          <w:szCs w:val="18"/>
+        </w:rPr>
+        <w:t xml:space="preserve">ITSM &amp; Endpoint:  </w:t>
+      </w:r>
+      <w:r>
+        <w:rPr>
+          <w:color w:val="3D3D3D"/>
+          <w:sz w:val="18"/>
+          <w:szCs w:val="18"/>
+        </w:rPr>
+        <w:t xml:space="preserve">Jira Service Management · ServiceNow · </w:t>
+      </w:r>
+      <w:proofErr w:type="spellStart"/>
+      <w:r>
+        <w:rPr>
+          <w:color w:val="3D3D3D"/>
+          <w:sz w:val="18"/>
+          <w:szCs w:val="18"/>
+        </w:rPr>
+        <w:t>NinjaOne</w:t>
+      </w:r>
+      <w:proofErr w:type="spellEnd"/>
+      <w:r>
+        <w:rPr>
+          <w:color w:val="3D3D3D"/>
+          <w:sz w:val="18"/>
+          <w:szCs w:val="18"/>
+        </w:rPr>
         <w:t xml:space="preserve"> · </w:t>
       </w:r>
-      <w:r>
-        <w:rPr>
-          <w:b/>
-          <w:bCs/>
-        </w:rPr>
-        <w:t>AI Agent Framework</w:t>
-      </w:r>
-      <w:r>
-        <w:t xml:space="preserve"> · </w:t>
-      </w:r>
-      <w:r>
-        <w:rPr>
-          <w:b/>
-          <w:bCs/>
-        </w:rPr>
-        <w:t>Responsible AI</w:t>
-      </w:r>
-      <w:r>
-        <w:t xml:space="preserve"> · </w:t>
-      </w:r>
-      <w:r>
-        <w:rPr>
-          <w:b/>
-          <w:bCs/>
-        </w:rPr>
-        <w:t>AI Agent Integration</w:t>
-      </w:r>
-      <w:r>
-        <w:t xml:space="preserve">  —  Microsoft</w:t>
-      </w:r>
-    </w:p>
-    <w:p>
-      <w:pPr>
-        <w:spacing w:after="30"/>
-      </w:pPr>
-      <w:r>
-        <w:rPr>
-          <w:b/>
-          <w:bCs/>
-        </w:rPr>
-        <w:t>BI &amp; Data Reporting</w:t>
-      </w:r>
-      <w:r>
-        <w:t xml:space="preserve">  —  NetSuite</w:t>
-      </w:r>
-    </w:p>
-    <w:p>
-      <w:pPr>
-        <w:spacing w:after="30"/>
-      </w:pPr>
-      <w:r>
-        <w:rPr>
-          <w:b/>
-          <w:bCs/>
-        </w:rPr>
-        <w:t>PMP Training Course</w:t>
-      </w:r>
-      <w:r>
-        <w:t xml:space="preserve">  —  Project Management Institute</w:t>
-      </w:r>
-    </w:p>
-    <w:p>
-      <w:pPr>
-        <w:spacing w:after="30"/>
-      </w:pPr>
-      <w:r>
-        <w:rPr>
-          <w:b/>
-          <w:bCs/>
-        </w:rPr>
-        <w:t>Agile with Jira</w:t>
-      </w:r>
-      <w:r>
-        <w:t xml:space="preserve">  —  Coursera</w:t>
-      </w:r>
-    </w:p>
-    <w:bookmarkEnd w:id="4"/>
-    <w:p>
-      <w:pPr>
-        <w:pStyle w:val="Heading1"/>
-        <w:pBdr>
-          <w:bottom w:val="single" w:sz="6" w:space="2" w:color="000000"/>
-        </w:pBdr>
-        <w:rPr>
-          <w:sz w:val="2"/>
-          <w:szCs w:val="2"/>
-        </w:rPr>
-      </w:pPr>
-    </w:p>
-    <w:p>
-      <w:pPr>
-        <w:pStyle w:val="Heading1"/>
-        <w:pBdr>
-          <w:bottom w:val="single" w:sz="6" w:space="2" w:color="000000"/>
-        </w:pBdr>
-      </w:pPr>
-      <w:r>
-        <w:t>Skill</w:t>
-      </w:r>
-    </w:p>
-    <w:p>
-      <w:pPr>
-        <w:spacing w:after="40"/>
-        <w:jc w:val="both"/>
-      </w:pPr>
-      <w:bookmarkStart w:id="5" w:name="_Hlk230802779"/>
-      <w:r>
-        <w:t>Salesforce</w:t>
-      </w:r>
-      <w:bookmarkStart w:id="6" w:name="_Hlk230802530"/>
-      <w:r>
-        <w:t xml:space="preserve"> · </w:t>
-      </w:r>
-      <w:bookmarkEnd w:id="6"/>
-      <w:r>
-        <w:t>Bullhorn · Avionte · Asymbl · Ironclad · NetSuite · Sage Intacct · HubSpot · MS Dynamics · PrismHR · ADP Workforce Now · Workday · Microsoft 365 · Claude · ChatGPT · N8N · Together.AI · Azure · Entra ID · AWS · Google Workspace · Zoom Workplace · GPT agents · LLM integration · Power Automate · Zapier · AI IVR · Power BI · Tableau · SQL Server · Crystal Reports · Canvas · IBM Cognos · Jira Cloud · JSM · NinjaOne · ServiceNow · SharePoint · Slack · Sophos · SentinelOne · Teams · MSSP · VPN</w:t>
-      </w:r>
-      <w:bookmarkStart w:id="7" w:name="_Hlk230876637"/>
-      <w:r>
-        <w:t xml:space="preserve"> · </w:t>
-      </w:r>
-      <w:bookmarkEnd w:id="7"/>
-      <w:r>
-        <w:t xml:space="preserve">ITSM · ITIL · </w:t>
-      </w:r>
-      <w:r>
-        <w:t>GDPR · PCI DSS · Cloud Security · Data Analysis · Cybersecurity Strategy · Business Intelligence</w:t>
-      </w:r>
-      <w:r>
-        <w:t xml:space="preserve"> · Business Analysis · Portfolio Management · Budget Ownership</w:t>
-      </w:r>
-      <w:r>
-        <w:t xml:space="preserve"> · API Management · Change Management · Strategic Thinking · Team Leadership</w:t>
-      </w:r>
-      <w:r>
-        <w:t xml:space="preserve"> · Team Building</w:t>
-      </w:r>
-      <w:r>
-        <w:t xml:space="preserve"> · Stakeholder Engagement · Cross-functional Collaboration · Agile </w:t>
-      </w:r>
-      <w:r>
-        <w:t xml:space="preserve">Project </w:t>
-      </w:r>
-      <w:r>
-        <w:t>Methodologies</w:t>
-      </w:r>
-      <w:bookmarkEnd w:id="5"/>
+      <w:proofErr w:type="spellStart"/>
+      <w:r>
+        <w:rPr>
+          <w:color w:val="3D3D3D"/>
+          <w:sz w:val="18"/>
+          <w:szCs w:val="18"/>
+        </w:rPr>
+        <w:t>SentinelOne</w:t>
+      </w:r>
+      <w:proofErr w:type="spellEnd"/>
+      <w:r>
+        <w:rPr>
+          <w:color w:val="3D3D3D"/>
+          <w:sz w:val="18"/>
+          <w:szCs w:val="18"/>
+        </w:rPr>
+        <w:t xml:space="preserve"> · Sophos · VPN · MSSP</w:t>
+      </w:r>
+    </w:p>
+    <w:p>
+      <w:pPr>
+        <w:spacing w:after="16"/>
+      </w:pPr>
+      <w:r>
+        <w:rPr>
+          <w:b/>
+          <w:bCs/>
+          <w:color w:val="1B3A6B"/>
+          <w:sz w:val="18"/>
+          <w:szCs w:val="18"/>
+        </w:rPr>
+        <w:t xml:space="preserve">Data &amp; Reporting:  </w:t>
+      </w:r>
+      <w:r>
+        <w:rPr>
+          <w:color w:val="3D3D3D"/>
+          <w:sz w:val="18"/>
+          <w:szCs w:val="18"/>
+        </w:rPr>
+        <w:t>Power BI · Tableau · Bullhorn Canvas · SQL Server · Crystal Reports · IBM Cognos</w:t>
+      </w:r>
+    </w:p>
+    <w:p>
+      <w:pPr>
+        <w:spacing w:after="16"/>
+      </w:pPr>
+      <w:r>
+        <w:rPr>
+          <w:b/>
+          <w:bCs/>
+          <w:color w:val="1B3A6B"/>
+          <w:sz w:val="18"/>
+          <w:szCs w:val="18"/>
+        </w:rPr>
+        <w:t xml:space="preserve">Security &amp; Compliance:  </w:t>
+      </w:r>
+      <w:r>
+        <w:rPr>
+          <w:color w:val="3D3D3D"/>
+          <w:sz w:val="18"/>
+          <w:szCs w:val="18"/>
+        </w:rPr>
+        <w:t>Cloud Security · GDPR · PCI DSS · API Management</w:t>
+      </w:r>
     </w:p>
     <w:sectPr>
       <w:pgSz w:w="12240" w:h="15840"/>
-      <w:pgMar w:top="1008" w:right="1080" w:bottom="864" w:left="1080" w:header="708" w:footer="708" w:gutter="0"/>
+      <w:pgMar w:top="1080" w:right="1080" w:bottom="1080" w:left="1080" w:header="708" w:footer="708" w:gutter="0"/>
       <w:cols w:space="720"/>
       <w:docGrid w:linePitch="360"/>
     </w:sectPr>
@@ -1003,64 +1585,67 @@
 <file path=word/numbering.xml><?xml version="1.0" encoding="utf-8"?>
 <w:numbering xmlns:wpc="http://schemas.microsoft.com/office/word/2010/wordprocessingCanvas" xmlns:cx="http://schemas.microsoft.com/office/drawing/2014/chartex" xmlns:cx1="http://schemas.microsoft.com/office/drawing/2015/9/8/chartex" xmlns:cx2="http://schemas.microsoft.com/office/drawing/2015/10/21/chartex" xmlns:cx3="http://schemas.microsoft.com/office/drawing/2016/5/9/chartex" xmlns:cx4="http://schemas.microsoft.com/office/drawing/2016/5/10/chartex" xmlns:cx5="http://schemas.microsoft.com/office/drawing/2016/5/11/chartex" xmlns:cx6="http://schemas.microsoft.com/office/drawing/2016/5/12/chartex" xmlns:cx7="http://schemas.microsoft.com/office/drawing/2016/5/13/chartex" xmlns:cx8="http://schemas.microsoft.com/office/drawing/2016/5/14/chartex" xmlns:mc="http://schemas.openxmlformats.org/markup-compatibility/2006" xmlns:aink="http://schemas.microsoft.com/office/drawing/2016/ink" xmlns:am3d="http://schemas.microsoft.com/office/drawing/2017/model3d" xmlns:o="urn:schemas-microsoft-com:office:office" xmlns:oel="http://schemas.microsoft.com/office/2019/extlst" xmlns:r="http://schemas.openxmlformats.org/officeDocument/2006/relationships" xmlns:m="http://schemas.openxmlformats.org/officeDocument/2006/math" xmlns:v="urn:schemas-microsoft-com:vml" xmlns:wp14="http://schemas.microsoft.com/office/word/2010/wordprocessingDrawing" xmlns:wp="http://schemas.openxmlformats.org/drawingml/2006/wordprocessingDrawing" xmlns:w10="urn:schemas-microsoft-com:office:word" xmlns:w="http://schemas.openxmlformats.org/wordprocessingml/2006/main" xmlns:w14="http://schemas.microsoft.com/office/word/2010/wordml" xmlns:w15="http://schemas.microsoft.com/office/word/2012/wordml" xmlns:w16cex="http://schemas.microsoft.com/office/word/2018/wordml/cex" xmlns:w16cid="http://schemas.microsoft.com/office/word/2016/wordml/cid" xmlns:w16="http://schemas.microsoft.com/office/word/2018/wordml" xmlns:w16du="http://schemas.microsoft.com/office/word/2023/wordml/word16du" xmlns:w16sdtdh="http://schemas.microsoft.com/office/word/2020/wordml/sdtdatahash" xmlns:w16sdtfl="http://schemas.microsoft.com/office/word/2024/wordml/sdtformatlock" xmlns:w16se="http://schemas.microsoft.com/office/word/2015/wordml/symex" xmlns:wpg="http://schemas.microsoft.com/office/word/2010/wordprocessingGroup" xmlns:wpi="http://schemas.microsoft.com/office/word/2010/wordprocessingInk" xmlns:wne="http://schemas.microsoft.com/office/word/2006/wordml" xmlns:wps="http://schemas.microsoft.com/office/word/2010/wordprocessingShape" mc:Ignorable="w14 w15 w16se w16cid w16 w16cex w16sdtdh w16sdtfl w16du wp14">
   <w:abstractNum w:abstractNumId="0" w15:restartNumberingAfterBreak="0">
-    <w:nsid w:val="4738008A"/>
+    <w:nsid w:val="0CD33BB5"/>
     <w:multiLevelType w:val="hybridMultilevel"/>
-    <w:tmpl w:val="B12C8FFA"/>
-    <w:lvl w:ilvl="0" w:tplc="F6E443F8">
+    <w:tmpl w:val="7F1A68D0"/>
+    <w:lvl w:ilvl="0" w:tplc="8D18371C">
       <w:start w:val="1"/>
       <w:numFmt w:val="bullet"/>
       <w:lvlText w:val="•"/>
       <w:lvlJc w:val="left"/>
       <w:pPr>
-        <w:ind w:left="350" w:hanging="230"/>
-      </w:pPr>
+        <w:ind w:left="245" w:hanging="200"/>
+      </w:pPr>
+      <w:rPr>
+        <w:color w:val="2E5FA3"/>
+      </w:rPr>
     </w:lvl>
-    <w:lvl w:ilvl="1" w:tplc="146AAC88">
+    <w:lvl w:ilvl="1" w:tplc="A126D004">
       <w:numFmt w:val="decimal"/>
       <w:lvlText w:val=""/>
       <w:lvlJc w:val="left"/>
     </w:lvl>
-    <w:lvl w:ilvl="2" w:tplc="728AA7D4">
+    <w:lvl w:ilvl="2" w:tplc="B1AC82B8">
       <w:numFmt w:val="decimal"/>
       <w:lvlText w:val=""/>
       <w:lvlJc w:val="left"/>
     </w:lvl>
-    <w:lvl w:ilvl="3" w:tplc="0CF0D2F8">
+    <w:lvl w:ilvl="3" w:tplc="474817BA">
       <w:numFmt w:val="decimal"/>
       <w:lvlText w:val=""/>
       <w:lvlJc w:val="left"/>
     </w:lvl>
-    <w:lvl w:ilvl="4" w:tplc="2750AF96">
+    <w:lvl w:ilvl="4" w:tplc="B2C488DC">
       <w:numFmt w:val="decimal"/>
       <w:lvlText w:val=""/>
       <w:lvlJc w:val="left"/>
     </w:lvl>
-    <w:lvl w:ilvl="5" w:tplc="A0E4D2B2">
+    <w:lvl w:ilvl="5" w:tplc="E5A20A18">
       <w:numFmt w:val="decimal"/>
       <w:lvlText w:val=""/>
       <w:lvlJc w:val="left"/>
     </w:lvl>
-    <w:lvl w:ilvl="6" w:tplc="74AC8866">
+    <w:lvl w:ilvl="6" w:tplc="8F56525A">
       <w:numFmt w:val="decimal"/>
       <w:lvlText w:val=""/>
       <w:lvlJc w:val="left"/>
     </w:lvl>
-    <w:lvl w:ilvl="7" w:tplc="315016B6">
+    <w:lvl w:ilvl="7" w:tplc="BA2E3038">
       <w:numFmt w:val="decimal"/>
       <w:lvlText w:val=""/>
       <w:lvlJc w:val="left"/>
     </w:lvl>
-    <w:lvl w:ilvl="8" w:tplc="9D5C4020">
+    <w:lvl w:ilvl="8" w:tplc="44DE7646">
       <w:numFmt w:val="decimal"/>
       <w:lvlText w:val=""/>
       <w:lvlJc w:val="left"/>
     </w:lvl>
   </w:abstractNum>
   <w:abstractNum w:abstractNumId="1" w15:restartNumberingAfterBreak="0">
-    <w:nsid w:val="6D8D0A91"/>
+    <w:nsid w:val="165204BE"/>
     <w:multiLevelType w:val="hybridMultilevel"/>
-    <w:tmpl w:val="3384CE22"/>
-    <w:lvl w:ilvl="0" w:tplc="657CA778">
+    <w:tmpl w:val="4F7A6CDE"/>
+    <w:lvl w:ilvl="0" w:tplc="DBC46BC8">
       <w:start w:val="1"/>
       <w:numFmt w:val="bullet"/>
       <w:lvlText w:val="●"/>
@@ -1069,7 +1654,7 @@
         <w:ind w:left="720" w:hanging="360"/>
       </w:pPr>
     </w:lvl>
-    <w:lvl w:ilvl="1" w:tplc="25D48E88">
+    <w:lvl w:ilvl="1" w:tplc="633A0914">
       <w:start w:val="1"/>
       <w:numFmt w:val="bullet"/>
       <w:lvlText w:val="○"/>
@@ -1078,7 +1663,7 @@
         <w:ind w:left="1440" w:hanging="360"/>
       </w:pPr>
     </w:lvl>
-    <w:lvl w:ilvl="2" w:tplc="7DCA1814">
+    <w:lvl w:ilvl="2" w:tplc="B49428B0">
       <w:start w:val="1"/>
       <w:numFmt w:val="bullet"/>
       <w:lvlText w:val="■"/>
@@ -1087,7 +1672,7 @@
         <w:ind w:left="2160" w:hanging="360"/>
       </w:pPr>
     </w:lvl>
-    <w:lvl w:ilvl="3" w:tplc="F6E68296">
+    <w:lvl w:ilvl="3" w:tplc="34923274">
       <w:start w:val="1"/>
       <w:numFmt w:val="bullet"/>
       <w:lvlText w:val="●"/>
@@ -1096,7 +1681,7 @@
         <w:ind w:left="2880" w:hanging="360"/>
       </w:pPr>
     </w:lvl>
-    <w:lvl w:ilvl="4" w:tplc="3540334E">
+    <w:lvl w:ilvl="4" w:tplc="F01E3DEA">
       <w:start w:val="1"/>
       <w:numFmt w:val="bullet"/>
       <w:lvlText w:val="○"/>
@@ -1105,7 +1690,7 @@
         <w:ind w:left="3600" w:hanging="360"/>
       </w:pPr>
     </w:lvl>
-    <w:lvl w:ilvl="5" w:tplc="A0DA7DD4">
+    <w:lvl w:ilvl="5" w:tplc="8884AA06">
       <w:start w:val="1"/>
       <w:numFmt w:val="bullet"/>
       <w:lvlText w:val="■"/>
@@ -1114,7 +1699,7 @@
         <w:ind w:left="4320" w:hanging="360"/>
       </w:pPr>
     </w:lvl>
-    <w:lvl w:ilvl="6" w:tplc="C6CAAEBE">
+    <w:lvl w:ilvl="6" w:tplc="57107902">
       <w:start w:val="1"/>
       <w:numFmt w:val="bullet"/>
       <w:lvlText w:val="●"/>
@@ -1123,7 +1708,7 @@
         <w:ind w:left="5040" w:hanging="360"/>
       </w:pPr>
     </w:lvl>
-    <w:lvl w:ilvl="7" w:tplc="1D6E8984">
+    <w:lvl w:ilvl="7" w:tplc="9D4CDA4A">
       <w:start w:val="1"/>
       <w:numFmt w:val="bullet"/>
       <w:lvlText w:val="●"/>
@@ -1132,7 +1717,7 @@
         <w:ind w:left="5760" w:hanging="360"/>
       </w:pPr>
     </w:lvl>
-    <w:lvl w:ilvl="8" w:tplc="2A9A9C6C">
+    <w:lvl w:ilvl="8" w:tplc="F13422A4">
       <w:start w:val="1"/>
       <w:numFmt w:val="bullet"/>
       <w:lvlText w:val="●"/>
@@ -1142,13 +1727,13 @@
       </w:pPr>
     </w:lvl>
   </w:abstractNum>
-  <w:num w:numId="1" w16cid:durableId="1000156203">
+  <w:num w:numId="1" w16cid:durableId="485320617">
     <w:abstractNumId w:val="1"/>
     <w:lvlOverride w:ilvl="0">
       <w:startOverride w:val="1"/>
     </w:lvlOverride>
   </w:num>
-  <w:num w:numId="2" w16cid:durableId="1991202711">
+  <w:num w:numId="2" w16cid:durableId="1145899959">
     <w:abstractNumId w:val="0"/>
     <w:lvlOverride w:ilvl="0">
       <w:startOverride w:val="1"/>
@@ -1162,9 +1747,7 @@
   <w:docDefaults>
     <w:rPrDefault>
       <w:rPr>
-        <w:rFonts w:ascii="Garamond" w:eastAsia="Garamond" w:hAnsi="Garamond" w:cs="Garamond"/>
-        <w:sz w:val="22"/>
-        <w:szCs w:val="22"/>
+        <w:rFonts w:ascii="Arial" w:eastAsia="Arial" w:hAnsi="Arial" w:cs="Arial"/>
         <w:lang w:val="en-US" w:eastAsia="en-US" w:bidi="ar-SA"/>
       </w:rPr>
     </w:rPrDefault>
@@ -1551,22 +2134,18 @@
   <w:style w:type="paragraph" w:default="1" w:styleId="Normal">
     <w:name w:val="Normal"/>
     <w:qFormat/>
-    <w:rsid w:val="00E853E5"/>
   </w:style>
   <w:style w:type="paragraph" w:styleId="Heading1">
     <w:name w:val="heading 1"/>
     <w:uiPriority w:val="9"/>
     <w:qFormat/>
     <w:pPr>
-      <w:spacing w:before="160" w:after="80"/>
       <w:outlineLvl w:val="0"/>
     </w:pPr>
     <w:rPr>
-      <w:b/>
-      <w:bCs/>
-      <w:color w:val="000000"/>
-      <w:sz w:val="26"/>
-      <w:szCs w:val="26"/>
+      <w:color w:val="2E74B5"/>
+      <w:sz w:val="32"/>
+      <w:szCs w:val="32"/>
     </w:rPr>
   </w:style>
   <w:style w:type="paragraph" w:styleId="Heading2">
@@ -1712,10 +2291,6 @@
     <w:uiPriority w:val="99"/>
     <w:semiHidden/>
     <w:unhideWhenUsed/>
-    <w:rPr>
-      <w:sz w:val="20"/>
-      <w:szCs w:val="20"/>
-    </w:rPr>
   </w:style>
   <w:style w:type="character" w:customStyle="1" w:styleId="FootnoteTextChar">
     <w:name w:val="Footnote Text Char"/>
@@ -1743,10 +2318,6 @@
     <w:uiPriority w:val="99"/>
     <w:semiHidden/>
     <w:unhideWhenUsed/>
-    <w:rPr>
-      <w:sz w:val="20"/>
-      <w:szCs w:val="20"/>
-    </w:rPr>
   </w:style>
   <w:style w:type="character" w:customStyle="1" w:styleId="EndnoteTextChar">
     <w:name w:val="Endnote Text Char"/>
@@ -1757,18 +2328,6 @@
     <w:rPr>
       <w:sz w:val="20"/>
       <w:szCs w:val="20"/>
-    </w:rPr>
-  </w:style>
-  <w:style w:type="character" w:styleId="UnresolvedMention">
-    <w:name w:val="Unresolved Mention"/>
-    <w:basedOn w:val="DefaultParagraphFont"/>
-    <w:uiPriority w:val="99"/>
-    <w:semiHidden/>
-    <w:unhideWhenUsed/>
-    <w:rsid w:val="00C818A1"/>
-    <w:rPr>
-      <w:color w:val="605E5C"/>
-      <w:shd w:val="clear" w:color="auto" w:fill="E1DFDD"/>
     </w:rPr>
   </w:style>
 </w:styles>

--- a/uploads/Butler_Jamie_Resume.docx
+++ b/uploads/Butler_Jamie_Resume.docx
@@ -4,152 +4,143 @@
   <w:body>
     <w:p>
       <w:pPr>
+        <w:spacing w:after="26"/>
+        <w:jc w:val="center"/>
+      </w:pPr>
+      <w:r>
+        <w:rPr>
+          <w:rFonts w:ascii="Georgia" w:eastAsia="Georgia" w:hAnsi="Georgia" w:cs="Georgia"/>
+          <w:b/>
+          <w:bCs/>
+          <w:color w:val="1B3A6B"/>
+          <w:sz w:val="42"/>
+          <w:szCs w:val="42"/>
+        </w:rPr>
+        <w:t>Jamie Butler</w:t>
+      </w:r>
+    </w:p>
+    <w:p>
+      <w:pPr>
+        <w:spacing w:after="26"/>
+        <w:jc w:val="center"/>
+      </w:pPr>
+      <w:r>
+        <w:rPr>
+          <w:b/>
+          <w:bCs/>
+          <w:color w:val="2E5FA3"/>
+          <w:sz w:val="22"/>
+          <w:szCs w:val="22"/>
+        </w:rPr>
+        <w:t xml:space="preserve">Technology </w:t>
+      </w:r>
+      <w:proofErr w:type="gramStart"/>
+      <w:r>
+        <w:rPr>
+          <w:b/>
+          <w:bCs/>
+          <w:color w:val="2E5FA3"/>
+          <w:sz w:val="22"/>
+          <w:szCs w:val="22"/>
+        </w:rPr>
+        <w:t>Leader  ·</w:t>
+      </w:r>
+      <w:proofErr w:type="gramEnd"/>
+      <w:r>
+        <w:rPr>
+          <w:b/>
+          <w:bCs/>
+          <w:color w:val="2E5FA3"/>
+          <w:sz w:val="22"/>
+          <w:szCs w:val="22"/>
+        </w:rPr>
+        <w:t xml:space="preserve">  Systems Architect</w:t>
+      </w:r>
+    </w:p>
+    <w:p>
+      <w:pPr>
+        <w:spacing w:after="30"/>
+        <w:jc w:val="center"/>
+      </w:pPr>
+      <w:r>
+        <w:rPr>
+          <w:sz w:val="17"/>
+          <w:szCs w:val="17"/>
+        </w:rPr>
+        <w:t xml:space="preserve">Digital </w:t>
+      </w:r>
+      <w:proofErr w:type="gramStart"/>
+      <w:r>
+        <w:rPr>
+          <w:sz w:val="17"/>
+          <w:szCs w:val="17"/>
+        </w:rPr>
+        <w:t>Transformation  ·</w:t>
+      </w:r>
+      <w:proofErr w:type="gramEnd"/>
+      <w:r>
+        <w:rPr>
+          <w:sz w:val="17"/>
+          <w:szCs w:val="17"/>
+        </w:rPr>
+        <w:t xml:space="preserve">  M&amp;A </w:t>
+      </w:r>
+      <w:proofErr w:type="gramStart"/>
+      <w:r>
+        <w:rPr>
+          <w:sz w:val="17"/>
+          <w:szCs w:val="17"/>
+        </w:rPr>
+        <w:t>Integration  ·</w:t>
+      </w:r>
+      <w:proofErr w:type="gramEnd"/>
+      <w:r>
+        <w:rPr>
+          <w:sz w:val="17"/>
+          <w:szCs w:val="17"/>
+        </w:rPr>
+        <w:t xml:space="preserve">  Platform </w:t>
+      </w:r>
+      <w:proofErr w:type="gramStart"/>
+      <w:r>
+        <w:rPr>
+          <w:sz w:val="17"/>
+          <w:szCs w:val="17"/>
+        </w:rPr>
+        <w:t>Consolidation  ·</w:t>
+      </w:r>
+      <w:proofErr w:type="gramEnd"/>
+      <w:r>
+        <w:rPr>
+          <w:sz w:val="17"/>
+          <w:szCs w:val="17"/>
+        </w:rPr>
+        <w:t xml:space="preserve">  AI &amp; </w:t>
+      </w:r>
+      <w:proofErr w:type="gramStart"/>
+      <w:r>
+        <w:rPr>
+          <w:sz w:val="17"/>
+          <w:szCs w:val="17"/>
+        </w:rPr>
+        <w:t>Automation  ·</w:t>
+      </w:r>
+      <w:proofErr w:type="gramEnd"/>
+      <w:r>
+        <w:rPr>
+          <w:sz w:val="17"/>
+          <w:szCs w:val="17"/>
+        </w:rPr>
+        <w:t xml:space="preserve">  Security &amp; Governance</w:t>
+      </w:r>
+    </w:p>
+    <w:p>
+      <w:pPr>
         <w:spacing w:after="40"/>
         <w:jc w:val="center"/>
       </w:pPr>
       <w:r>
         <w:rPr>
-          <w:b/>
-          <w:bCs/>
-          <w:color w:val="1B3A6B"/>
-          <w:sz w:val="40"/>
-          <w:szCs w:val="40"/>
-        </w:rPr>
-        <w:t>Jamie Butler</w:t>
-      </w:r>
-    </w:p>
-    <w:p>
-      <w:pPr>
-        <w:spacing w:after="30"/>
-        <w:jc w:val="center"/>
-      </w:pPr>
-      <w:r>
-        <w:rPr>
-          <w:b/>
-          <w:bCs/>
-          <w:color w:val="2E5FA3"/>
-          <w:sz w:val="23"/>
-          <w:szCs w:val="23"/>
-        </w:rPr>
-        <w:t xml:space="preserve">Technology </w:t>
-      </w:r>
-      <w:proofErr w:type="gramStart"/>
-      <w:r>
-        <w:rPr>
-          <w:b/>
-          <w:bCs/>
-          <w:color w:val="2E5FA3"/>
-          <w:sz w:val="23"/>
-          <w:szCs w:val="23"/>
-        </w:rPr>
-        <w:t>Leader  ·</w:t>
-      </w:r>
-      <w:proofErr w:type="gramEnd"/>
-      <w:r>
-        <w:rPr>
-          <w:b/>
-          <w:bCs/>
-          <w:color w:val="2E5FA3"/>
-          <w:sz w:val="23"/>
-          <w:szCs w:val="23"/>
-        </w:rPr>
-        <w:t xml:space="preserve">  Systems Architect</w:t>
-      </w:r>
-    </w:p>
-    <w:p>
-      <w:pPr>
-        <w:spacing w:after="50"/>
-        <w:jc w:val="center"/>
-      </w:pPr>
-      <w:r>
-        <w:rPr>
-          <w:color w:val="3D3D3D"/>
-          <w:sz w:val="17"/>
-          <w:szCs w:val="17"/>
-        </w:rPr>
-        <w:t xml:space="preserve">Enterprise Platform </w:t>
-      </w:r>
-      <w:proofErr w:type="gramStart"/>
-      <w:r>
-        <w:rPr>
-          <w:color w:val="3D3D3D"/>
-          <w:sz w:val="17"/>
-          <w:szCs w:val="17"/>
-        </w:rPr>
-        <w:t>Migrations  ·</w:t>
-      </w:r>
-      <w:proofErr w:type="gramEnd"/>
-      <w:r>
-        <w:rPr>
-          <w:color w:val="3D3D3D"/>
-          <w:sz w:val="17"/>
-          <w:szCs w:val="17"/>
-        </w:rPr>
-        <w:t xml:space="preserve">  Systems </w:t>
-      </w:r>
-      <w:proofErr w:type="gramStart"/>
-      <w:r>
-        <w:rPr>
-          <w:color w:val="3D3D3D"/>
-          <w:sz w:val="17"/>
-          <w:szCs w:val="17"/>
-        </w:rPr>
-        <w:t>Integration  ·</w:t>
-      </w:r>
-      <w:proofErr w:type="gramEnd"/>
-      <w:r>
-        <w:rPr>
-          <w:color w:val="3D3D3D"/>
-          <w:sz w:val="17"/>
-          <w:szCs w:val="17"/>
-        </w:rPr>
-        <w:t xml:space="preserve">  Cloud &amp; </w:t>
-      </w:r>
-      <w:proofErr w:type="gramStart"/>
-      <w:r>
-        <w:rPr>
-          <w:color w:val="3D3D3D"/>
-          <w:sz w:val="17"/>
-          <w:szCs w:val="17"/>
-        </w:rPr>
-        <w:t>Identity  ·</w:t>
-      </w:r>
-      <w:proofErr w:type="gramEnd"/>
-      <w:r>
-        <w:rPr>
-          <w:color w:val="3D3D3D"/>
-          <w:sz w:val="17"/>
-          <w:szCs w:val="17"/>
-        </w:rPr>
-        <w:t xml:space="preserve">  AI &amp; </w:t>
-      </w:r>
-      <w:proofErr w:type="gramStart"/>
-      <w:r>
-        <w:rPr>
-          <w:color w:val="3D3D3D"/>
-          <w:sz w:val="17"/>
-          <w:szCs w:val="17"/>
-        </w:rPr>
-        <w:t>Automation  ·</w:t>
-      </w:r>
-      <w:proofErr w:type="gramEnd"/>
-      <w:r>
-        <w:rPr>
-          <w:color w:val="3D3D3D"/>
-          <w:sz w:val="17"/>
-          <w:szCs w:val="17"/>
-        </w:rPr>
-        <w:t xml:space="preserve">  ITSM</w:t>
-      </w:r>
-    </w:p>
-    <w:p>
-      <w:pPr>
-        <w:spacing w:after="60"/>
-        <w:jc w:val="center"/>
-      </w:pPr>
-      <w:r>
-        <w:rPr>
-          <w:color w:val="3D3D3D"/>
           <w:sz w:val="17"/>
           <w:szCs w:val="17"/>
         </w:rPr>
@@ -169,7 +160,6 @@
             <w:color w:val="2E5FA3"/>
             <w:sz w:val="17"/>
             <w:szCs w:val="17"/>
-            <w:u w:val="single"/>
           </w:rPr>
           <w:t>jamieadambutler@icloud.com</w:t>
         </w:r>
@@ -193,7 +183,6 @@
       </w:r>
       <w:r>
         <w:rPr>
-          <w:color w:val="3D3D3D"/>
           <w:sz w:val="17"/>
           <w:szCs w:val="17"/>
         </w:rPr>
@@ -202,7 +191,6 @@
       <w:proofErr w:type="gramEnd"/>
       <w:r>
         <w:rPr>
-          <w:color w:val="3D3D3D"/>
           <w:sz w:val="17"/>
           <w:szCs w:val="17"/>
         </w:rPr>
@@ -222,7 +210,6 @@
             <w:color w:val="2E5FA3"/>
             <w:sz w:val="17"/>
             <w:szCs w:val="17"/>
-            <w:u w:val="single"/>
           </w:rPr>
           <w:t>linkedin.com/in/</w:t>
         </w:r>
@@ -232,7 +219,6 @@
             <w:color w:val="2E5FA3"/>
             <w:sz w:val="17"/>
             <w:szCs w:val="17"/>
-            <w:u w:val="single"/>
           </w:rPr>
           <w:t>jamieadambutler</w:t>
         </w:r>
@@ -241,173 +227,235 @@
     </w:p>
     <w:p>
       <w:pPr>
+        <w:spacing w:before="160" w:after="48"/>
+        <w:rPr>
+          <w:rFonts w:ascii="Georgia" w:eastAsia="Georgia" w:hAnsi="Georgia" w:cs="Georgia"/>
+          <w:b/>
+          <w:bCs/>
+          <w:color w:val="1B3A6B"/>
+          <w:sz w:val="2"/>
+          <w:szCs w:val="2"/>
+        </w:rPr>
+      </w:pPr>
+    </w:p>
+    <w:p>
+      <w:pPr>
         <w:pBdr>
           <w:bottom w:val="single" w:sz="6" w:space="3" w:color="2E5FA3"/>
         </w:pBdr>
-        <w:spacing w:before="108" w:after="52"/>
-      </w:pPr>
-      <w:r>
-        <w:rPr>
+        <w:spacing w:before="160" w:after="48"/>
+      </w:pPr>
+      <w:r>
+        <w:rPr>
+          <w:rFonts w:ascii="Georgia" w:eastAsia="Georgia" w:hAnsi="Georgia" w:cs="Georgia"/>
           <w:b/>
           <w:bCs/>
           <w:color w:val="1B3A6B"/>
           <w:sz w:val="22"/>
           <w:szCs w:val="22"/>
         </w:rPr>
-        <w:t>PROFESSIONAL SUMMARY</w:t>
-      </w:r>
-    </w:p>
-    <w:p>
-      <w:pPr>
-        <w:spacing w:after="28" w:line="250" w:lineRule="auto"/>
-      </w:pPr>
-      <w:r>
-        <w:rPr>
-          <w:color w:val="3D3D3D"/>
-        </w:rPr>
-        <w:t>For more than twenty years I’ve built and run the technology behind growing companies, across legal services, healthcare staffing, financial services, manufacturing, retail, and education. I build IT departments that run efficiently and tech stacks that connect cleanly across every part of a business, the platforms people work in along with the budget, vendors, roadmap, and support behind them. I’m comfortable at both ends: setting technology strategy and roadmap in a leadership conversation, then going hands-on in the architecture and integration to make sure it gets built right. The outcome holds wherever I land, technology that runs better, scales further, and lets the organization grow without growing its complexity.</w:t>
-      </w:r>
+        <w:t>Professional Summary</w:t>
+      </w:r>
+    </w:p>
+    <w:p>
+      <w:pPr>
+        <w:spacing w:after="40"/>
+      </w:pPr>
+      <w:r>
+        <w:t>For more than twenty years I’ve built the technology foundation that lets growing companies scale without scaling cost or complexity, across legal services, healthcare staffing, financial services, manufacturing, and retail. The work sits where value gets created: consolidating fragmented systems onto one connected platform, integrating acquisitions cleanly, taking out redundant vendor and license spend, and standing up the security and governance that hold up under scrutiny. I work at both ends of the problem, setting strategy in the leadership conversation and going hands-on in the architecture, so the plan and the build are the same thing.</w:t>
+      </w:r>
+    </w:p>
+    <w:p>
+      <w:pPr>
+        <w:spacing w:before="160" w:after="48"/>
+        <w:rPr>
+          <w:rFonts w:ascii="Georgia" w:eastAsia="Georgia" w:hAnsi="Georgia" w:cs="Georgia"/>
+          <w:b/>
+          <w:bCs/>
+          <w:color w:val="1B3A6B"/>
+          <w:sz w:val="2"/>
+          <w:szCs w:val="2"/>
+        </w:rPr>
+      </w:pPr>
     </w:p>
     <w:p>
       <w:pPr>
         <w:pBdr>
           <w:bottom w:val="single" w:sz="6" w:space="3" w:color="2E5FA3"/>
         </w:pBdr>
-        <w:spacing w:before="108" w:after="52"/>
-      </w:pPr>
-      <w:r>
-        <w:rPr>
+        <w:spacing w:before="160" w:after="48"/>
+      </w:pPr>
+      <w:r>
+        <w:rPr>
+          <w:rFonts w:ascii="Georgia" w:eastAsia="Georgia" w:hAnsi="Georgia" w:cs="Georgia"/>
           <w:b/>
           <w:bCs/>
           <w:color w:val="1B3A6B"/>
           <w:sz w:val="22"/>
           <w:szCs w:val="22"/>
         </w:rPr>
-        <w:t>CORE COMPETENCIES</w:t>
-      </w:r>
-    </w:p>
-    <w:p>
-      <w:pPr>
-        <w:spacing w:after="24"/>
-      </w:pPr>
-      <w:r>
-        <w:rPr>
-          <w:b/>
-          <w:bCs/>
-          <w:color w:val="1B3A6B"/>
-          <w:sz w:val="19"/>
-          <w:szCs w:val="19"/>
-        </w:rPr>
-        <w:t xml:space="preserve">Leadership &amp; Strategy:  </w:t>
-      </w:r>
-      <w:r>
-        <w:rPr>
-          <w:color w:val="3D3D3D"/>
-          <w:sz w:val="19"/>
-          <w:szCs w:val="19"/>
-        </w:rPr>
-        <w:t>Technology strategy and roadmap development, IT department build-out and operations, budget and portfolio management, vendor management, leadership of distributed teams</w:t>
-      </w:r>
-    </w:p>
-    <w:p>
-      <w:pPr>
-        <w:spacing w:after="24"/>
-      </w:pPr>
-      <w:r>
-        <w:rPr>
-          <w:b/>
-          <w:bCs/>
-          <w:color w:val="1B3A6B"/>
-          <w:sz w:val="19"/>
-          <w:szCs w:val="19"/>
-        </w:rPr>
-        <w:t xml:space="preserve">Delivery &amp; Integration:  </w:t>
-      </w:r>
-      <w:r>
-        <w:rPr>
-          <w:color w:val="3D3D3D"/>
-          <w:sz w:val="19"/>
-          <w:szCs w:val="19"/>
-        </w:rPr>
-        <w:t>Enterprise platform migrations (CRM · ATS · ERP · HRIS · CLM), systems integration and automation, project and change management</w:t>
-      </w:r>
-    </w:p>
-    <w:p>
-      <w:pPr>
-        <w:spacing w:after="24"/>
-      </w:pPr>
-      <w:r>
-        <w:rPr>
-          <w:b/>
-          <w:bCs/>
-          <w:color w:val="1B3A6B"/>
-          <w:sz w:val="19"/>
-          <w:szCs w:val="19"/>
-        </w:rPr>
-        <w:t xml:space="preserve">Operations &amp; Service:  </w:t>
-      </w:r>
-      <w:r>
-        <w:rPr>
-          <w:color w:val="3D3D3D"/>
-          <w:sz w:val="19"/>
-          <w:szCs w:val="19"/>
-        </w:rPr>
-        <w:t>IT service management (ITIL), process development and SOPs, end-user support, client support, SLA accountability</w:t>
-      </w:r>
-    </w:p>
-    <w:p>
-      <w:pPr>
-        <w:spacing w:after="24"/>
-      </w:pPr>
-      <w:r>
-        <w:rPr>
-          <w:b/>
-          <w:bCs/>
-          <w:color w:val="1B3A6B"/>
-          <w:sz w:val="19"/>
-          <w:szCs w:val="19"/>
-        </w:rPr>
-        <w:t xml:space="preserve">Governance &amp; Reporting:  </w:t>
-      </w:r>
-      <w:r>
-        <w:rPr>
-          <w:color w:val="3D3D3D"/>
-          <w:sz w:val="19"/>
-          <w:szCs w:val="19"/>
-        </w:rPr>
-        <w:t>Security program governance, identity and access management, executive and operational reporting</w:t>
-      </w:r>
+        <w:t>Highlights &amp; Competencies</w:t>
+      </w:r>
+    </w:p>
+    <w:p>
+      <w:pPr>
+        <w:spacing w:after="10"/>
+      </w:pPr>
+      <w:r>
+        <w:rPr>
+          <w:b/>
+          <w:bCs/>
+          <w:color w:val="1B3A6B"/>
+        </w:rPr>
+        <w:t xml:space="preserve">Platform Consolidation:  </w:t>
+      </w:r>
+      <w:r>
+        <w:t>Collapsed four disconnected systems onto a single Salesforce platform, and a separate ATS and CRM onto one Bullhorn instance, taking roughly $80K a year out of license and support cost.</w:t>
+      </w:r>
+    </w:p>
+    <w:p>
+      <w:pPr>
+        <w:spacing w:after="10"/>
+      </w:pPr>
+      <w:r>
+        <w:rPr>
+          <w:b/>
+          <w:bCs/>
+          <w:color w:val="1B3A6B"/>
+        </w:rPr>
+        <w:t xml:space="preserve">M&amp;A Integration:  </w:t>
+      </w:r>
+      <w:r>
+        <w:t xml:space="preserve">Ran technology through </w:t>
+      </w:r>
+      <w:r>
+        <w:t>multiple</w:t>
+      </w:r>
+      <w:r>
+        <w:t xml:space="preserve"> post-acquisition integrations, unifying platforms and data in one to three months per deal without disrupting client-facing operations.</w:t>
+      </w:r>
+    </w:p>
+    <w:p>
+      <w:pPr>
+        <w:spacing w:after="10"/>
+      </w:pPr>
+      <w:r>
+        <w:rPr>
+          <w:b/>
+          <w:bCs/>
+          <w:color w:val="1B3A6B"/>
+        </w:rPr>
+        <w:t xml:space="preserve">Scale Without Cost:  </w:t>
+      </w:r>
+      <w:r>
+        <w:t>Absorbed user growth from 150 to 500 on a re-architected Microsoft 365 environment, roughly 3x, on the existing team with no added IT headcount.</w:t>
+      </w:r>
+    </w:p>
+    <w:p>
+      <w:pPr>
+        <w:spacing w:after="10"/>
+      </w:pPr>
+      <w:r>
+        <w:rPr>
+          <w:b/>
+          <w:bCs/>
+          <w:color w:val="1B3A6B"/>
+        </w:rPr>
+        <w:t xml:space="preserve">Cost Takeout:  </w:t>
+      </w:r>
+      <w:r>
+        <w:t>Replaced Dialpad and an outside answering service with Zoom Phone and an automated AI IVR, cutting telephony spend by 90% while improving service.</w:t>
+      </w:r>
+    </w:p>
+    <w:p>
+      <w:pPr>
+        <w:spacing w:before="60" w:after="10"/>
+      </w:pPr>
+      <w:r>
+        <w:rPr>
+          <w:b/>
+          <w:bCs/>
+          <w:color w:val="1B3A6B"/>
+        </w:rPr>
+        <w:t xml:space="preserve">Program &amp; Project Delivery:  </w:t>
+      </w:r>
+      <w:r>
+        <w:t>PMP-trained portfolio leadership across CRM, ATS, ERP, HRIS, and CLM migrations, delivered through in-house, nearshore, and offshore teams.</w:t>
+      </w:r>
+    </w:p>
+    <w:p>
+      <w:pPr>
+        <w:spacing w:after="10"/>
+      </w:pPr>
+      <w:r>
+        <w:rPr>
+          <w:b/>
+          <w:bCs/>
+          <w:color w:val="1B3A6B"/>
+        </w:rPr>
+        <w:t xml:space="preserve">Security &amp; Governance:  </w:t>
+      </w:r>
+      <w:r>
+        <w:t>MSSP and endpoint programs, SSO/MFA identity governance, and the acceptable-use, incident-response, and access-control policies behind them. GDPR</w:t>
+      </w:r>
+      <w:r>
+        <w:t xml:space="preserve">, </w:t>
+      </w:r>
+      <w:r>
+        <w:t>PCI DSS</w:t>
+      </w:r>
+      <w:r>
+        <w:t>, HITRUST, and SOC2</w:t>
+      </w:r>
+      <w:r>
+        <w:t>.</w:t>
+      </w:r>
+    </w:p>
+    <w:p>
+      <w:pPr>
+        <w:spacing w:before="160" w:after="48"/>
+        <w:rPr>
+          <w:rFonts w:ascii="Georgia" w:eastAsia="Georgia" w:hAnsi="Georgia" w:cs="Georgia"/>
+          <w:b/>
+          <w:bCs/>
+          <w:color w:val="1B3A6B"/>
+          <w:sz w:val="2"/>
+          <w:szCs w:val="2"/>
+        </w:rPr>
+      </w:pPr>
     </w:p>
     <w:p>
       <w:pPr>
         <w:pBdr>
           <w:bottom w:val="single" w:sz="6" w:space="3" w:color="2E5FA3"/>
         </w:pBdr>
-        <w:spacing w:before="108" w:after="52"/>
-      </w:pPr>
-      <w:r>
-        <w:rPr>
+        <w:spacing w:before="160" w:after="48"/>
+      </w:pPr>
+      <w:r>
+        <w:rPr>
+          <w:rFonts w:ascii="Georgia" w:eastAsia="Georgia" w:hAnsi="Georgia" w:cs="Georgia"/>
           <w:b/>
           <w:bCs/>
           <w:color w:val="1B3A6B"/>
           <w:sz w:val="22"/>
           <w:szCs w:val="22"/>
         </w:rPr>
-        <w:t>PROFESSIONAL EXPERIENCE</w:t>
+        <w:t>Professional Experience</w:t>
       </w:r>
     </w:p>
     <w:p>
       <w:pPr>
         <w:keepNext/>
-        <w:spacing w:before="92"/>
-      </w:pPr>
-      <w:r>
-        <w:rPr>
-          <w:b/>
-          <w:bCs/>
-          <w:color w:val="1B3A6B"/>
-          <w:sz w:val="22"/>
-          <w:szCs w:val="22"/>
+        <w:spacing w:before="90"/>
+      </w:pPr>
+      <w:r>
+        <w:rPr>
+          <w:rFonts w:ascii="Georgia" w:eastAsia="Georgia" w:hAnsi="Georgia" w:cs="Georgia"/>
+          <w:b/>
+          <w:bCs/>
+          <w:color w:val="1B3A6B"/>
+          <w:sz w:val="21"/>
+          <w:szCs w:val="21"/>
         </w:rPr>
         <w:t>Latitude Legal</w:t>
       </w:r>
@@ -418,21 +466,23 @@
         <w:tabs>
           <w:tab w:val="right" w:pos="10080"/>
         </w:tabs>
-        <w:spacing w:after="50"/>
+        <w:spacing w:after="36"/>
       </w:pPr>
       <w:r>
         <w:rPr>
           <w:b/>
           <w:bCs/>
           <w:color w:val="000000"/>
+          <w:sz w:val="20"/>
+          <w:szCs w:val="20"/>
         </w:rPr>
         <w:t>Senior Director of Technology</w:t>
       </w:r>
       <w:r>
         <w:rPr>
+          <w:i/>
+          <w:iCs/>
           <w:color w:val="5A5A5A"/>
-          <w:sz w:val="19"/>
-          <w:szCs w:val="19"/>
         </w:rPr>
         <w:tab/>
         <w:t>Apr 2024 – Present</w:t>
@@ -448,24 +498,7 @@
         <w:spacing w:after="20"/>
       </w:pPr>
       <w:r>
-        <w:rPr>
-          <w:color w:val="3D3D3D"/>
-        </w:rPr>
-        <w:t xml:space="preserve">Moved the company off Bullhorn onto Salesforce with </w:t>
-      </w:r>
-      <w:proofErr w:type="spellStart"/>
-      <w:r>
-        <w:rPr>
-          <w:color w:val="3D3D3D"/>
-        </w:rPr>
-        <w:t>Asymbl</w:t>
-      </w:r>
-      <w:proofErr w:type="spellEnd"/>
-      <w:r>
-        <w:rPr>
-          <w:color w:val="3D3D3D"/>
-        </w:rPr>
-        <w:t xml:space="preserve"> and an Experience Cloud candidate portal, putting recruiting, contracts, and client work on one platform instead of four disconnected ones.</w:t>
+        <w:t>Directed enterprise technology strategy and a 40+ person distributed organization, in-house, nearshore, and offshore, through rapid growth and four post-acquisition integrations.</w:t>
       </w:r>
     </w:p>
     <w:p>
@@ -478,10 +511,15 @@
         <w:spacing w:after="20"/>
       </w:pPr>
       <w:r>
-        <w:rPr>
-          <w:color w:val="3D3D3D"/>
-        </w:rPr>
-        <w:t>Architected a 150–500 user Microsoft 365 migration off hosted Exchange, with identity governance, SSO/MFA, permissions, and a SharePoint intranet designed in from the start rather than bolted on later.</w:t>
+        <w:t xml:space="preserve">Moved the company off Bullhorn onto one Salesforce platform with </w:t>
+      </w:r>
+      <w:proofErr w:type="spellStart"/>
+      <w:r>
+        <w:t>Asymbl</w:t>
+      </w:r>
+      <w:proofErr w:type="spellEnd"/>
+      <w:r>
+        <w:t xml:space="preserve"> and an Experience Cloud candidate portal, replacing four disconnected systems, trimming roughly $80K a year in consolidation savings, and reducing reliance on an outside MSP.</w:t>
       </w:r>
     </w:p>
     <w:p>
@@ -494,10 +532,7 @@
         <w:spacing w:after="20"/>
       </w:pPr>
       <w:r>
-        <w:rPr>
-          <w:color w:val="3D3D3D"/>
-        </w:rPr>
-        <w:t>Stood up IT service management on Jira Service Management and ServiceNow, with ITIL-based request, incident, and change workflows that raised end-user support across a 40+ person distributed organization.</w:t>
+        <w:t>Re-architected a 150 to 500 user Microsoft 365 environment off hosted Exchange, with identity governance, SSO/MFA federation, permissions design, and a SharePoint intranet built in from the start.</w:t>
       </w:r>
     </w:p>
     <w:p>
@@ -510,10 +545,7 @@
         <w:spacing w:after="20"/>
       </w:pPr>
       <w:r>
-        <w:rPr>
-          <w:color w:val="3D3D3D"/>
-        </w:rPr>
-        <w:t>Built the security program from the ground up: a dedicated MSSP, endpoint protection, VPN, and the acceptable-use, incident-response, and access-control policies behind it.</w:t>
+        <w:t>Built the security program from the ground up: a dedicated MSSP, endpoint protection, VPN, and the acceptable-use, incident-response, data-classification, and access-control policies behind it.</w:t>
       </w:r>
     </w:p>
     <w:p>
@@ -526,10 +558,7 @@
         <w:spacing w:after="20"/>
       </w:pPr>
       <w:r>
-        <w:rPr>
-          <w:color w:val="3D3D3D"/>
-        </w:rPr>
-        <w:t>Replaced manual signature workflows with Ironclad CLM wired directly into Salesforce, and put AI to work where it removed real effort, meeting transcription, internal chat, GPT agents, and a Zoom Phone AI IVR that retired Dialpad and an outside answering service.</w:t>
+        <w:t>Automated the contract lifecycle with Ironclad CLM wired into Salesforce, and replaced Dialpad and an outside answering service with Zoom Phone and an AI IVR, cutting telephony spend by 90%.</w:t>
       </w:r>
     </w:p>
     <w:p>
@@ -542,24 +571,22 @@
         <w:spacing w:after="20"/>
       </w:pPr>
       <w:r>
-        <w:rPr>
-          <w:color w:val="3D3D3D"/>
-        </w:rPr>
-        <w:t>Ran technology through four post-acquisition integrations, managing vendors and the project roadmap while unifying platforms and data without disrupting client-facing operations.</w:t>
+        <w:t>Engineered a Microsoft Forms and Power Automate onboarding system routing new hires to the right teams and Planner boards, clearing a persistent hiring bottleneck.</w:t>
       </w:r>
     </w:p>
     <w:p>
       <w:pPr>
         <w:keepNext/>
-        <w:spacing w:before="92"/>
-      </w:pPr>
-      <w:r>
-        <w:rPr>
-          <w:b/>
-          <w:bCs/>
-          <w:color w:val="1B3A6B"/>
-          <w:sz w:val="22"/>
-          <w:szCs w:val="22"/>
+        <w:spacing w:before="90"/>
+      </w:pPr>
+      <w:r>
+        <w:rPr>
+          <w:rFonts w:ascii="Georgia" w:eastAsia="Georgia" w:hAnsi="Georgia" w:cs="Georgia"/>
+          <w:b/>
+          <w:bCs/>
+          <w:color w:val="1B3A6B"/>
+          <w:sz w:val="21"/>
+          <w:szCs w:val="21"/>
         </w:rPr>
         <w:t>AlliedUP Cooperative Inc.</w:t>
       </w:r>
@@ -570,21 +597,23 @@
         <w:tabs>
           <w:tab w:val="right" w:pos="10080"/>
         </w:tabs>
-        <w:spacing w:after="50"/>
+        <w:spacing w:after="36"/>
       </w:pPr>
       <w:r>
         <w:rPr>
           <w:b/>
           <w:bCs/>
           <w:color w:val="000000"/>
+          <w:sz w:val="20"/>
+          <w:szCs w:val="20"/>
         </w:rPr>
         <w:t>Vice President of Technology</w:t>
       </w:r>
       <w:r>
         <w:rPr>
+          <w:i/>
+          <w:iCs/>
           <w:color w:val="5A5A5A"/>
-          <w:sz w:val="19"/>
-          <w:szCs w:val="19"/>
         </w:rPr>
         <w:tab/>
         <w:t>Apr 2022 – Apr 2024</w:t>
@@ -600,10 +629,7 @@
         <w:spacing w:after="20"/>
       </w:pPr>
       <w:r>
-        <w:rPr>
-          <w:color w:val="3D3D3D"/>
-        </w:rPr>
-        <w:t>Consolidated a separate ATS and CRM onto one Bullhorn platform, ending spreadsheet-based recruiting and giving sales and recruiting a single workflow.</w:t>
+        <w:t>Owned a technology budget above $1M end to end, managing vendors and the project portfolio across in-house, nearshore, and offshore teams, and reduced spend as the business grew.</w:t>
       </w:r>
     </w:p>
     <w:p>
@@ -616,10 +642,7 @@
         <w:spacing w:after="20"/>
       </w:pPr>
       <w:r>
-        <w:rPr>
-          <w:color w:val="3D3D3D"/>
-        </w:rPr>
-        <w:t>Owned a technology budget above $1M end to end, managing vendors and the project portfolio across in-house, nearshore, and offshore teams.</w:t>
+        <w:t>Consolidated BlueSky ATS and Salesforce CRM onto one Bullhorn platform, ending spreadsheet-based recruiting and unifying sales workflows.</w:t>
       </w:r>
     </w:p>
     <w:p>
@@ -632,10 +655,15 @@
         <w:spacing w:after="20"/>
       </w:pPr>
       <w:r>
-        <w:rPr>
-          <w:color w:val="3D3D3D"/>
-        </w:rPr>
-        <w:t>Built Bullhorn Canvas KPI reporting for leadership, the board, and grant stakeholders, replacing manual data pulls with real-time dashboards.</w:t>
+        <w:t xml:space="preserve">Implemented ADP Workforce Now for payroll, benefits, and HR across a distributed clinical workforce, and integrated </w:t>
+      </w:r>
+      <w:proofErr w:type="spellStart"/>
+      <w:r>
+        <w:t>AccuSource</w:t>
+      </w:r>
+      <w:proofErr w:type="spellEnd"/>
+      <w:r>
+        <w:t xml:space="preserve"> screening into Bullhorn so onboarding and compliance handoffs ran without manual steps.</w:t>
       </w:r>
     </w:p>
     <w:p>
@@ -648,24 +676,8 @@
         <w:spacing w:after="20"/>
       </w:pPr>
       <w:r>
-        <w:rPr>
-          <w:color w:val="3D3D3D"/>
-        </w:rPr>
-        <w:t xml:space="preserve">Implemented ADP Workforce Now and integrated </w:t>
-      </w:r>
-      <w:proofErr w:type="spellStart"/>
-      <w:r>
-        <w:rPr>
-          <w:color w:val="3D3D3D"/>
-        </w:rPr>
-        <w:t>AccuSource</w:t>
-      </w:r>
-      <w:proofErr w:type="spellEnd"/>
-      <w:r>
-        <w:rPr>
-          <w:color w:val="3D3D3D"/>
-        </w:rPr>
-        <w:t xml:space="preserve"> background screening into Bullhorn, so onboarding and compliance handoffs to the PEO ran without manual steps.</w:t>
+        <w:lastRenderedPageBreak/>
+        <w:t>Built Bullhorn Canvas KPI pipelines for executive, board, and grant reporting, replacing manual data pulls with real-time dashboards.</w:t>
       </w:r>
     </w:p>
     <w:p>
@@ -678,24 +690,22 @@
         <w:spacing w:after="20"/>
       </w:pPr>
       <w:r>
-        <w:rPr>
-          <w:color w:val="3D3D3D"/>
-        </w:rPr>
-        <w:t>Migrated telephony to Zoom Phone, cutting telecom cost while improving call quality and scale.</w:t>
+        <w:t>Moved telephony to Zoom Phone and consolidated Dropbox, Slack, and Zoom Meetings into Microsoft 365.</w:t>
       </w:r>
     </w:p>
     <w:p>
       <w:pPr>
         <w:keepNext/>
-        <w:spacing w:before="92"/>
-      </w:pPr>
-      <w:r>
-        <w:rPr>
-          <w:b/>
-          <w:bCs/>
-          <w:color w:val="1B3A6B"/>
-          <w:sz w:val="22"/>
-          <w:szCs w:val="22"/>
+        <w:spacing w:before="90"/>
+      </w:pPr>
+      <w:r>
+        <w:rPr>
+          <w:rFonts w:ascii="Georgia" w:eastAsia="Georgia" w:hAnsi="Georgia" w:cs="Georgia"/>
+          <w:b/>
+          <w:bCs/>
+          <w:color w:val="1B3A6B"/>
+          <w:sz w:val="21"/>
+          <w:szCs w:val="21"/>
         </w:rPr>
         <w:t>EOSG Resources, LLC</w:t>
       </w:r>
@@ -706,21 +716,23 @@
         <w:tabs>
           <w:tab w:val="right" w:pos="10080"/>
         </w:tabs>
-        <w:spacing w:after="50"/>
+        <w:spacing w:after="36"/>
       </w:pPr>
       <w:r>
         <w:rPr>
           <w:b/>
           <w:bCs/>
           <w:color w:val="000000"/>
+          <w:sz w:val="20"/>
+          <w:szCs w:val="20"/>
         </w:rPr>
         <w:t>Director of Information Services</w:t>
       </w:r>
       <w:r>
         <w:rPr>
+          <w:i/>
+          <w:iCs/>
           <w:color w:val="5A5A5A"/>
-          <w:sz w:val="19"/>
-          <w:szCs w:val="19"/>
         </w:rPr>
         <w:tab/>
         <w:t>Oct 2014 – Apr 2022</w:t>
@@ -736,10 +748,7 @@
         <w:spacing w:after="20"/>
       </w:pPr>
       <w:r>
-        <w:rPr>
-          <w:color w:val="3D3D3D"/>
-        </w:rPr>
-        <w:t>Built and sustained the enterprise stack through eight years of growth, supporting roughly 900 active clients.</w:t>
+        <w:t>Designed an end-to-end ATS to payroll to ERP integration pipeline that eliminated manual data transfer across recruiting, payroll, and finance, supporting roughly 900 active clients.</w:t>
       </w:r>
     </w:p>
     <w:p>
@@ -752,11 +761,15 @@
         <w:spacing w:after="20"/>
       </w:pPr>
       <w:r>
-        <w:rPr>
-          <w:color w:val="3D3D3D"/>
-        </w:rPr>
-        <w:lastRenderedPageBreak/>
-        <w:t>Designed an end-to-end ATS → payroll → ERP pipeline that eliminated manual data transfer between recruiting, payroll, and finance.</w:t>
+        <w:t xml:space="preserve">Led two ERP migrations, Oracle E-Business to Microsoft Dynamics and NetSuite to Sage Intacct, plus the Avionte to Bullhorn and </w:t>
+      </w:r>
+      <w:proofErr w:type="spellStart"/>
+      <w:r>
+        <w:t>PrismHR</w:t>
+      </w:r>
+      <w:proofErr w:type="spellEnd"/>
+      <w:r>
+        <w:t xml:space="preserve"> moves, cutting month-end close from weeks to hours.</w:t>
       </w:r>
     </w:p>
     <w:p>
@@ -769,24 +782,72 @@
         <w:spacing w:after="20"/>
       </w:pPr>
       <w:r>
-        <w:rPr>
-          <w:color w:val="3D3D3D"/>
-        </w:rPr>
-        <w:t xml:space="preserve">Led two ERP migrations (Oracle E-Business to Microsoft Dynamics, NetSuite to Sage Intacct) and the Avionte to Bullhorn / </w:t>
-      </w:r>
+        <w:t>Built and sustained the enterprise stack through eight years of growth, led a 10-person field team, codified company-wide SOPs, and ran an internal MSP advising field-services clients at a CTO level.</w:t>
+      </w:r>
+    </w:p>
+    <w:p>
+      <w:pPr>
+        <w:keepNext/>
+        <w:spacing w:before="90"/>
+      </w:pPr>
       <w:proofErr w:type="spellStart"/>
       <w:r>
         <w:rPr>
-          <w:color w:val="3D3D3D"/>
-        </w:rPr>
-        <w:t>PrismHR</w:t>
+          <w:rFonts w:ascii="Georgia" w:eastAsia="Georgia" w:hAnsi="Georgia" w:cs="Georgia"/>
+          <w:b/>
+          <w:bCs/>
+          <w:color w:val="1B3A6B"/>
+          <w:sz w:val="21"/>
+          <w:szCs w:val="21"/>
+        </w:rPr>
+        <w:t>Oreq</w:t>
       </w:r>
       <w:proofErr w:type="spellEnd"/>
       <w:r>
         <w:rPr>
-          <w:color w:val="3D3D3D"/>
-        </w:rPr>
-        <w:t xml:space="preserve"> move, aligning payroll and financial reporting.</w:t>
+          <w:rFonts w:ascii="Georgia" w:eastAsia="Georgia" w:hAnsi="Georgia" w:cs="Georgia"/>
+          <w:b/>
+          <w:bCs/>
+          <w:color w:val="1B3A6B"/>
+          <w:sz w:val="21"/>
+          <w:szCs w:val="21"/>
+        </w:rPr>
+        <w:t xml:space="preserve"> Corporation</w:t>
+      </w:r>
+    </w:p>
+    <w:p>
+      <w:pPr>
+        <w:keepNext/>
+        <w:tabs>
+          <w:tab w:val="right" w:pos="10080"/>
+        </w:tabs>
+        <w:spacing w:after="36"/>
+      </w:pPr>
+      <w:r>
+        <w:rPr>
+          <w:b/>
+          <w:bCs/>
+          <w:color w:val="000000"/>
+          <w:sz w:val="20"/>
+          <w:szCs w:val="20"/>
+        </w:rPr>
+        <w:t>Interim Director of Technology</w:t>
+      </w:r>
+      <w:r>
+        <w:rPr>
+          <w:sz w:val="20"/>
+          <w:szCs w:val="20"/>
+        </w:rPr>
+        <w:t xml:space="preserve"> (Contract)</w:t>
+      </w:r>
+      <w:r>
+        <w:rPr>
+          <w:i/>
+          <w:iCs/>
+          <w:color w:val="5A5A5A"/>
+        </w:rPr>
+        <w:tab/>
+        <w:t>Feb 2013 – Apr 2014</w:t>
       </w:r>
     </w:p>
     <w:p>
@@ -799,38 +860,24 @@
         <w:spacing w:after="20"/>
       </w:pPr>
       <w:r>
-        <w:rPr>
-          <w:color w:val="3D3D3D"/>
-        </w:rPr>
-        <w:t>Ran a 10-person admin team, codified SOPs and service-management practices, and operated an internal MSP advising field-services clients at a CTO level.</w:t>
+        <w:t>Led a Macola ERP migration connecting manufacturing, procurement, and logistics, with executive dashboards.</w:t>
       </w:r>
     </w:p>
     <w:p>
       <w:pPr>
         <w:keepNext/>
-        <w:spacing w:before="92"/>
-      </w:pPr>
-      <w:proofErr w:type="spellStart"/>
-      <w:r>
-        <w:rPr>
-          <w:b/>
-          <w:bCs/>
-          <w:color w:val="1B3A6B"/>
-          <w:sz w:val="22"/>
-          <w:szCs w:val="22"/>
-        </w:rPr>
-        <w:t>Oreq</w:t>
-      </w:r>
-      <w:proofErr w:type="spellEnd"/>
-      <w:r>
-        <w:rPr>
-          <w:b/>
-          <w:bCs/>
-          <w:color w:val="1B3A6B"/>
-          <w:sz w:val="22"/>
-          <w:szCs w:val="22"/>
-        </w:rPr>
-        <w:t xml:space="preserve"> Corporation</w:t>
+        <w:spacing w:before="90"/>
+      </w:pPr>
+      <w:r>
+        <w:rPr>
+          <w:rFonts w:ascii="Georgia" w:eastAsia="Georgia" w:hAnsi="Georgia" w:cs="Georgia"/>
+          <w:b/>
+          <w:bCs/>
+          <w:color w:val="1B3A6B"/>
+          <w:sz w:val="21"/>
+          <w:szCs w:val="21"/>
+        </w:rPr>
+        <w:t>Cannon Fabrication, Inc.</w:t>
       </w:r>
     </w:p>
     <w:p>
@@ -839,24 +886,26 @@
         <w:tabs>
           <w:tab w:val="right" w:pos="10080"/>
         </w:tabs>
-        <w:spacing w:after="50"/>
+        <w:spacing w:after="36"/>
       </w:pPr>
       <w:r>
         <w:rPr>
           <w:b/>
           <w:bCs/>
           <w:color w:val="000000"/>
-        </w:rPr>
-        <w:t>Interim Director of Technology (Contract)</w:t>
-      </w:r>
-      <w:r>
-        <w:rPr>
+          <w:sz w:val="20"/>
+          <w:szCs w:val="20"/>
+        </w:rPr>
+        <w:t>Engineering &amp; IT Manager</w:t>
+      </w:r>
+      <w:r>
+        <w:rPr>
+          <w:i/>
+          <w:iCs/>
           <w:color w:val="5A5A5A"/>
-          <w:sz w:val="19"/>
-          <w:szCs w:val="19"/>
         </w:rPr>
         <w:tab/>
-        <w:t>Feb 2013 – Apr 2014</w:t>
+        <w:t>Jan 2006 – Feb 2013</w:t>
       </w:r>
     </w:p>
     <w:p>
@@ -869,26 +918,30 @@
         <w:spacing w:after="20"/>
       </w:pPr>
       <w:r>
-        <w:rPr>
-          <w:color w:val="3D3D3D"/>
-        </w:rPr>
-        <w:t>Led a Macola ERP migration connecting manufacturing, procurement, and logistics, with Crystal Reports executive dashboards and shop-floor time-tracking that closed labor-visibility gaps.</w:t>
+        <w:t>Migrated legacy DOS accounting to Sage MAS 300 ERP and moved engineering from AutoCAD to SolidWorks.</w:t>
       </w:r>
     </w:p>
     <w:p>
       <w:pPr>
         <w:keepNext/>
-        <w:spacing w:before="92"/>
-      </w:pPr>
-      <w:r>
-        <w:rPr>
-          <w:b/>
-          <w:bCs/>
-          <w:color w:val="1B3A6B"/>
-          <w:sz w:val="22"/>
-          <w:szCs w:val="22"/>
-        </w:rPr>
-        <w:t>Cannon Fabrication, Inc.</w:t>
+        <w:spacing w:before="90"/>
+      </w:pPr>
+      <w:r>
+        <w:rPr>
+          <w:rFonts w:ascii="Georgia" w:eastAsia="Georgia" w:hAnsi="Georgia" w:cs="Georgia"/>
+          <w:b/>
+          <w:bCs/>
+          <w:color w:val="1B3A6B"/>
+          <w:sz w:val="21"/>
+          <w:szCs w:val="21"/>
+        </w:rPr>
+        <w:t>Casablanca Fan Company</w:t>
+      </w:r>
+      <w:r>
+        <w:rPr>
+          <w:color w:val="5A5A5A"/>
+        </w:rPr>
+        <w:t xml:space="preserve"> (acquired by Hunter Fan Company)</w:t>
       </w:r>
     </w:p>
     <w:p>
@@ -897,24 +950,26 @@
         <w:tabs>
           <w:tab w:val="right" w:pos="10080"/>
         </w:tabs>
-        <w:spacing w:after="50"/>
+        <w:spacing w:after="36"/>
       </w:pPr>
       <w:r>
         <w:rPr>
           <w:b/>
           <w:bCs/>
           <w:color w:val="000000"/>
-        </w:rPr>
-        <w:t>Engineering &amp; IT Manager</w:t>
-      </w:r>
-      <w:r>
-        <w:rPr>
+          <w:sz w:val="20"/>
+          <w:szCs w:val="20"/>
+        </w:rPr>
+        <w:t>Senior Data Analyst &amp; IT Manager</w:t>
+      </w:r>
+      <w:r>
+        <w:rPr>
+          <w:i/>
+          <w:iCs/>
           <w:color w:val="5A5A5A"/>
-          <w:sz w:val="19"/>
-          <w:szCs w:val="19"/>
         </w:rPr>
         <w:tab/>
-        <w:t>Jan 2006 – Feb 2013</w:t>
+        <w:t>Jul 2005 – Nov 2006</w:t>
       </w:r>
     </w:p>
     <w:p>
@@ -927,26 +982,24 @@
         <w:spacing w:after="20"/>
       </w:pPr>
       <w:r>
-        <w:rPr>
-          <w:color w:val="3D3D3D"/>
-        </w:rPr>
-        <w:t>Migrated legacy DOS accounting to Sage MAS 300 across manufacturing and distribution, and moved engineering from AutoCAD to SolidWorks with tighter ties into ERP and production.</w:t>
+        <w:t>Ran IT infrastructure and built the cross-functional reporting presented in leadership reviews.</w:t>
       </w:r>
     </w:p>
     <w:p>
       <w:pPr>
         <w:keepNext/>
-        <w:spacing w:before="92"/>
-      </w:pPr>
-      <w:r>
-        <w:rPr>
-          <w:b/>
-          <w:bCs/>
-          <w:color w:val="1B3A6B"/>
-          <w:sz w:val="22"/>
-          <w:szCs w:val="22"/>
-        </w:rPr>
-        <w:t>Casablanca Fan Company (acquired by Hunter Fan Company)</w:t>
+        <w:spacing w:before="90"/>
+      </w:pPr>
+      <w:r>
+        <w:rPr>
+          <w:rFonts w:ascii="Georgia" w:eastAsia="Georgia" w:hAnsi="Georgia" w:cs="Georgia"/>
+          <w:b/>
+          <w:bCs/>
+          <w:color w:val="1B3A6B"/>
+          <w:sz w:val="21"/>
+          <w:szCs w:val="21"/>
+        </w:rPr>
+        <w:t>Anchor Blue Retail Group</w:t>
       </w:r>
     </w:p>
     <w:p>
@@ -955,24 +1008,33 @@
         <w:tabs>
           <w:tab w:val="right" w:pos="10080"/>
         </w:tabs>
-        <w:spacing w:after="50"/>
+        <w:spacing w:after="36"/>
       </w:pPr>
       <w:r>
         <w:rPr>
           <w:b/>
           <w:bCs/>
           <w:color w:val="000000"/>
-        </w:rPr>
-        <w:t>Senior Data Analyst &amp; IT Manager</w:t>
-      </w:r>
-      <w:r>
-        <w:rPr>
+          <w:sz w:val="20"/>
+          <w:szCs w:val="20"/>
+        </w:rPr>
+        <w:t>Business Analyst</w:t>
+      </w:r>
+      <w:r>
+        <w:rPr>
+          <w:sz w:val="20"/>
+          <w:szCs w:val="20"/>
+        </w:rPr>
+        <w:t xml:space="preserve"> (Contract)</w:t>
+      </w:r>
+      <w:r>
+        <w:rPr>
+          <w:i/>
+          <w:iCs/>
           <w:color w:val="5A5A5A"/>
-          <w:sz w:val="19"/>
-          <w:szCs w:val="19"/>
         </w:rPr>
         <w:tab/>
-        <w:t>Jul 2005 – Nov 2006</w:t>
+        <w:t>Mar 2005 – Jul 2005</w:t>
       </w:r>
     </w:p>
     <w:p>
@@ -985,26 +1047,24 @@
         <w:spacing w:after="20"/>
       </w:pPr>
       <w:r>
-        <w:rPr>
-          <w:color w:val="3D3D3D"/>
-        </w:rPr>
-        <w:t>Ran IT infrastructure (VoIP, Active Directory, Exchange) and built cross-functional executive reporting presented in leadership reviews.</w:t>
+        <w:t>Helped implement a $1M inventory and POS system across all retail locations.</w:t>
       </w:r>
     </w:p>
     <w:p>
       <w:pPr>
         <w:keepNext/>
-        <w:spacing w:before="92"/>
-      </w:pPr>
-      <w:r>
-        <w:rPr>
-          <w:b/>
-          <w:bCs/>
-          <w:color w:val="1B3A6B"/>
-          <w:sz w:val="22"/>
-          <w:szCs w:val="22"/>
-        </w:rPr>
-        <w:t>Anchor Blue Retail Group</w:t>
+        <w:spacing w:before="90"/>
+      </w:pPr>
+      <w:r>
+        <w:rPr>
+          <w:rFonts w:ascii="Georgia" w:eastAsia="Georgia" w:hAnsi="Georgia" w:cs="Georgia"/>
+          <w:b/>
+          <w:bCs/>
+          <w:color w:val="1B3A6B"/>
+          <w:sz w:val="21"/>
+          <w:szCs w:val="21"/>
+        </w:rPr>
+        <w:t>ITT Technical Institute</w:t>
       </w:r>
     </w:p>
     <w:p>
@@ -1013,24 +1073,26 @@
         <w:tabs>
           <w:tab w:val="right" w:pos="10080"/>
         </w:tabs>
-        <w:spacing w:after="50"/>
+        <w:spacing w:after="36"/>
       </w:pPr>
       <w:r>
         <w:rPr>
           <w:b/>
           <w:bCs/>
           <w:color w:val="000000"/>
-        </w:rPr>
-        <w:t>Business Analyst (Contract)</w:t>
-      </w:r>
-      <w:r>
-        <w:rPr>
+          <w:sz w:val="20"/>
+          <w:szCs w:val="20"/>
+        </w:rPr>
+        <w:t>Network &amp; Systems Administrator</w:t>
+      </w:r>
+      <w:r>
+        <w:rPr>
+          <w:i/>
+          <w:iCs/>
           <w:color w:val="5A5A5A"/>
-          <w:sz w:val="19"/>
-          <w:szCs w:val="19"/>
         </w:rPr>
         <w:tab/>
-        <w:t>Mar 2005 – Jul 2005</w:t>
+        <w:t>Dec 2003 – Mar 2005</w:t>
       </w:r>
     </w:p>
     <w:p>
@@ -1043,328 +1105,351 @@
         <w:spacing w:after="20"/>
       </w:pPr>
       <w:r>
-        <w:rPr>
-          <w:color w:val="3D3D3D"/>
-        </w:rPr>
-        <w:t>Helped implement a $1M inventory and POS system across all retail locations and built the internal IT support ticketing system.</w:t>
-      </w:r>
-    </w:p>
-    <w:p>
-      <w:pPr>
-        <w:keepNext/>
-        <w:spacing w:before="92"/>
-      </w:pPr>
-      <w:r>
-        <w:rPr>
-          <w:b/>
-          <w:bCs/>
-          <w:color w:val="1B3A6B"/>
-          <w:sz w:val="22"/>
-          <w:szCs w:val="22"/>
-        </w:rPr>
-        <w:t>ITT Technical Institute</w:t>
-      </w:r>
-    </w:p>
-    <w:p>
-      <w:pPr>
-        <w:keepNext/>
-        <w:tabs>
-          <w:tab w:val="right" w:pos="10080"/>
-        </w:tabs>
-        <w:spacing w:after="50"/>
-      </w:pPr>
-      <w:r>
-        <w:rPr>
-          <w:b/>
-          <w:bCs/>
-          <w:color w:val="000000"/>
-        </w:rPr>
-        <w:t>Network &amp; Systems Administrator</w:t>
-      </w:r>
-      <w:r>
-        <w:rPr>
-          <w:color w:val="5A5A5A"/>
-          <w:sz w:val="19"/>
-          <w:szCs w:val="19"/>
-        </w:rPr>
-        <w:tab/>
-        <w:t>Dec 2003 – Mar 2005</w:t>
-      </w:r>
-    </w:p>
-    <w:p>
-      <w:pPr>
-        <w:pStyle w:val="ListParagraph"/>
-        <w:numPr>
-          <w:ilvl w:val="0"/>
-          <w:numId w:val="2"/>
-        </w:numPr>
-        <w:spacing w:after="20"/>
-      </w:pPr>
-      <w:r>
-        <w:rPr>
-          <w:color w:val="3D3D3D"/>
-        </w:rPr>
-        <w:t>Built a custom student-grade-tracking database to replace a manual process and led a campus network hardware migration without disrupting students or faculty.</w:t>
-      </w:r>
+        <w:t>Built a custom student grade tracking database and led a campus network hardware migration.</w:t>
+      </w:r>
+    </w:p>
+    <w:p>
+      <w:pPr>
+        <w:spacing w:before="160" w:after="48"/>
+        <w:rPr>
+          <w:rFonts w:ascii="Georgia" w:eastAsia="Georgia" w:hAnsi="Georgia" w:cs="Georgia"/>
+          <w:b/>
+          <w:bCs/>
+          <w:color w:val="1B3A6B"/>
+          <w:sz w:val="2"/>
+          <w:szCs w:val="2"/>
+        </w:rPr>
+      </w:pPr>
     </w:p>
     <w:p>
       <w:pPr>
         <w:pBdr>
           <w:bottom w:val="single" w:sz="6" w:space="3" w:color="2E5FA3"/>
         </w:pBdr>
-        <w:spacing w:before="108" w:after="52"/>
-      </w:pPr>
-      <w:r>
-        <w:rPr>
+        <w:spacing w:before="160" w:after="48"/>
+      </w:pPr>
+      <w:r>
+        <w:rPr>
+          <w:rFonts w:ascii="Georgia" w:eastAsia="Georgia" w:hAnsi="Georgia" w:cs="Georgia"/>
           <w:b/>
           <w:bCs/>
           <w:color w:val="1B3A6B"/>
           <w:sz w:val="22"/>
           <w:szCs w:val="22"/>
         </w:rPr>
-        <w:t>EDUCATION</w:t>
-      </w:r>
-    </w:p>
-    <w:p>
-      <w:pPr>
-        <w:spacing w:after="14"/>
-      </w:pPr>
-      <w:r>
-        <w:rPr>
-          <w:b/>
-          <w:bCs/>
-          <w:color w:val="000000"/>
-        </w:rPr>
-        <w:t>MBA, Business Information Systems</w:t>
-      </w:r>
-      <w:r>
-        <w:rPr>
-          <w:color w:val="5A5A5A"/>
-          <w:sz w:val="19"/>
-          <w:szCs w:val="19"/>
-        </w:rPr>
-        <w:t xml:space="preserve"> — ITT Technical Institute</w:t>
-      </w:r>
-    </w:p>
-    <w:p>
-      <w:pPr>
-        <w:spacing w:after="14"/>
-      </w:pPr>
-      <w:r>
-        <w:rPr>
-          <w:b/>
-          <w:bCs/>
-          <w:color w:val="000000"/>
-        </w:rPr>
-        <w:t>B.S., Computer Science — Information Systems Security</w:t>
-      </w:r>
-      <w:r>
-        <w:rPr>
-          <w:color w:val="5A5A5A"/>
-          <w:sz w:val="19"/>
-          <w:szCs w:val="19"/>
-        </w:rPr>
-        <w:t xml:space="preserve"> — ITT Technical Institute</w:t>
-      </w:r>
-    </w:p>
-    <w:p>
-      <w:pPr>
-        <w:spacing w:after="14"/>
-      </w:pPr>
-      <w:r>
-        <w:rPr>
-          <w:b/>
-          <w:bCs/>
-          <w:color w:val="000000"/>
-        </w:rPr>
-        <w:t>A.S., Computer Science — Computer Network Systems</w:t>
-      </w:r>
-      <w:r>
-        <w:rPr>
-          <w:color w:val="5A5A5A"/>
-          <w:sz w:val="19"/>
-          <w:szCs w:val="19"/>
-        </w:rPr>
-        <w:t xml:space="preserve"> — ITT Technical Institute</w:t>
-      </w:r>
+        <w:t>Education</w:t>
+      </w:r>
+    </w:p>
+    <w:p>
+      <w:pPr>
+        <w:spacing w:after="12"/>
+      </w:pPr>
+      <w:r>
+        <w:rPr>
+          <w:b/>
+          <w:bCs/>
+        </w:rPr>
+        <w:t xml:space="preserve">MBA, Business Information </w:t>
+      </w:r>
+      <w:proofErr w:type="gramStart"/>
+      <w:r>
+        <w:rPr>
+          <w:b/>
+          <w:bCs/>
+        </w:rPr>
+        <w:t>Systems</w:t>
+      </w:r>
+      <w:r>
+        <w:t xml:space="preserve">  ·</w:t>
+      </w:r>
+      <w:proofErr w:type="gramEnd"/>
+      <w:r>
+        <w:t xml:space="preserve">  ITT Technical Institute</w:t>
+      </w:r>
+    </w:p>
+    <w:p>
+      <w:pPr>
+        <w:spacing w:after="12"/>
+      </w:pPr>
+      <w:r>
+        <w:rPr>
+          <w:b/>
+          <w:bCs/>
+        </w:rPr>
+        <w:t xml:space="preserve">B.S., Computer Science, Information Systems </w:t>
+      </w:r>
+      <w:proofErr w:type="gramStart"/>
+      <w:r>
+        <w:rPr>
+          <w:b/>
+          <w:bCs/>
+        </w:rPr>
+        <w:t>Security</w:t>
+      </w:r>
+      <w:r>
+        <w:t xml:space="preserve">  ·</w:t>
+      </w:r>
+      <w:proofErr w:type="gramEnd"/>
+      <w:r>
+        <w:t xml:space="preserve">  ITT Technical Institute</w:t>
+      </w:r>
+    </w:p>
+    <w:p>
+      <w:pPr>
+        <w:spacing w:after="12"/>
+      </w:pPr>
+      <w:r>
+        <w:rPr>
+          <w:b/>
+          <w:bCs/>
+        </w:rPr>
+        <w:t xml:space="preserve">A.S., Computer Science, Computer Network </w:t>
+      </w:r>
+      <w:proofErr w:type="gramStart"/>
+      <w:r>
+        <w:rPr>
+          <w:b/>
+          <w:bCs/>
+        </w:rPr>
+        <w:t>Systems</w:t>
+      </w:r>
+      <w:r>
+        <w:t xml:space="preserve">  ·</w:t>
+      </w:r>
+      <w:proofErr w:type="gramEnd"/>
+      <w:r>
+        <w:t xml:space="preserve">  ITT Technical Institute</w:t>
+      </w:r>
+    </w:p>
+    <w:p>
+      <w:pPr>
+        <w:spacing w:before="160" w:after="48"/>
+        <w:rPr>
+          <w:rFonts w:ascii="Georgia" w:eastAsia="Georgia" w:hAnsi="Georgia" w:cs="Georgia"/>
+          <w:b/>
+          <w:bCs/>
+          <w:color w:val="1B3A6B"/>
+          <w:sz w:val="2"/>
+          <w:szCs w:val="2"/>
+        </w:rPr>
+      </w:pPr>
     </w:p>
     <w:p>
       <w:pPr>
         <w:pBdr>
           <w:bottom w:val="single" w:sz="6" w:space="3" w:color="2E5FA3"/>
         </w:pBdr>
-        <w:spacing w:before="108" w:after="52"/>
-      </w:pPr>
-      <w:r>
-        <w:rPr>
+        <w:spacing w:before="160" w:after="48"/>
+      </w:pPr>
+      <w:r>
+        <w:rPr>
+          <w:rFonts w:ascii="Georgia" w:eastAsia="Georgia" w:hAnsi="Georgia" w:cs="Georgia"/>
           <w:b/>
           <w:bCs/>
           <w:color w:val="1B3A6B"/>
           <w:sz w:val="22"/>
           <w:szCs w:val="22"/>
         </w:rPr>
-        <w:t>CERTIFICATIONS</w:t>
-      </w:r>
-    </w:p>
-    <w:p>
-      <w:pPr>
-        <w:spacing w:after="14"/>
-      </w:pPr>
-      <w:r>
-        <w:rPr>
-          <w:b/>
-          <w:bCs/>
-          <w:color w:val="000000"/>
-          <w:sz w:val="19"/>
-          <w:szCs w:val="19"/>
-        </w:rPr>
-        <w:t>PMP Training Course</w:t>
-      </w:r>
-      <w:r>
-        <w:rPr>
-          <w:color w:val="5A5A5A"/>
-          <w:sz w:val="19"/>
-          <w:szCs w:val="19"/>
-        </w:rPr>
-        <w:t xml:space="preserve"> — Project Management Institute</w:t>
-      </w:r>
-    </w:p>
-    <w:p>
-      <w:pPr>
-        <w:spacing w:after="14"/>
-      </w:pPr>
-      <w:r>
-        <w:rPr>
-          <w:b/>
-          <w:bCs/>
-          <w:color w:val="000000"/>
-          <w:sz w:val="19"/>
-          <w:szCs w:val="19"/>
-        </w:rPr>
-        <w:t>Azure Infrastructure Architect · AI Agent Framework · AI Agent Integration · Responsible AI</w:t>
-      </w:r>
-      <w:r>
-        <w:rPr>
-          <w:color w:val="5A5A5A"/>
-          <w:sz w:val="19"/>
-          <w:szCs w:val="19"/>
-        </w:rPr>
-        <w:t xml:space="preserve"> — Microsoft</w:t>
-      </w:r>
-    </w:p>
-    <w:p>
-      <w:pPr>
-        <w:spacing w:after="14"/>
-      </w:pPr>
-      <w:r>
-        <w:rPr>
-          <w:b/>
-          <w:bCs/>
-          <w:color w:val="000000"/>
-          <w:sz w:val="19"/>
-          <w:szCs w:val="19"/>
-        </w:rPr>
-        <w:t>Agile with Jira</w:t>
-      </w:r>
-      <w:r>
-        <w:rPr>
-          <w:color w:val="5A5A5A"/>
-          <w:sz w:val="19"/>
-          <w:szCs w:val="19"/>
-        </w:rPr>
-        <w:t xml:space="preserve"> — Coursera</w:t>
-      </w:r>
-    </w:p>
-    <w:p>
-      <w:pPr>
-        <w:spacing w:after="14"/>
-      </w:pPr>
-      <w:r>
-        <w:rPr>
-          <w:b/>
-          <w:bCs/>
-          <w:color w:val="000000"/>
-          <w:sz w:val="19"/>
-          <w:szCs w:val="19"/>
-        </w:rPr>
-        <w:t>AI Fundamentals</w:t>
-      </w:r>
-      <w:r>
-        <w:rPr>
-          <w:color w:val="5A5A5A"/>
-          <w:sz w:val="19"/>
-          <w:szCs w:val="19"/>
-        </w:rPr>
-        <w:t xml:space="preserve"> — IBM</w:t>
-      </w:r>
-    </w:p>
-    <w:p>
-      <w:pPr>
-        <w:spacing w:after="14"/>
-      </w:pPr>
-      <w:r>
-        <w:rPr>
-          <w:b/>
-          <w:bCs/>
-          <w:color w:val="000000"/>
-          <w:sz w:val="19"/>
-          <w:szCs w:val="19"/>
-        </w:rPr>
-        <w:t>Generative AI</w:t>
-      </w:r>
-      <w:r>
-        <w:rPr>
-          <w:color w:val="5A5A5A"/>
-          <w:sz w:val="19"/>
-          <w:szCs w:val="19"/>
-        </w:rPr>
-        <w:t xml:space="preserve"> — Databricks</w:t>
-      </w:r>
-    </w:p>
-    <w:p>
-      <w:pPr>
-        <w:spacing w:after="14"/>
-      </w:pPr>
-      <w:r>
-        <w:rPr>
-          <w:b/>
-          <w:bCs/>
-          <w:color w:val="000000"/>
-          <w:sz w:val="19"/>
-          <w:szCs w:val="19"/>
-        </w:rPr>
-        <w:t>BI &amp; Data Reporting</w:t>
-      </w:r>
-      <w:r>
-        <w:rPr>
-          <w:color w:val="5A5A5A"/>
-          <w:sz w:val="19"/>
-          <w:szCs w:val="19"/>
-        </w:rPr>
-        <w:t xml:space="preserve"> — NetSuite</w:t>
-      </w:r>
+        <w:t>Certifications</w:t>
+      </w:r>
+    </w:p>
+    <w:p>
+      <w:pPr>
+        <w:spacing w:after="12"/>
+      </w:pPr>
+      <w:r>
+        <w:rPr>
+          <w:b/>
+          <w:bCs/>
+        </w:rPr>
+        <w:t xml:space="preserve">PMP Training </w:t>
+      </w:r>
+      <w:proofErr w:type="gramStart"/>
+      <w:r>
+        <w:rPr>
+          <w:b/>
+          <w:bCs/>
+        </w:rPr>
+        <w:t>Course</w:t>
+      </w:r>
+      <w:r>
+        <w:t xml:space="preserve">  ·</w:t>
+      </w:r>
+      <w:proofErr w:type="gramEnd"/>
+      <w:r>
+        <w:t xml:space="preserve">  Project Management Institute</w:t>
+      </w:r>
+    </w:p>
+    <w:p>
+      <w:pPr>
+        <w:spacing w:after="12"/>
+      </w:pPr>
+      <w:r>
+        <w:rPr>
+          <w:b/>
+          <w:bCs/>
+        </w:rPr>
+        <w:t xml:space="preserve">Azure Infrastructure Architect · AI Agent Framework · AI Agent Integration · Responsible </w:t>
+      </w:r>
+      <w:proofErr w:type="gramStart"/>
+      <w:r>
+        <w:rPr>
+          <w:b/>
+          <w:bCs/>
+        </w:rPr>
+        <w:t>AI</w:t>
+      </w:r>
+      <w:r>
+        <w:t xml:space="preserve">  ·</w:t>
+      </w:r>
+      <w:proofErr w:type="gramEnd"/>
+      <w:r>
+        <w:t xml:space="preserve">  Microsoft</w:t>
+      </w:r>
+    </w:p>
+    <w:p>
+      <w:pPr>
+        <w:spacing w:after="12"/>
+      </w:pPr>
+      <w:r>
+        <w:rPr>
+          <w:b/>
+          <w:bCs/>
+        </w:rPr>
+        <w:t xml:space="preserve">AI </w:t>
+      </w:r>
+      <w:proofErr w:type="gramStart"/>
+      <w:r>
+        <w:rPr>
+          <w:b/>
+          <w:bCs/>
+        </w:rPr>
+        <w:t>Fundamentals</w:t>
+      </w:r>
+      <w:r>
+        <w:t xml:space="preserve">  ·</w:t>
+      </w:r>
+      <w:proofErr w:type="gramEnd"/>
+      <w:r>
+        <w:t xml:space="preserve">  IBM</w:t>
+      </w:r>
+    </w:p>
+    <w:p>
+      <w:pPr>
+        <w:spacing w:after="12"/>
+      </w:pPr>
+      <w:r>
+        <w:rPr>
+          <w:b/>
+          <w:bCs/>
+        </w:rPr>
+        <w:t xml:space="preserve">Generative </w:t>
+      </w:r>
+      <w:proofErr w:type="gramStart"/>
+      <w:r>
+        <w:rPr>
+          <w:b/>
+          <w:bCs/>
+        </w:rPr>
+        <w:t>AI</w:t>
+      </w:r>
+      <w:r>
+        <w:t xml:space="preserve">  ·</w:t>
+      </w:r>
+      <w:proofErr w:type="gramEnd"/>
+      <w:r>
+        <w:t xml:space="preserve">  Databricks</w:t>
+      </w:r>
+    </w:p>
+    <w:p>
+      <w:pPr>
+        <w:spacing w:after="12"/>
+      </w:pPr>
+      <w:r>
+        <w:rPr>
+          <w:b/>
+          <w:bCs/>
+        </w:rPr>
+        <w:t xml:space="preserve">Agile with </w:t>
+      </w:r>
+      <w:proofErr w:type="gramStart"/>
+      <w:r>
+        <w:rPr>
+          <w:b/>
+          <w:bCs/>
+        </w:rPr>
+        <w:t>Jira</w:t>
+      </w:r>
+      <w:r>
+        <w:t xml:space="preserve">  ·</w:t>
+      </w:r>
+      <w:proofErr w:type="gramEnd"/>
+      <w:r>
+        <w:t xml:space="preserve">  Coursera</w:t>
+      </w:r>
+    </w:p>
+    <w:p>
+      <w:pPr>
+        <w:spacing w:after="12"/>
+      </w:pPr>
+      <w:r>
+        <w:rPr>
+          <w:b/>
+          <w:bCs/>
+        </w:rPr>
+        <w:t xml:space="preserve">BI &amp; Data </w:t>
+      </w:r>
+      <w:proofErr w:type="gramStart"/>
+      <w:r>
+        <w:rPr>
+          <w:b/>
+          <w:bCs/>
+        </w:rPr>
+        <w:t>Reporting</w:t>
+      </w:r>
+      <w:r>
+        <w:t xml:space="preserve">  ·</w:t>
+      </w:r>
+      <w:proofErr w:type="gramEnd"/>
+      <w:r>
+        <w:t xml:space="preserve">  NetSuite</w:t>
+      </w:r>
+    </w:p>
+    <w:p>
+      <w:pPr>
+        <w:spacing w:before="160" w:after="48"/>
+        <w:rPr>
+          <w:rFonts w:ascii="Georgia" w:eastAsia="Georgia" w:hAnsi="Georgia" w:cs="Georgia"/>
+          <w:b/>
+          <w:bCs/>
+          <w:color w:val="1B3A6B"/>
+          <w:sz w:val="2"/>
+          <w:szCs w:val="2"/>
+        </w:rPr>
+      </w:pPr>
     </w:p>
     <w:p>
       <w:pPr>
         <w:pBdr>
           <w:bottom w:val="single" w:sz="6" w:space="3" w:color="2E5FA3"/>
         </w:pBdr>
-        <w:spacing w:before="108" w:after="52"/>
-      </w:pPr>
-      <w:r>
-        <w:rPr>
+        <w:spacing w:before="160" w:after="48"/>
+      </w:pPr>
+      <w:r>
+        <w:rPr>
+          <w:rFonts w:ascii="Georgia" w:eastAsia="Georgia" w:hAnsi="Georgia" w:cs="Georgia"/>
           <w:b/>
           <w:bCs/>
           <w:color w:val="1B3A6B"/>
           <w:sz w:val="22"/>
           <w:szCs w:val="22"/>
         </w:rPr>
-        <w:t>TECHNICAL SKILLS</w:t>
-      </w:r>
-    </w:p>
-    <w:p>
-      <w:pPr>
-        <w:spacing w:after="16"/>
+        <w:t>Technical Skills</w:t>
+      </w:r>
+    </w:p>
+    <w:p>
+      <w:pPr>
+        <w:spacing w:after="10"/>
       </w:pPr>
       <w:r>
         <w:rPr>
@@ -1378,7 +1463,6 @@
       </w:r>
       <w:r>
         <w:rPr>
-          <w:color w:val="3D3D3D"/>
           <w:sz w:val="18"/>
           <w:szCs w:val="18"/>
         </w:rPr>
@@ -1387,7 +1471,7 @@
     </w:p>
     <w:p>
       <w:pPr>
-        <w:spacing w:after="16"/>
+        <w:spacing w:after="10"/>
       </w:pPr>
       <w:r>
         <w:rPr>
@@ -1401,16 +1485,14 @@
       </w:r>
       <w:r>
         <w:rPr>
-          <w:color w:val="3D3D3D"/>
           <w:sz w:val="18"/>
           <w:szCs w:val="18"/>
         </w:rPr>
-        <w:t xml:space="preserve">Salesforce · Bullhorn · Avionte · </w:t>
+        <w:t xml:space="preserve">Salesforce · Bullhorn · </w:t>
       </w:r>
       <w:proofErr w:type="spellStart"/>
       <w:r>
         <w:rPr>
-          <w:color w:val="3D3D3D"/>
           <w:sz w:val="18"/>
           <w:szCs w:val="18"/>
         </w:rPr>
@@ -1419,16 +1501,14 @@
       <w:proofErr w:type="spellEnd"/>
       <w:r>
         <w:rPr>
-          <w:color w:val="3D3D3D"/>
           <w:sz w:val="18"/>
           <w:szCs w:val="18"/>
         </w:rPr>
-        <w:t xml:space="preserve"> · Ironclad · NetSuite · Sage Intacct · MS Dynamics · </w:t>
+        <w:t xml:space="preserve"> · Avionte · Ironclad · NetSuite · Sage Intacct · MS Dynamics · </w:t>
       </w:r>
       <w:proofErr w:type="spellStart"/>
       <w:r>
         <w:rPr>
-          <w:color w:val="3D3D3D"/>
           <w:sz w:val="18"/>
           <w:szCs w:val="18"/>
         </w:rPr>
@@ -1437,7 +1517,6 @@
       <w:proofErr w:type="spellEnd"/>
       <w:r>
         <w:rPr>
-          <w:color w:val="3D3D3D"/>
           <w:sz w:val="18"/>
           <w:szCs w:val="18"/>
         </w:rPr>
@@ -1446,7 +1525,7 @@
     </w:p>
     <w:p>
       <w:pPr>
-        <w:spacing w:after="16"/>
+        <w:spacing w:after="10"/>
       </w:pPr>
       <w:r>
         <w:rPr>
@@ -1460,16 +1539,15 @@
       </w:r>
       <w:r>
         <w:rPr>
-          <w:color w:val="3D3D3D"/>
           <w:sz w:val="18"/>
           <w:szCs w:val="18"/>
         </w:rPr>
-        <w:t>Microsoft 365 · Azure · Entra ID · AWS · Google Workspace · SharePoint</w:t>
-      </w:r>
-    </w:p>
-    <w:p>
-      <w:pPr>
-        <w:spacing w:after="16"/>
+        <w:t>Microsoft 365 · Azure · Entra ID · AWS · Google Workspace · SharePoint · Teams</w:t>
+      </w:r>
+    </w:p>
+    <w:p>
+      <w:pPr>
+        <w:spacing w:after="10"/>
       </w:pPr>
       <w:r>
         <w:rPr>
@@ -1483,75 +1561,61 @@
       </w:r>
       <w:r>
         <w:rPr>
-          <w:color w:val="3D3D3D"/>
           <w:sz w:val="18"/>
           <w:szCs w:val="18"/>
         </w:rPr>
-        <w:t xml:space="preserve">Jira Service Management · ServiceNow · </w:t>
-      </w:r>
-      <w:proofErr w:type="spellStart"/>
-      <w:r>
-        <w:rPr>
-          <w:color w:val="3D3D3D"/>
+        <w:t xml:space="preserve">Jira </w:t>
+      </w:r>
+      <w:r>
+        <w:rPr>
           <w:sz w:val="18"/>
           <w:szCs w:val="18"/>
         </w:rPr>
-        <w:t>NinjaOne</w:t>
-      </w:r>
-      <w:proofErr w:type="spellEnd"/>
-      <w:r>
-        <w:rPr>
-          <w:color w:val="3D3D3D"/>
+        <w:t xml:space="preserve">Cloud · Jira </w:t>
+      </w:r>
+      <w:r>
+        <w:rPr>
           <w:sz w:val="18"/>
           <w:szCs w:val="18"/>
         </w:rPr>
-        <w:t xml:space="preserve"> · </w:t>
+        <w:t xml:space="preserve">Service Management · ServiceNow · </w:t>
       </w:r>
       <w:proofErr w:type="spellStart"/>
       <w:r>
         <w:rPr>
-          <w:color w:val="3D3D3D"/>
           <w:sz w:val="18"/>
           <w:szCs w:val="18"/>
         </w:rPr>
-        <w:t>SentinelOne</w:t>
+        <w:t>NinjaOne</w:t>
       </w:r>
       <w:proofErr w:type="spellEnd"/>
       <w:r>
         <w:rPr>
-          <w:color w:val="3D3D3D"/>
           <w:sz w:val="18"/>
           <w:szCs w:val="18"/>
         </w:rPr>
-        <w:t xml:space="preserve"> · Sophos · VPN · MSSP</w:t>
-      </w:r>
-    </w:p>
-    <w:p>
-      <w:pPr>
-        <w:spacing w:after="16"/>
-      </w:pPr>
-      <w:r>
-        <w:rPr>
-          <w:b/>
-          <w:bCs/>
-          <w:color w:val="1B3A6B"/>
+        <w:t xml:space="preserve"> · </w:t>
+      </w:r>
+      <w:proofErr w:type="spellStart"/>
+      <w:r>
+        <w:rPr>
           <w:sz w:val="18"/>
           <w:szCs w:val="18"/>
         </w:rPr>
-        <w:t xml:space="preserve">Data &amp; Reporting:  </w:t>
-      </w:r>
-      <w:r>
-        <w:rPr>
-          <w:color w:val="3D3D3D"/>
+        <w:t>SentinelOne</w:t>
+      </w:r>
+      <w:proofErr w:type="spellEnd"/>
+      <w:r>
+        <w:rPr>
           <w:sz w:val="18"/>
           <w:szCs w:val="18"/>
         </w:rPr>
-        <w:t>Power BI · Tableau · Bullhorn Canvas · SQL Server · Crystal Reports · IBM Cognos</w:t>
-      </w:r>
-    </w:p>
-    <w:p>
-      <w:pPr>
-        <w:spacing w:after="16"/>
+        <w:t xml:space="preserve"> · Sophos · VPN · MSSP · ITIL</w:t>
+      </w:r>
+    </w:p>
+    <w:p>
+      <w:pPr>
+        <w:spacing w:after="10"/>
       </w:pPr>
       <w:r>
         <w:rPr>
@@ -1561,15 +1625,59 @@
           <w:sz w:val="18"/>
           <w:szCs w:val="18"/>
         </w:rPr>
-        <w:t xml:space="preserve">Security &amp; Compliance:  </w:t>
-      </w:r>
-      <w:r>
-        <w:rPr>
-          <w:color w:val="3D3D3D"/>
+        <w:t xml:space="preserve">Data &amp; Reporting:  </w:t>
+      </w:r>
+      <w:r>
+        <w:rPr>
           <w:sz w:val="18"/>
           <w:szCs w:val="18"/>
         </w:rPr>
-        <w:t>Cloud Security · GDPR · PCI DSS · API Management</w:t>
+        <w:t>Power BI · Tableau · Bullhorn Canvas · SQL Server · Crystal Reports · IBM Cognos</w:t>
+      </w:r>
+    </w:p>
+    <w:p>
+      <w:pPr>
+        <w:spacing w:after="10"/>
+      </w:pPr>
+      <w:r>
+        <w:rPr>
+          <w:b/>
+          <w:bCs/>
+          <w:color w:val="1B3A6B"/>
+          <w:sz w:val="18"/>
+          <w:szCs w:val="18"/>
+        </w:rPr>
+        <w:t xml:space="preserve">Security &amp; Compliance:  </w:t>
+      </w:r>
+      <w:r>
+        <w:rPr>
+          <w:sz w:val="18"/>
+          <w:szCs w:val="18"/>
+        </w:rPr>
+        <w:t>Cloud Security · SSO/MFA · Identity Governance · GDPR · PCI DSS</w:t>
+      </w:r>
+      <w:bookmarkStart w:id="0" w:name="_Hlk231974102"/>
+      <w:r>
+        <w:rPr>
+          <w:sz w:val="18"/>
+          <w:szCs w:val="18"/>
+        </w:rPr>
+        <w:t xml:space="preserve"> · </w:t>
+      </w:r>
+      <w:bookmarkEnd w:id="0"/>
+      <w:r>
+        <w:rPr>
+          <w:sz w:val="18"/>
+          <w:szCs w:val="18"/>
+        </w:rPr>
+        <w:t xml:space="preserve">HITRUST · SOC2 · </w:t>
+      </w:r>
+      <w:r>
+        <w:rPr>
+          <w:sz w:val="18"/>
+          <w:szCs w:val="18"/>
+        </w:rPr>
+        <w:t>API Management</w:t>
       </w:r>
     </w:p>
     <w:sectPr>
@@ -1585,156 +1693,153 @@
 <file path=word/numbering.xml><?xml version="1.0" encoding="utf-8"?>
 <w:numbering xmlns:wpc="http://schemas.microsoft.com/office/word/2010/wordprocessingCanvas" xmlns:cx="http://schemas.microsoft.com/office/drawing/2014/chartex" xmlns:cx1="http://schemas.microsoft.com/office/drawing/2015/9/8/chartex" xmlns:cx2="http://schemas.microsoft.com/office/drawing/2015/10/21/chartex" xmlns:cx3="http://schemas.microsoft.com/office/drawing/2016/5/9/chartex" xmlns:cx4="http://schemas.microsoft.com/office/drawing/2016/5/10/chartex" xmlns:cx5="http://schemas.microsoft.com/office/drawing/2016/5/11/chartex" xmlns:cx6="http://schemas.microsoft.com/office/drawing/2016/5/12/chartex" xmlns:cx7="http://schemas.microsoft.com/office/drawing/2016/5/13/chartex" xmlns:cx8="http://schemas.microsoft.com/office/drawing/2016/5/14/chartex" xmlns:mc="http://schemas.openxmlformats.org/markup-compatibility/2006" xmlns:aink="http://schemas.microsoft.com/office/drawing/2016/ink" xmlns:am3d="http://schemas.microsoft.com/office/drawing/2017/model3d" xmlns:o="urn:schemas-microsoft-com:office:office" xmlns:oel="http://schemas.microsoft.com/office/2019/extlst" xmlns:r="http://schemas.openxmlformats.org/officeDocument/2006/relationships" xmlns:m="http://schemas.openxmlformats.org/officeDocument/2006/math" xmlns:v="urn:schemas-microsoft-com:vml" xmlns:wp14="http://schemas.microsoft.com/office/word/2010/wordprocessingDrawing" xmlns:wp="http://schemas.openxmlformats.org/drawingml/2006/wordprocessingDrawing" xmlns:w10="urn:schemas-microsoft-com:office:word" xmlns:w="http://schemas.openxmlformats.org/wordprocessingml/2006/main" xmlns:w14="http://schemas.microsoft.com/office/word/2010/wordml" xmlns:w15="http://schemas.microsoft.com/office/word/2012/wordml" xmlns:w16cex="http://schemas.microsoft.com/office/word/2018/wordml/cex" xmlns:w16cid="http://schemas.microsoft.com/office/word/2016/wordml/cid" xmlns:w16="http://schemas.microsoft.com/office/word/2018/wordml" xmlns:w16du="http://schemas.microsoft.com/office/word/2023/wordml/word16du" xmlns:w16sdtdh="http://schemas.microsoft.com/office/word/2020/wordml/sdtdatahash" xmlns:w16sdtfl="http://schemas.microsoft.com/office/word/2024/wordml/sdtformatlock" xmlns:w16se="http://schemas.microsoft.com/office/word/2015/wordml/symex" xmlns:wpg="http://schemas.microsoft.com/office/word/2010/wordprocessingGroup" xmlns:wpi="http://schemas.microsoft.com/office/word/2010/wordprocessingInk" xmlns:wne="http://schemas.microsoft.com/office/word/2006/wordml" xmlns:wps="http://schemas.microsoft.com/office/word/2010/wordprocessingShape" mc:Ignorable="w14 w15 w16se w16cid w16 w16cex w16sdtdh w16sdtfl w16du wp14">
   <w:abstractNum w:abstractNumId="0" w15:restartNumberingAfterBreak="0">
-    <w:nsid w:val="0CD33BB5"/>
+    <w:nsid w:val="60CC3C38"/>
     <w:multiLevelType w:val="hybridMultilevel"/>
-    <w:tmpl w:val="7F1A68D0"/>
-    <w:lvl w:ilvl="0" w:tplc="8D18371C">
+    <w:tmpl w:val="FD6A60A2"/>
+    <w:lvl w:ilvl="0" w:tplc="7D9C6724">
+      <w:start w:val="1"/>
+      <w:numFmt w:val="bullet"/>
+      <w:lvlText w:val="●"/>
+      <w:lvlJc w:val="left"/>
+      <w:pPr>
+        <w:ind w:left="720" w:hanging="360"/>
+      </w:pPr>
+    </w:lvl>
+    <w:lvl w:ilvl="1" w:tplc="4978D004">
+      <w:start w:val="1"/>
+      <w:numFmt w:val="bullet"/>
+      <w:lvlText w:val="○"/>
+      <w:lvlJc w:val="left"/>
+      <w:pPr>
+        <w:ind w:left="1440" w:hanging="360"/>
+      </w:pPr>
+    </w:lvl>
+    <w:lvl w:ilvl="2" w:tplc="AFC24D54">
+      <w:start w:val="1"/>
+      <w:numFmt w:val="bullet"/>
+      <w:lvlText w:val="■"/>
+      <w:lvlJc w:val="left"/>
+      <w:pPr>
+        <w:ind w:left="2160" w:hanging="360"/>
+      </w:pPr>
+    </w:lvl>
+    <w:lvl w:ilvl="3" w:tplc="FE14D968">
+      <w:start w:val="1"/>
+      <w:numFmt w:val="bullet"/>
+      <w:lvlText w:val="●"/>
+      <w:lvlJc w:val="left"/>
+      <w:pPr>
+        <w:ind w:left="2880" w:hanging="360"/>
+      </w:pPr>
+    </w:lvl>
+    <w:lvl w:ilvl="4" w:tplc="FF2CFC04">
+      <w:start w:val="1"/>
+      <w:numFmt w:val="bullet"/>
+      <w:lvlText w:val="○"/>
+      <w:lvlJc w:val="left"/>
+      <w:pPr>
+        <w:ind w:left="3600" w:hanging="360"/>
+      </w:pPr>
+    </w:lvl>
+    <w:lvl w:ilvl="5" w:tplc="DDFEE03C">
+      <w:start w:val="1"/>
+      <w:numFmt w:val="bullet"/>
+      <w:lvlText w:val="■"/>
+      <w:lvlJc w:val="left"/>
+      <w:pPr>
+        <w:ind w:left="4320" w:hanging="360"/>
+      </w:pPr>
+    </w:lvl>
+    <w:lvl w:ilvl="6" w:tplc="20022F16">
+      <w:start w:val="1"/>
+      <w:numFmt w:val="bullet"/>
+      <w:lvlText w:val="●"/>
+      <w:lvlJc w:val="left"/>
+      <w:pPr>
+        <w:ind w:left="5040" w:hanging="360"/>
+      </w:pPr>
+    </w:lvl>
+    <w:lvl w:ilvl="7" w:tplc="C226C2C4">
+      <w:start w:val="1"/>
+      <w:numFmt w:val="bullet"/>
+      <w:lvlText w:val="●"/>
+      <w:lvlJc w:val="left"/>
+      <w:pPr>
+        <w:ind w:left="5760" w:hanging="360"/>
+      </w:pPr>
+    </w:lvl>
+    <w:lvl w:ilvl="8" w:tplc="5B8EB3A0">
+      <w:start w:val="1"/>
+      <w:numFmt w:val="bullet"/>
+      <w:lvlText w:val="●"/>
+      <w:lvlJc w:val="left"/>
+      <w:pPr>
+        <w:ind w:left="6480" w:hanging="360"/>
+      </w:pPr>
+    </w:lvl>
+  </w:abstractNum>
+  <w:abstractNum w:abstractNumId="1" w15:restartNumberingAfterBreak="0">
+    <w:nsid w:val="79563617"/>
+    <w:multiLevelType w:val="hybridMultilevel"/>
+    <w:tmpl w:val="82E28F8C"/>
+    <w:lvl w:ilvl="0" w:tplc="74C2DB76">
       <w:start w:val="1"/>
       <w:numFmt w:val="bullet"/>
       <w:lvlText w:val="•"/>
       <w:lvlJc w:val="left"/>
       <w:pPr>
-        <w:ind w:left="245" w:hanging="200"/>
-      </w:pPr>
-      <w:rPr>
-        <w:color w:val="2E5FA3"/>
-      </w:rPr>
+        <w:ind w:left="300" w:hanging="200"/>
+      </w:pPr>
     </w:lvl>
-    <w:lvl w:ilvl="1" w:tplc="A126D004">
+    <w:lvl w:ilvl="1" w:tplc="B71430FC">
       <w:numFmt w:val="decimal"/>
       <w:lvlText w:val=""/>
       <w:lvlJc w:val="left"/>
     </w:lvl>
-    <w:lvl w:ilvl="2" w:tplc="B1AC82B8">
+    <w:lvl w:ilvl="2" w:tplc="C368DEEE">
       <w:numFmt w:val="decimal"/>
       <w:lvlText w:val=""/>
       <w:lvlJc w:val="left"/>
     </w:lvl>
-    <w:lvl w:ilvl="3" w:tplc="474817BA">
+    <w:lvl w:ilvl="3" w:tplc="E0D62136">
       <w:numFmt w:val="decimal"/>
       <w:lvlText w:val=""/>
       <w:lvlJc w:val="left"/>
     </w:lvl>
-    <w:lvl w:ilvl="4" w:tplc="B2C488DC">
+    <w:lvl w:ilvl="4" w:tplc="7B2E1198">
       <w:numFmt w:val="decimal"/>
       <w:lvlText w:val=""/>
       <w:lvlJc w:val="left"/>
     </w:lvl>
-    <w:lvl w:ilvl="5" w:tplc="E5A20A18">
+    <w:lvl w:ilvl="5" w:tplc="6F4C1264">
       <w:numFmt w:val="decimal"/>
       <w:lvlText w:val=""/>
       <w:lvlJc w:val="left"/>
     </w:lvl>
-    <w:lvl w:ilvl="6" w:tplc="8F56525A">
+    <w:lvl w:ilvl="6" w:tplc="05828B6A">
       <w:numFmt w:val="decimal"/>
       <w:lvlText w:val=""/>
       <w:lvlJc w:val="left"/>
     </w:lvl>
-    <w:lvl w:ilvl="7" w:tplc="BA2E3038">
+    <w:lvl w:ilvl="7" w:tplc="F3860B94">
       <w:numFmt w:val="decimal"/>
       <w:lvlText w:val=""/>
       <w:lvlJc w:val="left"/>
     </w:lvl>
-    <w:lvl w:ilvl="8" w:tplc="44DE7646">
+    <w:lvl w:ilvl="8" w:tplc="6CAEC876">
       <w:numFmt w:val="decimal"/>
       <w:lvlText w:val=""/>
       <w:lvlJc w:val="left"/>
     </w:lvl>
   </w:abstractNum>
-  <w:abstractNum w:abstractNumId="1" w15:restartNumberingAfterBreak="0">
-    <w:nsid w:val="165204BE"/>
-    <w:multiLevelType w:val="hybridMultilevel"/>
-    <w:tmpl w:val="4F7A6CDE"/>
-    <w:lvl w:ilvl="0" w:tplc="DBC46BC8">
-      <w:start w:val="1"/>
-      <w:numFmt w:val="bullet"/>
-      <w:lvlText w:val="●"/>
-      <w:lvlJc w:val="left"/>
-      <w:pPr>
-        <w:ind w:left="720" w:hanging="360"/>
-      </w:pPr>
-    </w:lvl>
-    <w:lvl w:ilvl="1" w:tplc="633A0914">
-      <w:start w:val="1"/>
-      <w:numFmt w:val="bullet"/>
-      <w:lvlText w:val="○"/>
-      <w:lvlJc w:val="left"/>
-      <w:pPr>
-        <w:ind w:left="1440" w:hanging="360"/>
-      </w:pPr>
-    </w:lvl>
-    <w:lvl w:ilvl="2" w:tplc="B49428B0">
-      <w:start w:val="1"/>
-      <w:numFmt w:val="bullet"/>
-      <w:lvlText w:val="■"/>
-      <w:lvlJc w:val="left"/>
-      <w:pPr>
-        <w:ind w:left="2160" w:hanging="360"/>
-      </w:pPr>
-    </w:lvl>
-    <w:lvl w:ilvl="3" w:tplc="34923274">
-      <w:start w:val="1"/>
-      <w:numFmt w:val="bullet"/>
-      <w:lvlText w:val="●"/>
-      <w:lvlJc w:val="left"/>
-      <w:pPr>
-        <w:ind w:left="2880" w:hanging="360"/>
-      </w:pPr>
-    </w:lvl>
-    <w:lvl w:ilvl="4" w:tplc="F01E3DEA">
-      <w:start w:val="1"/>
-      <w:numFmt w:val="bullet"/>
-      <w:lvlText w:val="○"/>
-      <w:lvlJc w:val="left"/>
-      <w:pPr>
-        <w:ind w:left="3600" w:hanging="360"/>
-      </w:pPr>
-    </w:lvl>
-    <w:lvl w:ilvl="5" w:tplc="8884AA06">
-      <w:start w:val="1"/>
-      <w:numFmt w:val="bullet"/>
-      <w:lvlText w:val="■"/>
-      <w:lvlJc w:val="left"/>
-      <w:pPr>
-        <w:ind w:left="4320" w:hanging="360"/>
-      </w:pPr>
-    </w:lvl>
-    <w:lvl w:ilvl="6" w:tplc="57107902">
-      <w:start w:val="1"/>
-      <w:numFmt w:val="bullet"/>
-      <w:lvlText w:val="●"/>
-      <w:lvlJc w:val="left"/>
-      <w:pPr>
-        <w:ind w:left="5040" w:hanging="360"/>
-      </w:pPr>
-    </w:lvl>
-    <w:lvl w:ilvl="7" w:tplc="9D4CDA4A">
-      <w:start w:val="1"/>
-      <w:numFmt w:val="bullet"/>
-      <w:lvlText w:val="●"/>
-      <w:lvlJc w:val="left"/>
-      <w:pPr>
-        <w:ind w:left="5760" w:hanging="360"/>
-      </w:pPr>
-    </w:lvl>
-    <w:lvl w:ilvl="8" w:tplc="F13422A4">
-      <w:start w:val="1"/>
-      <w:numFmt w:val="bullet"/>
-      <w:lvlText w:val="●"/>
-      <w:lvlJc w:val="left"/>
-      <w:pPr>
-        <w:ind w:left="6480" w:hanging="360"/>
-      </w:pPr>
-    </w:lvl>
-  </w:abstractNum>
-  <w:num w:numId="1" w16cid:durableId="485320617">
-    <w:abstractNumId w:val="1"/>
+  <w:num w:numId="1" w16cid:durableId="1951274522">
+    <w:abstractNumId w:val="0"/>
     <w:lvlOverride w:ilvl="0">
       <w:startOverride w:val="1"/>
     </w:lvlOverride>
   </w:num>
-  <w:num w:numId="2" w16cid:durableId="1145899959">
-    <w:abstractNumId w:val="0"/>
+  <w:num w:numId="2" w16cid:durableId="1872105969">
+    <w:abstractNumId w:val="1"/>
     <w:lvlOverride w:ilvl="0">
       <w:startOverride w:val="1"/>
     </w:lvlOverride>
@@ -1747,7 +1852,10 @@
   <w:docDefaults>
     <w:rPrDefault>
       <w:rPr>
-        <w:rFonts w:ascii="Arial" w:eastAsia="Arial" w:hAnsi="Arial" w:cs="Arial"/>
+        <w:rFonts w:ascii="Calibri" w:eastAsia="Calibri" w:hAnsi="Calibri" w:cs="Calibri"/>
+        <w:color w:val="3D3D3D"/>
+        <w:sz w:val="19"/>
+        <w:szCs w:val="19"/>
         <w:lang w:val="en-US" w:eastAsia="en-US" w:bidi="ar-SA"/>
       </w:rPr>
     </w:rPrDefault>
@@ -2291,6 +2399,10 @@
     <w:uiPriority w:val="99"/>
     <w:semiHidden/>
     <w:unhideWhenUsed/>
+    <w:rPr>
+      <w:sz w:val="20"/>
+      <w:szCs w:val="20"/>
+    </w:rPr>
   </w:style>
   <w:style w:type="character" w:customStyle="1" w:styleId="FootnoteTextChar">
     <w:name w:val="Footnote Text Char"/>
@@ -2318,6 +2430,10 @@
     <w:uiPriority w:val="99"/>
     <w:semiHidden/>
     <w:unhideWhenUsed/>
+    <w:rPr>
+      <w:sz w:val="20"/>
+      <w:szCs w:val="20"/>
+    </w:rPr>
   </w:style>
   <w:style w:type="character" w:customStyle="1" w:styleId="EndnoteTextChar">
     <w:name w:val="Endnote Text Char"/>

--- a/uploads/Butler_Jamie_Resume.docx
+++ b/uploads/Butler_Jamie_Resume.docx
@@ -1,6 +1,6 @@
 
 <file path=word/document.xml><?xml version="1.0" encoding="utf-8"?>
-<w:document xmlns:wpc="http://schemas.microsoft.com/office/word/2010/wordprocessingCanvas" xmlns:cx="http://schemas.microsoft.com/office/drawing/2014/chartex" xmlns:cx1="http://schemas.microsoft.com/office/drawing/2015/9/8/chartex" xmlns:cx2="http://schemas.microsoft.com/office/drawing/2015/10/21/chartex" xmlns:cx3="http://schemas.microsoft.com/office/drawing/2016/5/9/chartex" xmlns:cx4="http://schemas.microsoft.com/office/drawing/2016/5/10/chartex" xmlns:cx5="http://schemas.microsoft.com/office/drawing/2016/5/11/chartex" xmlns:cx6="http://schemas.microsoft.com/office/drawing/2016/5/12/chartex" xmlns:cx7="http://schemas.microsoft.com/office/drawing/2016/5/13/chartex" xmlns:cx8="http://schemas.microsoft.com/office/drawing/2016/5/14/chartex" xmlns:mc="http://schemas.openxmlformats.org/markup-compatibility/2006" xmlns:aink="http://schemas.microsoft.com/office/drawing/2016/ink" xmlns:am3d="http://schemas.microsoft.com/office/drawing/2017/model3d" xmlns:o="urn:schemas-microsoft-com:office:office" xmlns:oel="http://schemas.microsoft.com/office/2019/extlst" xmlns:r="http://schemas.openxmlformats.org/officeDocument/2006/relationships" xmlns:m="http://schemas.openxmlformats.org/officeDocument/2006/math" xmlns:v="urn:schemas-microsoft-com:vml" xmlns:wp14="http://schemas.microsoft.com/office/word/2010/wordprocessingDrawing" xmlns:wp="http://schemas.openxmlformats.org/drawingml/2006/wordprocessingDrawing" xmlns:w10="urn:schemas-microsoft-com:office:word" xmlns:w="http://schemas.openxmlformats.org/wordprocessingml/2006/main" xmlns:w14="http://schemas.microsoft.com/office/word/2010/wordml" xmlns:w15="http://schemas.microsoft.com/office/word/2012/wordml" xmlns:w16cex="http://schemas.microsoft.com/office/word/2018/wordml/cex" xmlns:w16cid="http://schemas.microsoft.com/office/word/2016/wordml/cid" xmlns:w16="http://schemas.microsoft.com/office/word/2018/wordml" xmlns:w16du="http://schemas.microsoft.com/office/word/2023/wordml/word16du" xmlns:w16sdtdh="http://schemas.microsoft.com/office/word/2020/wordml/sdtdatahash" xmlns:w16sdtfl="http://schemas.microsoft.com/office/word/2024/wordml/sdtformatlock" xmlns:w16se="http://schemas.microsoft.com/office/word/2015/wordml/symex" xmlns:wpg="http://schemas.microsoft.com/office/word/2010/wordprocessingGroup" xmlns:wpi="http://schemas.microsoft.com/office/word/2010/wordprocessingInk" xmlns:wne="http://schemas.microsoft.com/office/word/2006/wordml" xmlns:wps="http://schemas.microsoft.com/office/word/2010/wordprocessingShape" mc:Ignorable="w14 w15 w16se w16cid w16 w16cex w16sdtdh w16sdtfl w16du wp14">
+<w:document xmlns:wpc="http://schemas.microsoft.com/office/word/2010/wordprocessingCanvas" xmlns:cx="http://schemas.microsoft.com/office/drawing/2014/chartex" xmlns:cx1="http://schemas.microsoft.com/office/drawing/2015/9/8/chartex" xmlns:cx2="http://schemas.microsoft.com/office/drawing/2015/10/21/chartex" xmlns:cx3="http://schemas.microsoft.com/office/drawing/2016/5/9/chartex" xmlns:cx4="http://schemas.microsoft.com/office/drawing/2016/5/10/chartex" xmlns:cx5="http://schemas.microsoft.com/office/drawing/2016/5/11/chartex" xmlns:cx6="http://schemas.microsoft.com/office/drawing/2016/5/12/chartex" xmlns:cx7="http://schemas.microsoft.com/office/drawing/2016/5/13/chartex" xmlns:cx8="http://schemas.microsoft.com/office/drawing/2016/5/14/chartex" xmlns:mc="http://schemas.openxmlformats.org/markup-compatibility/2006" xmlns:m="http://schemas.openxmlformats.org/officeDocument/2006/math" xmlns:aink="http://schemas.microsoft.com/office/drawing/2016/ink" xmlns:am3d="http://schemas.microsoft.com/office/drawing/2017/model3d" xmlns:oel="http://schemas.microsoft.com/office/2019/extlst" xmlns:r="http://schemas.openxmlformats.org/officeDocument/2006/relationships" xmlns:wp14="http://schemas.microsoft.com/office/word/2010/wordprocessingDrawing" xmlns:wp="http://schemas.openxmlformats.org/drawingml/2006/wordprocessingDrawing" xmlns:wpg="http://schemas.microsoft.com/office/word/2010/wordprocessingGroup" xmlns:wpi="http://schemas.microsoft.com/office/word/2010/wordprocessingInk" xmlns:wps="http://schemas.microsoft.com/office/word/2010/wordprocessingShape" xmlns:o="urn:schemas-microsoft-com:office:office" xmlns:v="urn:schemas-microsoft-com:vml" xmlns:w10="urn:schemas-microsoft-com:office:word" xmlns:w="http://schemas.openxmlformats.org/wordprocessingml/2006/main" xmlns:w14="http://schemas.microsoft.com/office/word/2010/wordml" xmlns:w15="http://schemas.microsoft.com/office/word/2012/wordml" xmlns:w16cei="http://schemas.microsoft.com/office/word/2026/wordml/cei" xmlns:w16cex="http://schemas.microsoft.com/office/word/2018/wordml/cex" xmlns:w16cid="http://schemas.microsoft.com/office/word/2016/wordml/cid" xmlns:w16="http://schemas.microsoft.com/office/word/2018/wordml" xmlns:w16sdtdh="http://schemas.microsoft.com/office/word/2020/wordml/sdtdatahash" xmlns:w16sdtfl="http://schemas.microsoft.com/office/word/2024/wordml/sdtformatlock" xmlns:w16se="http://schemas.microsoft.com/office/word/2015/wordml/symex" xmlns:w16du="http://schemas.microsoft.com/office/word/2023/wordml/word16du" xmlns:wne="http://schemas.microsoft.com/office/word/2006/wordml" mc:Ignorable="w14 w15 w16se w16cid w16 w16cex w16sdtdh w16sdtfl w16du wp14">
   <w:body>
     <w:p>
       <w:pPr>
@@ -262,7 +262,13 @@
         <w:spacing w:after="40"/>
       </w:pPr>
       <w:r>
-        <w:t>For more than twenty years I’ve built the technology foundation that lets growing companies scale without scaling cost or complexity, across legal services, healthcare staffing, financial services, manufacturing, and retail. The work sits where value gets created: consolidating fragmented systems onto one connected platform, integrating acquisitions cleanly, taking out redundant vendor and license spend, and standing up the security and governance that hold up under scrutiny. I work at both ends of the problem, setting strategy in the leadership conversation and going hands-on in the architecture, so the plan and the build are the same thing.</w:t>
+        <w:t xml:space="preserve">For more than twenty years I’ve built the technology foundation that lets growing companies scale without scaling cost or complexity, across </w:t>
+      </w:r>
+      <w:r>
+        <w:t xml:space="preserve">insurance, </w:t>
+      </w:r>
+      <w:r>
+        <w:t>legal services, healthcare staffing, financial services, manufacturing, and retail. The work sits where value gets created: consolidating fragmented systems onto one connected platform, integrating acquisitions cleanly, taking out redundant vendor and license spend, and standing up the security and governance that hold up under scrutiny. I work at both ends of the problem, setting strategy in the leadership conversation and going hands-on in the architecture, so the plan and the build are the same thing.</w:t>
       </w:r>
     </w:p>
     <w:p>
@@ -457,7 +463,7 @@
           <w:sz w:val="21"/>
           <w:szCs w:val="21"/>
         </w:rPr>
-        <w:t>Latitude Legal</w:t>
+        <w:t>Applied Systems</w:t>
       </w:r>
     </w:p>
     <w:p>
@@ -476,7 +482,7 @@
           <w:sz w:val="20"/>
           <w:szCs w:val="20"/>
         </w:rPr>
-        <w:t>Senior Director of Technology</w:t>
+        <w:t>Vice President of End-User Computing</w:t>
       </w:r>
       <w:r>
         <w:rPr>
@@ -485,7 +491,38 @@
           <w:color w:val="5A5A5A"/>
         </w:rPr>
         <w:tab/>
-        <w:t>Apr 2024 – Present</w:t>
+      </w:r>
+      <w:r>
+        <w:rPr>
+          <w:i/>
+          <w:iCs/>
+          <w:color w:val="5A5A5A"/>
+        </w:rPr>
+        <w:t>Jul</w:t>
+      </w:r>
+      <w:r>
+        <w:rPr>
+          <w:i/>
+          <w:iCs/>
+          <w:color w:val="5A5A5A"/>
+        </w:rPr>
+        <w:t xml:space="preserve"> 202</w:t>
+      </w:r>
+      <w:r>
+        <w:rPr>
+          <w:i/>
+          <w:iCs/>
+          <w:color w:val="5A5A5A"/>
+        </w:rPr>
+        <w:t>6</w:t>
+      </w:r>
+      <w:r>
+        <w:rPr>
+          <w:i/>
+          <w:iCs/>
+          <w:color w:val="5A5A5A"/>
+        </w:rPr>
+        <w:t xml:space="preserve"> – Present</w:t>
       </w:r>
     </w:p>
     <w:p>
@@ -498,7 +535,61 @@
         <w:spacing w:after="20"/>
       </w:pPr>
       <w:r>
-        <w:t>Directed enterprise technology strategy and a 40+ person distributed organization, in-house, nearshore, and offshore, through rapid growth and four post-acquisition integrations.</w:t>
+        <w:t>Own the strategy, delivery, and operational excellence of the enterprise collaboration, service management, and communications platforms for a global insurance software leader, with EUC positioned as the organization's primary driver of AI adoption.</w:t>
+      </w:r>
+    </w:p>
+    <w:p>
+      <w:pPr>
+        <w:keepNext/>
+        <w:spacing w:before="90"/>
+      </w:pPr>
+      <w:bookmarkStart w:id="0" w:name="_Hlk235261071"/>
+      <w:r>
+        <w:rPr>
+          <w:rFonts w:ascii="Georgia" w:eastAsia="Georgia" w:hAnsi="Georgia" w:cs="Georgia"/>
+          <w:b/>
+          <w:bCs/>
+          <w:color w:val="1B3A6B"/>
+          <w:sz w:val="21"/>
+          <w:szCs w:val="21"/>
+        </w:rPr>
+        <w:t>Latitude Legal</w:t>
+      </w:r>
+    </w:p>
+    <w:p>
+      <w:pPr>
+        <w:keepNext/>
+        <w:tabs>
+          <w:tab w:val="right" w:pos="10080"/>
+        </w:tabs>
+        <w:spacing w:after="36"/>
+      </w:pPr>
+      <w:r>
+        <w:rPr>
+          <w:b/>
+          <w:bCs/>
+          <w:color w:val="000000"/>
+          <w:sz w:val="20"/>
+          <w:szCs w:val="20"/>
+        </w:rPr>
+        <w:t>Senior Director of Technology</w:t>
+      </w:r>
+      <w:r>
+        <w:rPr>
+          <w:i/>
+          <w:iCs/>
+          <w:color w:val="5A5A5A"/>
+        </w:rPr>
+        <w:tab/>
+        <w:t xml:space="preserve">Apr 2024 – </w:t>
+      </w:r>
+      <w:r>
+        <w:rPr>
+          <w:i/>
+          <w:iCs/>
+          <w:color w:val="5A5A5A"/>
+        </w:rPr>
+        <w:t>Jun 2026</w:t>
       </w:r>
     </w:p>
     <w:p>
@@ -511,15 +602,7 @@
         <w:spacing w:after="20"/>
       </w:pPr>
       <w:r>
-        <w:t xml:space="preserve">Moved the company off Bullhorn onto one Salesforce platform with </w:t>
-      </w:r>
-      <w:proofErr w:type="spellStart"/>
-      <w:r>
-        <w:t>Asymbl</w:t>
-      </w:r>
-      <w:proofErr w:type="spellEnd"/>
-      <w:r>
-        <w:t xml:space="preserve"> and an Experience Cloud candidate portal, replacing four disconnected systems, trimming roughly $80K a year in consolidation savings, and reducing reliance on an outside MSP.</w:t>
+        <w:t>Directed enterprise technology and a 40+ person distributed organization through rapid growth and four post-acquisition integrations.</w:t>
       </w:r>
     </w:p>
     <w:p>
@@ -532,7 +615,15 @@
         <w:spacing w:after="20"/>
       </w:pPr>
       <w:r>
-        <w:t>Re-architected a 150 to 500 user Microsoft 365 environment off hosted Exchange, with identity governance, SSO/MFA federation, permissions design, and a SharePoint intranet built in from the start.</w:t>
+        <w:t xml:space="preserve">Moved the company off Bullhorn onto one Salesforce platform with </w:t>
+      </w:r>
+      <w:proofErr w:type="spellStart"/>
+      <w:r>
+        <w:t>Asymbl</w:t>
+      </w:r>
+      <w:proofErr w:type="spellEnd"/>
+      <w:r>
+        <w:t xml:space="preserve"> and an Experience Cloud portal, replacing four disconnected systems and trimming roughly $80K a year.</w:t>
       </w:r>
     </w:p>
     <w:p>
@@ -545,7 +636,7 @@
         <w:spacing w:after="20"/>
       </w:pPr>
       <w:r>
-        <w:t>Built the security program from the ground up: a dedicated MSSP, endpoint protection, VPN, and the acceptable-use, incident-response, data-classification, and access-control policies behind it.</w:t>
+        <w:t>Re-architected a 150 to 500 user Microsoft 365 environment off hosted Exchange, with identity governance, SSO/MFA federation, and a SharePoint intranet built in.</w:t>
       </w:r>
     </w:p>
     <w:p>
@@ -558,7 +649,7 @@
         <w:spacing w:after="20"/>
       </w:pPr>
       <w:r>
-        <w:t>Automated the contract lifecycle with Ironclad CLM wired into Salesforce, and replaced Dialpad and an outside answering service with Zoom Phone and an AI IVR, cutting telephony spend by 90%.</w:t>
+        <w:t>Built the security program from the ground up: MSSP, endpoint protection, VPN, and the acceptable-use, incident-response, and access-control policies behind it.</w:t>
       </w:r>
     </w:p>
     <w:p>
@@ -571,9 +662,10 @@
         <w:spacing w:after="20"/>
       </w:pPr>
       <w:r>
-        <w:t>Engineered a Microsoft Forms and Power Automate onboarding system routing new hires to the right teams and Planner boards, clearing a persistent hiring bottleneck.</w:t>
-      </w:r>
-    </w:p>
+        <w:t>Automated the contract lifecycle with Ironclad wired into Salesforce, and replaced Dialpad plus an answering service with Zoom Phone and an AI IVR, cutting telephony spend 90%.</w:t>
+      </w:r>
+    </w:p>
+    <w:bookmarkEnd w:id="0"/>
     <w:p>
       <w:pPr>
         <w:keepNext/>
@@ -629,7 +721,7 @@
         <w:spacing w:after="20"/>
       </w:pPr>
       <w:r>
-        <w:t>Owned a technology budget above $1M end to end, managing vendors and the project portfolio across in-house, nearshore, and offshore teams, and reduced spend as the business grew.</w:t>
+        <w:t>Owned a technology budget above $1M, managing vendors and the project portfolio across in-house, nearshore, and offshore teams while reducing spend as the business grew.</w:t>
       </w:r>
     </w:p>
     <w:p>
@@ -642,7 +734,7 @@
         <w:spacing w:after="20"/>
       </w:pPr>
       <w:r>
-        <w:t>Consolidated BlueSky ATS and Salesforce CRM onto one Bullhorn platform, ending spreadsheet-based recruiting and unifying sales workflows.</w:t>
+        <w:t>Consolidated BlueSky ATS and Salesforce CRM onto one Bullhorn platform, and implemented ADP Workforce Now for payroll, benefits, and HR across a distributed clinical workforce.</w:t>
       </w:r>
     </w:p>
     <w:p>
@@ -655,15 +747,53 @@
         <w:spacing w:after="20"/>
       </w:pPr>
       <w:r>
-        <w:t xml:space="preserve">Implemented ADP Workforce Now for payroll, benefits, and HR across a distributed clinical workforce, and integrated </w:t>
-      </w:r>
-      <w:proofErr w:type="spellStart"/>
-      <w:r>
-        <w:t>AccuSource</w:t>
-      </w:r>
-      <w:proofErr w:type="spellEnd"/>
-      <w:r>
-        <w:t xml:space="preserve"> screening into Bullhorn so onboarding and compliance handoffs ran without manual steps.</w:t>
+        <w:lastRenderedPageBreak/>
+        <w:t>Built Bullhorn Canvas KPI pipelines for executive, board, and grant reporting, replacing manual data pulls with real-time dashboards.</w:t>
+      </w:r>
+    </w:p>
+    <w:p>
+      <w:pPr>
+        <w:keepNext/>
+        <w:spacing w:before="90"/>
+      </w:pPr>
+      <w:r>
+        <w:rPr>
+          <w:rFonts w:ascii="Georgia" w:eastAsia="Georgia" w:hAnsi="Georgia" w:cs="Georgia"/>
+          <w:b/>
+          <w:bCs/>
+          <w:color w:val="1B3A6B"/>
+          <w:sz w:val="21"/>
+          <w:szCs w:val="21"/>
+        </w:rPr>
+        <w:t>EOSG Resources, LLC</w:t>
+      </w:r>
+    </w:p>
+    <w:p>
+      <w:pPr>
+        <w:keepNext/>
+        <w:tabs>
+          <w:tab w:val="right" w:pos="10080"/>
+        </w:tabs>
+        <w:spacing w:after="36"/>
+      </w:pPr>
+      <w:r>
+        <w:rPr>
+          <w:b/>
+          <w:bCs/>
+          <w:color w:val="000000"/>
+          <w:sz w:val="20"/>
+          <w:szCs w:val="20"/>
+        </w:rPr>
+        <w:t>Director of Information Services</w:t>
+      </w:r>
+      <w:r>
+        <w:rPr>
+          <w:i/>
+          <w:iCs/>
+          <w:color w:val="5A5A5A"/>
+        </w:rPr>
+        <w:tab/>
+        <w:t>Oct 2014 – Apr 2022</w:t>
       </w:r>
     </w:p>
     <w:p>
@@ -676,8 +806,7 @@
         <w:spacing w:after="20"/>
       </w:pPr>
       <w:r>
-        <w:lastRenderedPageBreak/>
-        <w:t>Built Bullhorn Canvas KPI pipelines for executive, board, and grant reporting, replacing manual data pulls with real-time dashboards.</w:t>
+        <w:t>Designed an end-to-end ATS to payroll to ERP integration pipeline that eliminated manual data transfer across roughly 900 active clients.</w:t>
       </w:r>
     </w:p>
     <w:p>
@@ -690,52 +819,7 @@
         <w:spacing w:after="20"/>
       </w:pPr>
       <w:r>
-        <w:t>Moved telephony to Zoom Phone and consolidated Dropbox, Slack, and Zoom Meetings into Microsoft 365.</w:t>
-      </w:r>
-    </w:p>
-    <w:p>
-      <w:pPr>
-        <w:keepNext/>
-        <w:spacing w:before="90"/>
-      </w:pPr>
-      <w:r>
-        <w:rPr>
-          <w:rFonts w:ascii="Georgia" w:eastAsia="Georgia" w:hAnsi="Georgia" w:cs="Georgia"/>
-          <w:b/>
-          <w:bCs/>
-          <w:color w:val="1B3A6B"/>
-          <w:sz w:val="21"/>
-          <w:szCs w:val="21"/>
-        </w:rPr>
-        <w:t>EOSG Resources, LLC</w:t>
-      </w:r>
-    </w:p>
-    <w:p>
-      <w:pPr>
-        <w:keepNext/>
-        <w:tabs>
-          <w:tab w:val="right" w:pos="10080"/>
-        </w:tabs>
-        <w:spacing w:after="36"/>
-      </w:pPr>
-      <w:r>
-        <w:rPr>
-          <w:b/>
-          <w:bCs/>
-          <w:color w:val="000000"/>
-          <w:sz w:val="20"/>
-          <w:szCs w:val="20"/>
-        </w:rPr>
-        <w:t>Director of Information Services</w:t>
-      </w:r>
-      <w:r>
-        <w:rPr>
-          <w:i/>
-          <w:iCs/>
-          <w:color w:val="5A5A5A"/>
-        </w:rPr>
-        <w:tab/>
-        <w:t>Oct 2014 – Apr 2022</w:t>
+        <w:t>Led two ERP migrations, Oracle E-Business to Microsoft Dynamics and NetSuite to Sage Intacct, cutting month-end close from weeks to hours.</w:t>
       </w:r>
     </w:p>
     <w:p>
@@ -748,7 +832,72 @@
         <w:spacing w:after="20"/>
       </w:pPr>
       <w:r>
-        <w:t>Designed an end-to-end ATS to payroll to ERP integration pipeline that eliminated manual data transfer across recruiting, payroll, and finance, supporting roughly 900 active clients.</w:t>
+        <w:t>Built and sustained the enterprise stack through eight years of growth, led a 10-person field team, codified company-wide SOPs, and ran an internal MSP advising field-services clients at a CTO level.</w:t>
+      </w:r>
+    </w:p>
+    <w:p>
+      <w:pPr>
+        <w:keepNext/>
+        <w:spacing w:before="90"/>
+      </w:pPr>
+      <w:proofErr w:type="spellStart"/>
+      <w:r>
+        <w:rPr>
+          <w:rFonts w:ascii="Georgia" w:eastAsia="Georgia" w:hAnsi="Georgia" w:cs="Georgia"/>
+          <w:b/>
+          <w:bCs/>
+          <w:color w:val="1B3A6B"/>
+          <w:sz w:val="21"/>
+          <w:szCs w:val="21"/>
+        </w:rPr>
+        <w:t>Oreq</w:t>
+      </w:r>
+      <w:proofErr w:type="spellEnd"/>
+      <w:r>
+        <w:rPr>
+          <w:rFonts w:ascii="Georgia" w:eastAsia="Georgia" w:hAnsi="Georgia" w:cs="Georgia"/>
+          <w:b/>
+          <w:bCs/>
+          <w:color w:val="1B3A6B"/>
+          <w:sz w:val="21"/>
+          <w:szCs w:val="21"/>
+        </w:rPr>
+        <w:t xml:space="preserve"> Corporation</w:t>
+      </w:r>
+    </w:p>
+    <w:p>
+      <w:pPr>
+        <w:keepNext/>
+        <w:tabs>
+          <w:tab w:val="right" w:pos="10080"/>
+        </w:tabs>
+        <w:spacing w:after="36"/>
+      </w:pPr>
+      <w:r>
+        <w:rPr>
+          <w:b/>
+          <w:bCs/>
+          <w:color w:val="000000"/>
+          <w:sz w:val="20"/>
+          <w:szCs w:val="20"/>
+        </w:rPr>
+        <w:t>Interim Director of Technology</w:t>
+      </w:r>
+      <w:r>
+        <w:rPr>
+          <w:sz w:val="20"/>
+          <w:szCs w:val="20"/>
+        </w:rPr>
+        <w:t xml:space="preserve"> (Contract)</w:t>
+      </w:r>
+      <w:r>
+        <w:rPr>
+          <w:i/>
+          <w:iCs/>
+          <w:color w:val="5A5A5A"/>
+        </w:rPr>
+        <w:tab/>
+        <w:t>Feb 2013 – Apr 2014</w:t>
       </w:r>
     </w:p>
     <w:p>
@@ -761,15 +910,52 @@
         <w:spacing w:after="20"/>
       </w:pPr>
       <w:r>
-        <w:t xml:space="preserve">Led two ERP migrations, Oracle E-Business to Microsoft Dynamics and NetSuite to Sage Intacct, plus the Avionte to Bullhorn and </w:t>
-      </w:r>
-      <w:proofErr w:type="spellStart"/>
-      <w:r>
-        <w:t>PrismHR</w:t>
-      </w:r>
-      <w:proofErr w:type="spellEnd"/>
-      <w:r>
-        <w:t xml:space="preserve"> moves, cutting month-end close from weeks to hours.</w:t>
+        <w:t>Led a Macola ERP migration connecting manufacturing, procurement, and logistics, with executive dashboards.</w:t>
+      </w:r>
+    </w:p>
+    <w:p>
+      <w:pPr>
+        <w:keepNext/>
+        <w:spacing w:before="90"/>
+      </w:pPr>
+      <w:r>
+        <w:rPr>
+          <w:rFonts w:ascii="Georgia" w:eastAsia="Georgia" w:hAnsi="Georgia" w:cs="Georgia"/>
+          <w:b/>
+          <w:bCs/>
+          <w:color w:val="1B3A6B"/>
+          <w:sz w:val="21"/>
+          <w:szCs w:val="21"/>
+        </w:rPr>
+        <w:t>Cannon Fabrication, Inc.</w:t>
+      </w:r>
+    </w:p>
+    <w:p>
+      <w:pPr>
+        <w:keepNext/>
+        <w:tabs>
+          <w:tab w:val="right" w:pos="10080"/>
+        </w:tabs>
+        <w:spacing w:after="36"/>
+      </w:pPr>
+      <w:r>
+        <w:rPr>
+          <w:b/>
+          <w:bCs/>
+          <w:color w:val="000000"/>
+          <w:sz w:val="20"/>
+          <w:szCs w:val="20"/>
+        </w:rPr>
+        <w:t>Engineering &amp; IT Manager</w:t>
+      </w:r>
+      <w:r>
+        <w:rPr>
+          <w:i/>
+          <w:iCs/>
+          <w:color w:val="5A5A5A"/>
+        </w:rPr>
+        <w:tab/>
+        <w:t>Jan 2006 – Feb 2013</w:t>
       </w:r>
     </w:p>
     <w:p>
@@ -782,7 +968,7 @@
         <w:spacing w:after="20"/>
       </w:pPr>
       <w:r>
-        <w:t>Built and sustained the enterprise stack through eight years of growth, led a 10-person field team, codified company-wide SOPs, and ran an internal MSP advising field-services clients at a CTO level.</w:t>
+        <w:t>Migrated legacy DOS accounting to Sage MAS 300 ERP and moved engineering from AutoCAD to SolidWorks.</w:t>
       </w:r>
     </w:p>
     <w:p>
@@ -790,7 +976,6 @@
         <w:keepNext/>
         <w:spacing w:before="90"/>
       </w:pPr>
-      <w:proofErr w:type="spellStart"/>
       <w:r>
         <w:rPr>
           <w:rFonts w:ascii="Georgia" w:eastAsia="Georgia" w:hAnsi="Georgia" w:cs="Georgia"/>
@@ -800,19 +985,13 @@
           <w:sz w:val="21"/>
           <w:szCs w:val="21"/>
         </w:rPr>
-        <w:t>Oreq</w:t>
-      </w:r>
-      <w:proofErr w:type="spellEnd"/>
-      <w:r>
-        <w:rPr>
-          <w:rFonts w:ascii="Georgia" w:eastAsia="Georgia" w:hAnsi="Georgia" w:cs="Georgia"/>
-          <w:b/>
-          <w:bCs/>
-          <w:color w:val="1B3A6B"/>
-          <w:sz w:val="21"/>
-          <w:szCs w:val="21"/>
-        </w:rPr>
-        <w:t xml:space="preserve"> Corporation</w:t>
+        <w:t>Casablanca Fan Company</w:t>
+      </w:r>
+      <w:r>
+        <w:rPr>
+          <w:color w:val="5A5A5A"/>
+        </w:rPr>
+        <w:t xml:space="preserve"> (acquired by Hunter Fan Company)</w:t>
       </w:r>
     </w:p>
     <w:p>
@@ -831,14 +1010,7 @@
           <w:sz w:val="20"/>
           <w:szCs w:val="20"/>
         </w:rPr>
-        <w:t>Interim Director of Technology</w:t>
-      </w:r>
-      <w:r>
-        <w:rPr>
-          <w:sz w:val="20"/>
-          <w:szCs w:val="20"/>
-        </w:rPr>
-        <w:t xml:space="preserve"> (Contract)</w:t>
+        <w:t>Senior Data Analyst &amp; IT Manager</w:t>
       </w:r>
       <w:r>
         <w:rPr>
@@ -847,7 +1019,7 @@
           <w:color w:val="5A5A5A"/>
         </w:rPr>
         <w:tab/>
-        <w:t>Feb 2013 – Apr 2014</w:t>
+        <w:t>Jul 2005 – Nov 2006</w:t>
       </w:r>
     </w:p>
     <w:p>
@@ -860,7 +1032,7 @@
         <w:spacing w:after="20"/>
       </w:pPr>
       <w:r>
-        <w:t>Led a Macola ERP migration connecting manufacturing, procurement, and logistics, with executive dashboards.</w:t>
+        <w:t>Ran IT infrastructure and built the cross-functional reporting presented in leadership reviews.</w:t>
       </w:r>
     </w:p>
     <w:p>
@@ -877,7 +1049,7 @@
           <w:sz w:val="21"/>
           <w:szCs w:val="21"/>
         </w:rPr>
-        <w:t>Cannon Fabrication, Inc.</w:t>
+        <w:t>Anchor Blue Retail Group</w:t>
       </w:r>
     </w:p>
     <w:p>
@@ -896,7 +1068,14 @@
           <w:sz w:val="20"/>
           <w:szCs w:val="20"/>
         </w:rPr>
-        <w:t>Engineering &amp; IT Manager</w:t>
+        <w:t>Business Analyst</w:t>
+      </w:r>
+      <w:r>
+        <w:rPr>
+          <w:sz w:val="20"/>
+          <w:szCs w:val="20"/>
+        </w:rPr>
+        <w:t xml:space="preserve"> (Contract)</w:t>
       </w:r>
       <w:r>
         <w:rPr>
@@ -905,7 +1084,7 @@
           <w:color w:val="5A5A5A"/>
         </w:rPr>
         <w:tab/>
-        <w:t>Jan 2006 – Feb 2013</w:t>
+        <w:t>Mar 2005 – Jul 2005</w:t>
       </w:r>
     </w:p>
     <w:p>
@@ -918,7 +1097,7 @@
         <w:spacing w:after="20"/>
       </w:pPr>
       <w:r>
-        <w:t>Migrated legacy DOS accounting to Sage MAS 300 ERP and moved engineering from AutoCAD to SolidWorks.</w:t>
+        <w:t>Helped implement a $1M inventory and POS system across all retail locations.</w:t>
       </w:r>
     </w:p>
     <w:p>
@@ -935,13 +1114,7 @@
           <w:sz w:val="21"/>
           <w:szCs w:val="21"/>
         </w:rPr>
-        <w:t>Casablanca Fan Company</w:t>
-      </w:r>
-      <w:r>
-        <w:rPr>
-          <w:color w:val="5A5A5A"/>
-        </w:rPr>
-        <w:t xml:space="preserve"> (acquired by Hunter Fan Company)</w:t>
+        <w:t>ITT Technical Institute</w:t>
       </w:r>
     </w:p>
     <w:p>
@@ -960,7 +1133,7 @@
           <w:sz w:val="20"/>
           <w:szCs w:val="20"/>
         </w:rPr>
-        <w:t>Senior Data Analyst &amp; IT Manager</w:t>
+        <w:t>Network &amp; Systems Administrator</w:t>
       </w:r>
       <w:r>
         <w:rPr>
@@ -969,7 +1142,7 @@
           <w:color w:val="5A5A5A"/>
         </w:rPr>
         <w:tab/>
-        <w:t>Jul 2005 – Nov 2006</w:t>
+        <w:t>Dec 2003 – Mar 2005</w:t>
       </w:r>
     </w:p>
     <w:p>
@@ -982,129 +1155,6 @@
         <w:spacing w:after="20"/>
       </w:pPr>
       <w:r>
-        <w:t>Ran IT infrastructure and built the cross-functional reporting presented in leadership reviews.</w:t>
-      </w:r>
-    </w:p>
-    <w:p>
-      <w:pPr>
-        <w:keepNext/>
-        <w:spacing w:before="90"/>
-      </w:pPr>
-      <w:r>
-        <w:rPr>
-          <w:rFonts w:ascii="Georgia" w:eastAsia="Georgia" w:hAnsi="Georgia" w:cs="Georgia"/>
-          <w:b/>
-          <w:bCs/>
-          <w:color w:val="1B3A6B"/>
-          <w:sz w:val="21"/>
-          <w:szCs w:val="21"/>
-        </w:rPr>
-        <w:t>Anchor Blue Retail Group</w:t>
-      </w:r>
-    </w:p>
-    <w:p>
-      <w:pPr>
-        <w:keepNext/>
-        <w:tabs>
-          <w:tab w:val="right" w:pos="10080"/>
-        </w:tabs>
-        <w:spacing w:after="36"/>
-      </w:pPr>
-      <w:r>
-        <w:rPr>
-          <w:b/>
-          <w:bCs/>
-          <w:color w:val="000000"/>
-          <w:sz w:val="20"/>
-          <w:szCs w:val="20"/>
-        </w:rPr>
-        <w:t>Business Analyst</w:t>
-      </w:r>
-      <w:r>
-        <w:rPr>
-          <w:sz w:val="20"/>
-          <w:szCs w:val="20"/>
-        </w:rPr>
-        <w:t xml:space="preserve"> (Contract)</w:t>
-      </w:r>
-      <w:r>
-        <w:rPr>
-          <w:i/>
-          <w:iCs/>
-          <w:color w:val="5A5A5A"/>
-        </w:rPr>
-        <w:tab/>
-        <w:t>Mar 2005 – Jul 2005</w:t>
-      </w:r>
-    </w:p>
-    <w:p>
-      <w:pPr>
-        <w:pStyle w:val="ListParagraph"/>
-        <w:numPr>
-          <w:ilvl w:val="0"/>
-          <w:numId w:val="2"/>
-        </w:numPr>
-        <w:spacing w:after="20"/>
-      </w:pPr>
-      <w:r>
-        <w:t>Helped implement a $1M inventory and POS system across all retail locations.</w:t>
-      </w:r>
-    </w:p>
-    <w:p>
-      <w:pPr>
-        <w:keepNext/>
-        <w:spacing w:before="90"/>
-      </w:pPr>
-      <w:r>
-        <w:rPr>
-          <w:rFonts w:ascii="Georgia" w:eastAsia="Georgia" w:hAnsi="Georgia" w:cs="Georgia"/>
-          <w:b/>
-          <w:bCs/>
-          <w:color w:val="1B3A6B"/>
-          <w:sz w:val="21"/>
-          <w:szCs w:val="21"/>
-        </w:rPr>
-        <w:t>ITT Technical Institute</w:t>
-      </w:r>
-    </w:p>
-    <w:p>
-      <w:pPr>
-        <w:keepNext/>
-        <w:tabs>
-          <w:tab w:val="right" w:pos="10080"/>
-        </w:tabs>
-        <w:spacing w:after="36"/>
-      </w:pPr>
-      <w:r>
-        <w:rPr>
-          <w:b/>
-          <w:bCs/>
-          <w:color w:val="000000"/>
-          <w:sz w:val="20"/>
-          <w:szCs w:val="20"/>
-        </w:rPr>
-        <w:t>Network &amp; Systems Administrator</w:t>
-      </w:r>
-      <w:r>
-        <w:rPr>
-          <w:i/>
-          <w:iCs/>
-          <w:color w:val="5A5A5A"/>
-        </w:rPr>
-        <w:tab/>
-        <w:t>Dec 2003 – Mar 2005</w:t>
-      </w:r>
-    </w:p>
-    <w:p>
-      <w:pPr>
-        <w:pStyle w:val="ListParagraph"/>
-        <w:numPr>
-          <w:ilvl w:val="0"/>
-          <w:numId w:val="2"/>
-        </w:numPr>
-        <w:spacing w:after="20"/>
-      </w:pPr>
-      <w:r>
         <w:t>Built a custom student grade tracking database and led a campus network hardware migration.</w:t>
       </w:r>
     </w:p>
@@ -1656,7 +1706,7 @@
         </w:rPr>
         <w:t>Cloud Security · SSO/MFA · Identity Governance · GDPR · PCI DSS</w:t>
       </w:r>
-      <w:bookmarkStart w:id="0" w:name="_Hlk231974102"/>
+      <w:bookmarkStart w:id="1" w:name="_Hlk231974102"/>
       <w:r>
         <w:rPr>
           <w:sz w:val="18"/>
@@ -1664,7 +1714,7 @@
         </w:rPr>
         <w:t xml:space="preserve"> · </w:t>
       </w:r>
-      <w:bookmarkEnd w:id="0"/>
+      <w:bookmarkEnd w:id="1"/>
       <w:r>
         <w:rPr>
           <w:sz w:val="18"/>
@@ -1691,8 +1741,65 @@
 </file>
 
 <file path=word/numbering.xml><?xml version="1.0" encoding="utf-8"?>
-<w:numbering xmlns:wpc="http://schemas.microsoft.com/office/word/2010/wordprocessingCanvas" xmlns:cx="http://schemas.microsoft.com/office/drawing/2014/chartex" xmlns:cx1="http://schemas.microsoft.com/office/drawing/2015/9/8/chartex" xmlns:cx2="http://schemas.microsoft.com/office/drawing/2015/10/21/chartex" xmlns:cx3="http://schemas.microsoft.com/office/drawing/2016/5/9/chartex" xmlns:cx4="http://schemas.microsoft.com/office/drawing/2016/5/10/chartex" xmlns:cx5="http://schemas.microsoft.com/office/drawing/2016/5/11/chartex" xmlns:cx6="http://schemas.microsoft.com/office/drawing/2016/5/12/chartex" xmlns:cx7="http://schemas.microsoft.com/office/drawing/2016/5/13/chartex" xmlns:cx8="http://schemas.microsoft.com/office/drawing/2016/5/14/chartex" xmlns:mc="http://schemas.openxmlformats.org/markup-compatibility/2006" xmlns:aink="http://schemas.microsoft.com/office/drawing/2016/ink" xmlns:am3d="http://schemas.microsoft.com/office/drawing/2017/model3d" xmlns:o="urn:schemas-microsoft-com:office:office" xmlns:oel="http://schemas.microsoft.com/office/2019/extlst" xmlns:r="http://schemas.openxmlformats.org/officeDocument/2006/relationships" xmlns:m="http://schemas.openxmlformats.org/officeDocument/2006/math" xmlns:v="urn:schemas-microsoft-com:vml" xmlns:wp14="http://schemas.microsoft.com/office/word/2010/wordprocessingDrawing" xmlns:wp="http://schemas.openxmlformats.org/drawingml/2006/wordprocessingDrawing" xmlns:w10="urn:schemas-microsoft-com:office:word" xmlns:w="http://schemas.openxmlformats.org/wordprocessingml/2006/main" xmlns:w14="http://schemas.microsoft.com/office/word/2010/wordml" xmlns:w15="http://schemas.microsoft.com/office/word/2012/wordml" xmlns:w16cex="http://schemas.microsoft.com/office/word/2018/wordml/cex" xmlns:w16cid="http://schemas.microsoft.com/office/word/2016/wordml/cid" xmlns:w16="http://schemas.microsoft.com/office/word/2018/wordml" xmlns:w16du="http://schemas.microsoft.com/office/word/2023/wordml/word16du" xmlns:w16sdtdh="http://schemas.microsoft.com/office/word/2020/wordml/sdtdatahash" xmlns:w16sdtfl="http://schemas.microsoft.com/office/word/2024/wordml/sdtformatlock" xmlns:w16se="http://schemas.microsoft.com/office/word/2015/wordml/symex" xmlns:wpg="http://schemas.microsoft.com/office/word/2010/wordprocessingGroup" xmlns:wpi="http://schemas.microsoft.com/office/word/2010/wordprocessingInk" xmlns:wne="http://schemas.microsoft.com/office/word/2006/wordml" xmlns:wps="http://schemas.microsoft.com/office/word/2010/wordprocessingShape" mc:Ignorable="w14 w15 w16se w16cid w16 w16cex w16sdtdh w16sdtfl w16du wp14">
+<w:numbering xmlns:wpc="http://schemas.microsoft.com/office/word/2010/wordprocessingCanvas" xmlns:cx="http://schemas.microsoft.com/office/drawing/2014/chartex" xmlns:cx1="http://schemas.microsoft.com/office/drawing/2015/9/8/chartex" xmlns:cx2="http://schemas.microsoft.com/office/drawing/2015/10/21/chartex" xmlns:cx3="http://schemas.microsoft.com/office/drawing/2016/5/9/chartex" xmlns:cx4="http://schemas.microsoft.com/office/drawing/2016/5/10/chartex" xmlns:cx5="http://schemas.microsoft.com/office/drawing/2016/5/11/chartex" xmlns:cx6="http://schemas.microsoft.com/office/drawing/2016/5/12/chartex" xmlns:cx7="http://schemas.microsoft.com/office/drawing/2016/5/13/chartex" xmlns:cx8="http://schemas.microsoft.com/office/drawing/2016/5/14/chartex" xmlns:mc="http://schemas.openxmlformats.org/markup-compatibility/2006" xmlns:m="http://schemas.openxmlformats.org/officeDocument/2006/math" xmlns:aink="http://schemas.microsoft.com/office/drawing/2016/ink" xmlns:am3d="http://schemas.microsoft.com/office/drawing/2017/model3d" xmlns:oel="http://schemas.microsoft.com/office/2019/extlst" xmlns:r="http://schemas.openxmlformats.org/officeDocument/2006/relationships" xmlns:wp14="http://schemas.microsoft.com/office/word/2010/wordprocessingDrawing" xmlns:wp="http://schemas.openxmlformats.org/drawingml/2006/wordprocessingDrawing" xmlns:wpg="http://schemas.microsoft.com/office/word/2010/wordprocessingGroup" xmlns:wpi="http://schemas.microsoft.com/office/word/2010/wordprocessingInk" xmlns:wps="http://schemas.microsoft.com/office/word/2010/wordprocessingShape" xmlns:o="urn:schemas-microsoft-com:office:office" xmlns:v="urn:schemas-microsoft-com:vml" xmlns:w10="urn:schemas-microsoft-com:office:word" xmlns:w="http://schemas.openxmlformats.org/wordprocessingml/2006/main" xmlns:w14="http://schemas.microsoft.com/office/word/2010/wordml" xmlns:w15="http://schemas.microsoft.com/office/word/2012/wordml" xmlns:w16cei="http://schemas.microsoft.com/office/word/2026/wordml/cei" xmlns:w16cex="http://schemas.microsoft.com/office/word/2018/wordml/cex" xmlns:w16cid="http://schemas.microsoft.com/office/word/2016/wordml/cid" xmlns:w16="http://schemas.microsoft.com/office/word/2018/wordml" xmlns:w16sdtdh="http://schemas.microsoft.com/office/word/2020/wordml/sdtdatahash" xmlns:w16sdtfl="http://schemas.microsoft.com/office/word/2024/wordml/sdtformatlock" xmlns:w16se="http://schemas.microsoft.com/office/word/2015/wordml/symex" xmlns:w16du="http://schemas.microsoft.com/office/word/2023/wordml/word16du" xmlns:wne="http://schemas.microsoft.com/office/word/2006/wordml" mc:Ignorable="w14 w15 w16se w16cid w16 w16cex w16sdtdh w16sdtfl w16du wp14">
   <w:abstractNum w:abstractNumId="0" w15:restartNumberingAfterBreak="0">
+    <w:nsid w:val="0CEC60BB"/>
+    <w:multiLevelType w:val="hybridMultilevel"/>
+    <w:tmpl w:val="5978EA7A"/>
+    <w:lvl w:ilvl="0" w:tplc="FAD215C6">
+      <w:start w:val="1"/>
+      <w:numFmt w:val="bullet"/>
+      <w:lvlText w:val="•"/>
+      <w:lvlJc w:val="left"/>
+      <w:pPr>
+        <w:ind w:left="360" w:hanging="210"/>
+      </w:pPr>
+      <w:rPr>
+        <w:color w:val="2E5FA3"/>
+      </w:rPr>
+    </w:lvl>
+    <w:lvl w:ilvl="1" w:tplc="930CA2B8">
+      <w:numFmt w:val="decimal"/>
+      <w:lvlText w:val=""/>
+      <w:lvlJc w:val="left"/>
+    </w:lvl>
+    <w:lvl w:ilvl="2" w:tplc="DF1CF67C">
+      <w:numFmt w:val="decimal"/>
+      <w:lvlText w:val=""/>
+      <w:lvlJc w:val="left"/>
+    </w:lvl>
+    <w:lvl w:ilvl="3" w:tplc="7CDCA122">
+      <w:numFmt w:val="decimal"/>
+      <w:lvlText w:val=""/>
+      <w:lvlJc w:val="left"/>
+    </w:lvl>
+    <w:lvl w:ilvl="4" w:tplc="3ED03AA2">
+      <w:numFmt w:val="decimal"/>
+      <w:lvlText w:val=""/>
+      <w:lvlJc w:val="left"/>
+    </w:lvl>
+    <w:lvl w:ilvl="5" w:tplc="E162FDDA">
+      <w:numFmt w:val="decimal"/>
+      <w:lvlText w:val=""/>
+      <w:lvlJc w:val="left"/>
+    </w:lvl>
+    <w:lvl w:ilvl="6" w:tplc="4D8A14BC">
+      <w:numFmt w:val="decimal"/>
+      <w:lvlText w:val=""/>
+      <w:lvlJc w:val="left"/>
+    </w:lvl>
+    <w:lvl w:ilvl="7" w:tplc="AF8C1EF8">
+      <w:numFmt w:val="decimal"/>
+      <w:lvlText w:val=""/>
+      <w:lvlJc w:val="left"/>
+    </w:lvl>
+    <w:lvl w:ilvl="8" w:tplc="5D366190">
+      <w:numFmt w:val="decimal"/>
+      <w:lvlText w:val=""/>
+      <w:lvlJc w:val="left"/>
+    </w:lvl>
+  </w:abstractNum>
+  <w:abstractNum w:abstractNumId="1" w15:restartNumberingAfterBreak="0">
     <w:nsid w:val="60CC3C38"/>
     <w:multiLevelType w:val="hybridMultilevel"/>
     <w:tmpl w:val="FD6A60A2"/>
@@ -1778,7 +1885,7 @@
       </w:pPr>
     </w:lvl>
   </w:abstractNum>
-  <w:abstractNum w:abstractNumId="1" w15:restartNumberingAfterBreak="0">
+  <w:abstractNum w:abstractNumId="2" w15:restartNumberingAfterBreak="0">
     <w:nsid w:val="79563617"/>
     <w:multiLevelType w:val="hybridMultilevel"/>
     <w:tmpl w:val="82E28F8C"/>
@@ -1833,13 +1940,19 @@
     </w:lvl>
   </w:abstractNum>
   <w:num w:numId="1" w16cid:durableId="1951274522">
-    <w:abstractNumId w:val="0"/>
+    <w:abstractNumId w:val="1"/>
     <w:lvlOverride w:ilvl="0">
       <w:startOverride w:val="1"/>
     </w:lvlOverride>
   </w:num>
   <w:num w:numId="2" w16cid:durableId="1872105969">
-    <w:abstractNumId w:val="1"/>
+    <w:abstractNumId w:val="2"/>
+    <w:lvlOverride w:ilvl="0">
+      <w:startOverride w:val="1"/>
+    </w:lvlOverride>
+  </w:num>
+  <w:num w:numId="3" w16cid:durableId="1472096487">
+    <w:abstractNumId w:val="0"/>
     <w:lvlOverride w:ilvl="0">
       <w:startOverride w:val="1"/>
     </w:lvlOverride>
@@ -1848,7 +1961,7 @@
 </file>
 
 <file path=word/styles.xml><?xml version="1.0" encoding="utf-8"?>
-<w:styles xmlns:mc="http://schemas.openxmlformats.org/markup-compatibility/2006" xmlns:r="http://schemas.openxmlformats.org/officeDocument/2006/relationships" xmlns:w="http://schemas.openxmlformats.org/wordprocessingml/2006/main" xmlns:w14="http://schemas.microsoft.com/office/word/2010/wordml" xmlns:w15="http://schemas.microsoft.com/office/word/2012/wordml" xmlns:w16cex="http://schemas.microsoft.com/office/word/2018/wordml/cex" xmlns:w16cid="http://schemas.microsoft.com/office/word/2016/wordml/cid" xmlns:w16="http://schemas.microsoft.com/office/word/2018/wordml" xmlns:w16du="http://schemas.microsoft.com/office/word/2023/wordml/word16du" xmlns:w16sdtdh="http://schemas.microsoft.com/office/word/2020/wordml/sdtdatahash" xmlns:w16sdtfl="http://schemas.microsoft.com/office/word/2024/wordml/sdtformatlock" xmlns:w16se="http://schemas.microsoft.com/office/word/2015/wordml/symex" mc:Ignorable="w14 w15 w16se w16cid w16 w16cex w16sdtdh w16sdtfl w16du">
+<w:styles xmlns:mc="http://schemas.openxmlformats.org/markup-compatibility/2006" xmlns:r="http://schemas.openxmlformats.org/officeDocument/2006/relationships" xmlns:w="http://schemas.openxmlformats.org/wordprocessingml/2006/main" xmlns:w14="http://schemas.microsoft.com/office/word/2010/wordml" xmlns:w15="http://schemas.microsoft.com/office/word/2012/wordml" xmlns:w16cex="http://schemas.microsoft.com/office/word/2018/wordml/cex" xmlns:w16cid="http://schemas.microsoft.com/office/word/2016/wordml/cid" xmlns:w16="http://schemas.microsoft.com/office/word/2018/wordml" xmlns:w16sdtdh="http://schemas.microsoft.com/office/word/2020/wordml/sdtdatahash" xmlns:w16sdtfl="http://schemas.microsoft.com/office/word/2024/wordml/sdtformatlock" xmlns:w16se="http://schemas.microsoft.com/office/word/2015/wordml/symex" xmlns:w16du="http://schemas.microsoft.com/office/word/2023/wordml/word16du" mc:Ignorable="w14 w15 w16se w16cid w16 w16cex w16sdtdh w16sdtfl w16du">
   <w:docDefaults>
     <w:rPrDefault>
       <w:rPr>
@@ -2242,6 +2355,7 @@
   <w:style w:type="paragraph" w:default="1" w:styleId="Normal">
     <w:name w:val="Normal"/>
     <w:qFormat/>
+    <w:rsid w:val="00A34F96"/>
   </w:style>
   <w:style w:type="paragraph" w:styleId="Heading1">
     <w:name w:val="heading 1"/>
@@ -2330,7 +2444,6 @@
   <w:style w:type="character" w:default="1" w:styleId="DefaultParagraphFont">
     <w:name w:val="Default Paragraph Font"/>
     <w:uiPriority w:val="1"/>
-    <w:semiHidden/>
     <w:unhideWhenUsed/>
   </w:style>
   <w:style w:type="table" w:default="1" w:styleId="TableNormal">
